--- a/Prompt.docx
+++ b/Prompt.docx
@@ -184,20 +184,8 @@
           <w:szCs w:val="28"/>
           <w:lang w:val="en-GB"/>
         </w:rPr>
-        <w:t xml:space="preserve">Read configuration values from </w:t>
-      </w:r>
-      <w:proofErr w:type="spellStart"/>
-      <w:proofErr w:type="gramStart"/>
-      <w:r>
-        <w:rPr>
-          <w:sz w:val="28"/>
-          <w:szCs w:val="28"/>
-          <w:lang w:val="en-GB"/>
-        </w:rPr>
-        <w:t>appsettings.json</w:t>
-      </w:r>
-      <w:proofErr w:type="spellEnd"/>
-      <w:proofErr w:type="gramEnd"/>
+        <w:t>Read configuration values from appsettings.json</w:t>
+      </w:r>
     </w:p>
     <w:p>
       <w:pPr>
@@ -218,18 +206,8 @@
           <w:szCs w:val="28"/>
           <w:lang w:val="en-GB"/>
         </w:rPr>
-        <w:t xml:space="preserve">Call a public HTTP API using </w:t>
-      </w:r>
-      <w:proofErr w:type="spellStart"/>
-      <w:r>
-        <w:rPr>
-          <w:sz w:val="28"/>
-          <w:szCs w:val="28"/>
-          <w:lang w:val="en-GB"/>
-        </w:rPr>
-        <w:t>HttpClient</w:t>
-      </w:r>
-      <w:proofErr w:type="spellEnd"/>
+        <w:t>Call a public HTTP API using HttpClient</w:t>
+      </w:r>
     </w:p>
     <w:p>
       <w:pPr>
@@ -250,20 +228,8 @@
           <w:szCs w:val="28"/>
           <w:lang w:val="en-GB"/>
         </w:rPr>
-        <w:t xml:space="preserve">Deserialize the JSON response using </w:t>
-      </w:r>
-      <w:proofErr w:type="spellStart"/>
-      <w:proofErr w:type="gramStart"/>
-      <w:r>
-        <w:rPr>
-          <w:sz w:val="28"/>
-          <w:szCs w:val="28"/>
-          <w:lang w:val="en-GB"/>
-        </w:rPr>
-        <w:t>System.Text.Json</w:t>
-      </w:r>
-      <w:proofErr w:type="spellEnd"/>
-      <w:proofErr w:type="gramEnd"/>
+        <w:t>Deserialize the JSON response using System.Text.Json</w:t>
+      </w:r>
     </w:p>
     <w:p>
       <w:pPr>
@@ -389,21 +355,12 @@
           <w:szCs w:val="28"/>
         </w:rPr>
       </w:pPr>
-      <w:proofErr w:type="spellStart"/>
-      <w:r>
-        <w:rPr>
-          <w:sz w:val="28"/>
-          <w:szCs w:val="28"/>
-        </w:rPr>
-        <w:t>retrieving</w:t>
-      </w:r>
-      <w:proofErr w:type="spellEnd"/>
-      <w:r>
-        <w:rPr>
-          <w:sz w:val="28"/>
-          <w:szCs w:val="28"/>
-        </w:rPr>
-        <w:t xml:space="preserve"> </w:t>
+      <w:r>
+        <w:rPr>
+          <w:sz w:val="28"/>
+          <w:szCs w:val="28"/>
+        </w:rPr>
+        <w:t xml:space="preserve">retrieving </w:t>
       </w:r>
       <w:r>
         <w:rPr>
@@ -419,25 +376,8 @@
           <w:sz w:val="28"/>
           <w:szCs w:val="28"/>
         </w:rPr>
-        <w:t xml:space="preserve"> </w:t>
-      </w:r>
-      <w:proofErr w:type="spellStart"/>
-      <w:r>
-        <w:rPr>
-          <w:sz w:val="28"/>
-          <w:szCs w:val="28"/>
-        </w:rPr>
-        <w:t>from</w:t>
-      </w:r>
-      <w:proofErr w:type="spellEnd"/>
-      <w:r>
-        <w:rPr>
-          <w:sz w:val="28"/>
-          <w:szCs w:val="28"/>
-        </w:rPr>
-        <w:t xml:space="preserve"> </w:t>
-      </w:r>
-      <w:proofErr w:type="spellStart"/>
+        <w:t xml:space="preserve"> from </w:t>
+      </w:r>
       <w:r>
         <w:rPr>
           <w:b/>
@@ -447,23 +387,14 @@
         </w:rPr>
         <w:t>JSONPlaceholder</w:t>
       </w:r>
-      <w:proofErr w:type="spellEnd"/>
       <w:r>
         <w:rPr>
           <w:sz w:val="28"/>
           <w:szCs w:val="28"/>
         </w:rPr>
         <w:br/>
-      </w:r>
-      <w:proofErr w:type="spellStart"/>
-      <w:r>
-        <w:rPr>
-          <w:sz w:val="28"/>
-          <w:szCs w:val="28"/>
-        </w:rPr>
         <w:t>or</w:t>
       </w:r>
-      <w:proofErr w:type="spellEnd"/>
     </w:p>
     <w:p>
       <w:pPr>
@@ -477,23 +408,13 @@
           <w:szCs w:val="28"/>
         </w:rPr>
       </w:pPr>
-      <w:proofErr w:type="spellStart"/>
-      <w:r>
-        <w:rPr>
-          <w:sz w:val="28"/>
-          <w:szCs w:val="28"/>
-        </w:rPr>
-        <w:t>retrieving</w:t>
-      </w:r>
-      <w:proofErr w:type="spellEnd"/>
-      <w:r>
-        <w:rPr>
-          <w:sz w:val="28"/>
-          <w:szCs w:val="28"/>
-        </w:rPr>
-        <w:t xml:space="preserve"> </w:t>
-      </w:r>
-      <w:proofErr w:type="spellStart"/>
+      <w:r>
+        <w:rPr>
+          <w:sz w:val="28"/>
+          <w:szCs w:val="28"/>
+        </w:rPr>
+        <w:t xml:space="preserve">retrieving </w:t>
+      </w:r>
       <w:r>
         <w:rPr>
           <w:b/>
@@ -503,31 +424,13 @@
         </w:rPr>
         <w:t>users</w:t>
       </w:r>
-      <w:proofErr w:type="spellEnd"/>
-      <w:r>
-        <w:rPr>
-          <w:sz w:val="28"/>
-          <w:szCs w:val="28"/>
-        </w:rPr>
-        <w:t xml:space="preserve"> </w:t>
-      </w:r>
-      <w:proofErr w:type="spellStart"/>
-      <w:r>
-        <w:rPr>
-          <w:sz w:val="28"/>
-          <w:szCs w:val="28"/>
-        </w:rPr>
-        <w:t>from</w:t>
-      </w:r>
-      <w:proofErr w:type="spellEnd"/>
-      <w:r>
-        <w:rPr>
-          <w:sz w:val="28"/>
-          <w:szCs w:val="28"/>
-        </w:rPr>
-        <w:t xml:space="preserve"> </w:t>
-      </w:r>
-      <w:proofErr w:type="spellStart"/>
+      <w:r>
+        <w:rPr>
+          <w:sz w:val="28"/>
+          <w:szCs w:val="28"/>
+        </w:rPr>
+        <w:t xml:space="preserve"> from </w:t>
+      </w:r>
       <w:r>
         <w:rPr>
           <w:b/>
@@ -537,7 +440,6 @@
         </w:rPr>
         <w:t>JSONPlaceholder</w:t>
       </w:r>
-      <w:proofErr w:type="spellEnd"/>
     </w:p>
     <w:p>
       <w:pPr>
@@ -620,96 +522,58 @@
         <w:rPr>
           <w:sz w:val="28"/>
           <w:szCs w:val="28"/>
-        </w:rPr>
-      </w:pPr>
-    </w:p>
-    <w:p>
-      <w:pPr>
-        <w:spacing w:after="0" w:line="240" w:lineRule="auto"/>
-        <w:rPr>
-          <w:sz w:val="28"/>
-          <w:szCs w:val="28"/>
-        </w:rPr>
-      </w:pPr>
-      <w:proofErr w:type="spellStart"/>
-      <w:r>
-        <w:rPr>
-          <w:sz w:val="28"/>
-          <w:szCs w:val="28"/>
-        </w:rPr>
-        <w:t>Follow</w:t>
-      </w:r>
-      <w:proofErr w:type="spellEnd"/>
-      <w:r>
-        <w:rPr>
-          <w:sz w:val="28"/>
-          <w:szCs w:val="28"/>
-        </w:rPr>
-        <w:t xml:space="preserve"> </w:t>
-      </w:r>
-      <w:proofErr w:type="spellStart"/>
-      <w:r>
-        <w:rPr>
-          <w:sz w:val="28"/>
-          <w:szCs w:val="28"/>
-        </w:rPr>
-        <w:t>these</w:t>
-      </w:r>
-      <w:proofErr w:type="spellEnd"/>
-      <w:r>
-        <w:rPr>
-          <w:sz w:val="28"/>
-          <w:szCs w:val="28"/>
-        </w:rPr>
-        <w:t xml:space="preserve"> </w:t>
-      </w:r>
-      <w:proofErr w:type="spellStart"/>
-      <w:r>
-        <w:rPr>
-          <w:sz w:val="28"/>
-          <w:szCs w:val="28"/>
-        </w:rPr>
-        <w:t>exact</w:t>
-      </w:r>
-      <w:proofErr w:type="spellEnd"/>
-      <w:r>
-        <w:rPr>
-          <w:sz w:val="28"/>
-          <w:szCs w:val="28"/>
-        </w:rPr>
-        <w:t xml:space="preserve"> </w:t>
-      </w:r>
-      <w:proofErr w:type="spellStart"/>
-      <w:r>
-        <w:rPr>
-          <w:sz w:val="28"/>
-          <w:szCs w:val="28"/>
-        </w:rPr>
-        <w:t>requirements</w:t>
-      </w:r>
-      <w:proofErr w:type="spellEnd"/>
-      <w:r>
-        <w:rPr>
-          <w:sz w:val="28"/>
-          <w:szCs w:val="28"/>
-        </w:rPr>
-        <w:t>:</w:t>
-      </w:r>
-    </w:p>
-    <w:p>
-      <w:pPr>
-        <w:numPr>
-          <w:ilvl w:val="0"/>
-          <w:numId w:val="3"/>
-        </w:numPr>
-        <w:spacing w:after="0" w:line="240" w:lineRule="auto"/>
-        <w:rPr>
-          <w:sz w:val="28"/>
-          <w:szCs w:val="28"/>
-        </w:rPr>
-      </w:pPr>
-      <w:r>
-        <w:rPr>
+          <w:lang w:val="en-GB"/>
+        </w:rPr>
+      </w:pPr>
+    </w:p>
+    <w:p>
+      <w:pPr>
+        <w:spacing w:after="0" w:line="240" w:lineRule="auto"/>
+        <w:rPr>
+          <w:sz w:val="28"/>
+          <w:szCs w:val="28"/>
+        </w:rPr>
+      </w:pPr>
+      <w:r>
+        <w:rPr>
+          <w:sz w:val="28"/>
+          <w:szCs w:val="28"/>
+        </w:rPr>
+        <w:t>Follow these exact requirements:</w:t>
+      </w:r>
+    </w:p>
+    <w:p>
+      <w:pPr>
+        <w:spacing w:after="0" w:line="240" w:lineRule="auto"/>
+        <w:rPr>
+          <w:sz w:val="28"/>
+          <w:szCs w:val="28"/>
+        </w:rPr>
+      </w:pPr>
+    </w:p>
+    <w:p>
+      <w:pPr>
+        <w:spacing w:after="0" w:line="240" w:lineRule="auto"/>
+        <w:rPr>
+          <w:b/>
+          <w:bCs/>
+          <w:sz w:val="28"/>
+          <w:szCs w:val="28"/>
+        </w:rPr>
+      </w:pPr>
+      <w:r>
+        <w:rPr>
+          <w:b/>
+          <w:bCs/>
+          <w:sz w:val="28"/>
+          <w:szCs w:val="28"/>
+        </w:rPr>
+        <w:t xml:space="preserve">1. </w:t>
+      </w:r>
+      <w:r>
+        <w:rPr>
+          <w:b/>
+          <w:bCs/>
           <w:sz w:val="28"/>
           <w:szCs w:val="28"/>
         </w:rPr>
@@ -725,6 +589,16 @@
           <w:lang w:val="en-GB"/>
         </w:rPr>
       </w:pPr>
+    </w:p>
+    <w:p>
+      <w:pPr>
+        <w:spacing w:after="0" w:line="240" w:lineRule="auto"/>
+        <w:rPr>
+          <w:sz w:val="28"/>
+          <w:szCs w:val="28"/>
+          <w:lang w:val="en-GB"/>
+        </w:rPr>
+      </w:pPr>
       <w:r>
         <w:rPr>
           <w:sz w:val="28"/>
@@ -733,16 +607,16 @@
         </w:rPr>
         <w:t xml:space="preserve">Build a console app called </w:t>
       </w:r>
-      <w:proofErr w:type="spellStart"/>
-      <w:r>
-        <w:rPr>
+      <w:r>
+        <w:rPr>
+          <w:b/>
+          <w:bCs/>
           <w:sz w:val="28"/>
           <w:szCs w:val="28"/>
           <w:lang w:val="en-GB"/>
         </w:rPr>
         <w:t>RealDataServiceDemo</w:t>
       </w:r>
-      <w:proofErr w:type="spellEnd"/>
       <w:r>
         <w:rPr>
           <w:sz w:val="28"/>
@@ -758,6 +632,16 @@
         <w:rPr>
           <w:sz w:val="28"/>
           <w:szCs w:val="28"/>
+          <w:lang w:val="en-GB"/>
+        </w:rPr>
+      </w:pPr>
+    </w:p>
+    <w:p>
+      <w:pPr>
+        <w:spacing w:after="0" w:line="240" w:lineRule="auto"/>
+        <w:rPr>
+          <w:sz w:val="28"/>
+          <w:szCs w:val="28"/>
         </w:rPr>
       </w:pPr>
       <w:r>
@@ -767,37 +651,21 @@
         </w:rPr>
         <w:t xml:space="preserve">The </w:t>
       </w:r>
-      <w:proofErr w:type="gramStart"/>
-      <w:r>
-        <w:rPr>
+      <w:r>
+        <w:rPr>
+          <w:b/>
+          <w:bCs/>
           <w:sz w:val="28"/>
           <w:szCs w:val="28"/>
         </w:rPr>
         <w:t>app</w:t>
       </w:r>
-      <w:proofErr w:type="gramEnd"/>
-      <w:r>
-        <w:rPr>
-          <w:sz w:val="28"/>
-          <w:szCs w:val="28"/>
-        </w:rPr>
-        <w:t xml:space="preserve"> </w:t>
-      </w:r>
-      <w:proofErr w:type="spellStart"/>
-      <w:r>
-        <w:rPr>
-          <w:sz w:val="28"/>
-          <w:szCs w:val="28"/>
-        </w:rPr>
-        <w:t>should</w:t>
-      </w:r>
-      <w:proofErr w:type="spellEnd"/>
-      <w:r>
-        <w:rPr>
-          <w:sz w:val="28"/>
-          <w:szCs w:val="28"/>
-        </w:rPr>
-        <w:t>:</w:t>
+      <w:r>
+        <w:rPr>
+          <w:sz w:val="28"/>
+          <w:szCs w:val="28"/>
+        </w:rPr>
+        <w:t xml:space="preserve"> should:</w:t>
       </w:r>
     </w:p>
     <w:p>
@@ -817,51 +685,8 @@
           <w:sz w:val="28"/>
           <w:szCs w:val="28"/>
         </w:rPr>
-        <w:t xml:space="preserve">load </w:t>
-      </w:r>
-      <w:proofErr w:type="spellStart"/>
-      <w:r>
-        <w:rPr>
-          <w:sz w:val="28"/>
-          <w:szCs w:val="28"/>
-        </w:rPr>
-        <w:t>configuration</w:t>
-      </w:r>
-      <w:proofErr w:type="spellEnd"/>
-      <w:r>
-        <w:rPr>
-          <w:sz w:val="28"/>
-          <w:szCs w:val="28"/>
-        </w:rPr>
-        <w:t xml:space="preserve"> </w:t>
-      </w:r>
-      <w:proofErr w:type="spellStart"/>
-      <w:r>
-        <w:rPr>
-          <w:sz w:val="28"/>
-          <w:szCs w:val="28"/>
-        </w:rPr>
-        <w:t>from</w:t>
-      </w:r>
-      <w:proofErr w:type="spellEnd"/>
-      <w:r>
-        <w:rPr>
-          <w:sz w:val="28"/>
-          <w:szCs w:val="28"/>
-        </w:rPr>
-        <w:t xml:space="preserve"> </w:t>
-      </w:r>
-      <w:proofErr w:type="spellStart"/>
-      <w:proofErr w:type="gramStart"/>
-      <w:r>
-        <w:rPr>
-          <w:sz w:val="28"/>
-          <w:szCs w:val="28"/>
-        </w:rPr>
-        <w:t>appsettings.json</w:t>
-      </w:r>
-      <w:proofErr w:type="spellEnd"/>
-      <w:proofErr w:type="gramEnd"/>
+        <w:t>load configuration from appsettings.json</w:t>
+      </w:r>
     </w:p>
     <w:p>
       <w:pPr>
@@ -897,31 +722,13 @@
           <w:szCs w:val="28"/>
         </w:rPr>
       </w:pPr>
-      <w:proofErr w:type="spellStart"/>
-      <w:r>
-        <w:rPr>
-          <w:sz w:val="28"/>
-          <w:szCs w:val="28"/>
-        </w:rPr>
-        <w:t>call</w:t>
-      </w:r>
-      <w:proofErr w:type="spellEnd"/>
-      <w:r>
-        <w:rPr>
-          <w:sz w:val="28"/>
-          <w:szCs w:val="28"/>
-        </w:rPr>
-        <w:t xml:space="preserve"> the remote API </w:t>
-      </w:r>
-      <w:proofErr w:type="spellStart"/>
-      <w:r>
-        <w:rPr>
-          <w:sz w:val="28"/>
-          <w:szCs w:val="28"/>
-        </w:rPr>
-        <w:t>asynchronously</w:t>
-      </w:r>
-      <w:proofErr w:type="spellEnd"/>
+      <w:r>
+        <w:rPr>
+          <w:sz w:val="28"/>
+          <w:szCs w:val="28"/>
+        </w:rPr>
+        <w:t>call the remote API asynchronously</w:t>
+      </w:r>
     </w:p>
     <w:p>
       <w:pPr>
@@ -986,6 +793,7 @@
           <w:szCs w:val="28"/>
           <w:lang w:val="en-GB"/>
         </w:rPr>
+        <w:lastRenderedPageBreak/>
         <w:t>project the results into a simplified output model</w:t>
       </w:r>
     </w:p>
@@ -1035,24 +843,52 @@
     </w:p>
     <w:p>
       <w:pPr>
-        <w:numPr>
-          <w:ilvl w:val="0"/>
-          <w:numId w:val="5"/>
-        </w:numPr>
-        <w:spacing w:after="0" w:line="240" w:lineRule="auto"/>
-        <w:rPr>
-          <w:sz w:val="28"/>
-          <w:szCs w:val="28"/>
-        </w:rPr>
-      </w:pPr>
-      <w:r>
-        <w:rPr>
-          <w:sz w:val="28"/>
-          <w:szCs w:val="28"/>
-        </w:rPr>
-        <w:lastRenderedPageBreak/>
+        <w:spacing w:after="0" w:line="240" w:lineRule="auto"/>
+        <w:ind w:left="720"/>
+        <w:rPr>
+          <w:sz w:val="28"/>
+          <w:szCs w:val="28"/>
+          <w:lang w:val="en-GB"/>
+        </w:rPr>
+      </w:pPr>
+    </w:p>
+    <w:p>
+      <w:pPr>
+        <w:spacing w:after="0" w:line="240" w:lineRule="auto"/>
+        <w:rPr>
+          <w:b/>
+          <w:bCs/>
+          <w:sz w:val="28"/>
+          <w:szCs w:val="28"/>
+        </w:rPr>
+      </w:pPr>
+      <w:r>
+        <w:rPr>
+          <w:b/>
+          <w:bCs/>
+          <w:sz w:val="28"/>
+          <w:szCs w:val="28"/>
+        </w:rPr>
+        <w:t xml:space="preserve">2. </w:t>
+      </w:r>
+      <w:r>
+        <w:rPr>
+          <w:b/>
+          <w:bCs/>
+          <w:sz w:val="28"/>
+          <w:szCs w:val="28"/>
+        </w:rPr>
         <w:t>TECHNICAL REQUIREMENTS</w:t>
       </w:r>
+    </w:p>
+    <w:p>
+      <w:pPr>
+        <w:spacing w:after="0" w:line="240" w:lineRule="auto"/>
+        <w:rPr>
+          <w:sz w:val="28"/>
+          <w:szCs w:val="28"/>
+        </w:rPr>
+      </w:pPr>
     </w:p>
     <w:p>
       <w:pPr>
@@ -1122,7 +958,6 @@
           <w:szCs w:val="28"/>
         </w:rPr>
       </w:pPr>
-      <w:proofErr w:type="spellStart"/>
       <w:r>
         <w:rPr>
           <w:sz w:val="28"/>
@@ -1130,7 +965,6 @@
         </w:rPr>
         <w:t>HttpClient</w:t>
       </w:r>
-      <w:proofErr w:type="spellEnd"/>
     </w:p>
     <w:p>
       <w:pPr>
@@ -1144,8 +978,6 @@
           <w:szCs w:val="28"/>
         </w:rPr>
       </w:pPr>
-      <w:proofErr w:type="spellStart"/>
-      <w:proofErr w:type="gramStart"/>
       <w:r>
         <w:rPr>
           <w:sz w:val="28"/>
@@ -1153,8 +985,6 @@
         </w:rPr>
         <w:t>System.Text.Json</w:t>
       </w:r>
-      <w:proofErr w:type="spellEnd"/>
-      <w:proofErr w:type="gramEnd"/>
     </w:p>
     <w:p>
       <w:pPr>
@@ -1168,8 +998,6 @@
           <w:szCs w:val="28"/>
         </w:rPr>
       </w:pPr>
-      <w:proofErr w:type="spellStart"/>
-      <w:proofErr w:type="gramStart"/>
       <w:r>
         <w:rPr>
           <w:sz w:val="28"/>
@@ -1177,8 +1005,6 @@
         </w:rPr>
         <w:t>Microsoft.Extensions.Configuration</w:t>
       </w:r>
-      <w:proofErr w:type="spellEnd"/>
-      <w:proofErr w:type="gramEnd"/>
     </w:p>
     <w:p>
       <w:pPr>
@@ -1192,8 +1018,6 @@
           <w:szCs w:val="28"/>
         </w:rPr>
       </w:pPr>
-      <w:proofErr w:type="spellStart"/>
-      <w:proofErr w:type="gramStart"/>
       <w:r>
         <w:rPr>
           <w:sz w:val="28"/>
@@ -1201,8 +1025,6 @@
         </w:rPr>
         <w:t>Microsoft.Extensions.Configuration.Json</w:t>
       </w:r>
-      <w:proofErr w:type="spellEnd"/>
-      <w:proofErr w:type="gramEnd"/>
     </w:p>
     <w:p>
       <w:pPr>
@@ -1216,8 +1038,6 @@
           <w:szCs w:val="28"/>
         </w:rPr>
       </w:pPr>
-      <w:proofErr w:type="spellStart"/>
-      <w:proofErr w:type="gramStart"/>
       <w:r>
         <w:rPr>
           <w:sz w:val="28"/>
@@ -1225,8 +1045,6 @@
         </w:rPr>
         <w:t>Microsoft.Extensions.Logging</w:t>
       </w:r>
-      <w:proofErr w:type="spellEnd"/>
-      <w:proofErr w:type="gramEnd"/>
     </w:p>
     <w:p>
       <w:pPr>
@@ -1240,8 +1058,6 @@
           <w:szCs w:val="28"/>
         </w:rPr>
       </w:pPr>
-      <w:proofErr w:type="spellStart"/>
-      <w:proofErr w:type="gramStart"/>
       <w:r>
         <w:rPr>
           <w:sz w:val="28"/>
@@ -1249,8 +1065,16 @@
         </w:rPr>
         <w:t>Microsoft.Extensions.Logging.Console</w:t>
       </w:r>
-      <w:proofErr w:type="spellEnd"/>
-      <w:proofErr w:type="gramEnd"/>
+    </w:p>
+    <w:p>
+      <w:pPr>
+        <w:spacing w:after="0" w:line="240" w:lineRule="auto"/>
+        <w:rPr>
+          <w:sz w:val="28"/>
+          <w:szCs w:val="28"/>
+          <w:lang w:val="en-GB"/>
+        </w:rPr>
+      </w:pPr>
     </w:p>
     <w:p>
       <w:pPr>
@@ -1276,6 +1100,24 @@
           <w:lang w:val="en-GB"/>
         </w:rPr>
         <w:br/>
+      </w:r>
+    </w:p>
+    <w:p>
+      <w:pPr>
+        <w:spacing w:after="0" w:line="240" w:lineRule="auto"/>
+        <w:jc w:val="both"/>
+        <w:rPr>
+          <w:sz w:val="28"/>
+          <w:szCs w:val="28"/>
+          <w:lang w:val="en-GB"/>
+        </w:rPr>
+      </w:pPr>
+      <w:r>
+        <w:rPr>
+          <w:sz w:val="28"/>
+          <w:szCs w:val="28"/>
+          <w:lang w:val="en-GB"/>
+        </w:rPr>
         <w:t>Do not use dependency injection containers unless truly necessary.</w:t>
       </w:r>
       <w:r>
@@ -1285,46 +1127,75 @@
           <w:lang w:val="en-GB"/>
         </w:rPr>
         <w:br/>
-        <w:t xml:space="preserve">Keep it as a console </w:t>
-      </w:r>
-      <w:proofErr w:type="gramStart"/>
-      <w:r>
-        <w:rPr>
-          <w:sz w:val="28"/>
-          <w:szCs w:val="28"/>
-          <w:lang w:val="en-GB"/>
-        </w:rPr>
-        <w:t>application, but</w:t>
-      </w:r>
-      <w:proofErr w:type="gramEnd"/>
-      <w:r>
-        <w:rPr>
-          <w:sz w:val="28"/>
-          <w:szCs w:val="28"/>
-          <w:lang w:val="en-GB"/>
-        </w:rPr>
-        <w:t xml:space="preserve"> use a clean and professional structure.</w:t>
-      </w:r>
-    </w:p>
-    <w:p>
-      <w:pPr>
-        <w:numPr>
-          <w:ilvl w:val="0"/>
-          <w:numId w:val="7"/>
-        </w:numPr>
-        <w:spacing w:after="0" w:line="240" w:lineRule="auto"/>
-        <w:rPr>
-          <w:sz w:val="28"/>
-          <w:szCs w:val="28"/>
-        </w:rPr>
-      </w:pPr>
-      <w:r>
-        <w:rPr>
+      </w:r>
+    </w:p>
+    <w:p>
+      <w:pPr>
+        <w:spacing w:after="0" w:line="240" w:lineRule="auto"/>
+        <w:jc w:val="both"/>
+        <w:rPr>
+          <w:sz w:val="28"/>
+          <w:szCs w:val="28"/>
+          <w:lang w:val="en-GB"/>
+        </w:rPr>
+      </w:pPr>
+      <w:r>
+        <w:rPr>
+          <w:sz w:val="28"/>
+          <w:szCs w:val="28"/>
+          <w:lang w:val="en-GB"/>
+        </w:rPr>
+        <w:t>Keep it as a console application, but use a clean and professional structure.</w:t>
+      </w:r>
+    </w:p>
+    <w:p>
+      <w:pPr>
+        <w:spacing w:after="0" w:line="240" w:lineRule="auto"/>
+        <w:rPr>
+          <w:sz w:val="28"/>
+          <w:szCs w:val="28"/>
+          <w:lang w:val="en-GB"/>
+        </w:rPr>
+      </w:pPr>
+    </w:p>
+    <w:p>
+      <w:pPr>
+        <w:spacing w:after="0" w:line="240" w:lineRule="auto"/>
+        <w:rPr>
+          <w:b/>
+          <w:bCs/>
+          <w:sz w:val="28"/>
+          <w:szCs w:val="28"/>
+        </w:rPr>
+      </w:pPr>
+      <w:r>
+        <w:rPr>
+          <w:b/>
+          <w:bCs/>
+          <w:sz w:val="28"/>
+          <w:szCs w:val="28"/>
+        </w:rPr>
+        <w:t xml:space="preserve">3. </w:t>
+      </w:r>
+      <w:r>
+        <w:rPr>
+          <w:b/>
+          <w:bCs/>
           <w:sz w:val="28"/>
           <w:szCs w:val="28"/>
         </w:rPr>
         <w:t>FILE STRUCTURE</w:t>
       </w:r>
+    </w:p>
+    <w:p>
+      <w:pPr>
+        <w:spacing w:after="0" w:line="240" w:lineRule="auto"/>
+        <w:rPr>
+          <w:sz w:val="28"/>
+          <w:szCs w:val="28"/>
+          <w:lang w:val="en-GB"/>
+        </w:rPr>
+      </w:pPr>
     </w:p>
     <w:p>
       <w:pPr>
@@ -1356,7 +1227,6 @@
           <w:szCs w:val="28"/>
         </w:rPr>
       </w:pPr>
-      <w:proofErr w:type="spellStart"/>
       <w:r>
         <w:rPr>
           <w:sz w:val="28"/>
@@ -1364,7 +1234,6 @@
         </w:rPr>
         <w:t>Program.cs</w:t>
       </w:r>
-      <w:proofErr w:type="spellEnd"/>
     </w:p>
     <w:p>
       <w:pPr>
@@ -1378,8 +1247,6 @@
           <w:szCs w:val="28"/>
         </w:rPr>
       </w:pPr>
-      <w:proofErr w:type="spellStart"/>
-      <w:proofErr w:type="gramStart"/>
       <w:r>
         <w:rPr>
           <w:sz w:val="28"/>
@@ -1387,8 +1254,6 @@
         </w:rPr>
         <w:t>appsettings.json</w:t>
       </w:r>
-      <w:proofErr w:type="spellEnd"/>
-      <w:proofErr w:type="gramEnd"/>
     </w:p>
     <w:p>
       <w:pPr>
@@ -1402,31 +1267,13 @@
           <w:szCs w:val="28"/>
         </w:rPr>
       </w:pPr>
-      <w:proofErr w:type="spellStart"/>
-      <w:r>
-        <w:rPr>
-          <w:sz w:val="28"/>
-          <w:szCs w:val="28"/>
-        </w:rPr>
-        <w:t>Models</w:t>
-      </w:r>
-      <w:proofErr w:type="spellEnd"/>
-      <w:r>
-        <w:rPr>
-          <w:sz w:val="28"/>
-          <w:szCs w:val="28"/>
-        </w:rPr>
-        <w:t>/</w:t>
-      </w:r>
-      <w:proofErr w:type="spellStart"/>
-      <w:r>
-        <w:rPr>
-          <w:sz w:val="28"/>
-          <w:szCs w:val="28"/>
-        </w:rPr>
-        <w:t>Post.cs</w:t>
-      </w:r>
-      <w:proofErr w:type="spellEnd"/>
+      <w:r>
+        <w:rPr>
+          <w:sz w:val="28"/>
+          <w:szCs w:val="28"/>
+        </w:rPr>
+        <w:t>Models/Post.cs</w:t>
+      </w:r>
     </w:p>
     <w:p>
       <w:pPr>
@@ -1440,31 +1287,13 @@
           <w:szCs w:val="28"/>
         </w:rPr>
       </w:pPr>
-      <w:proofErr w:type="spellStart"/>
-      <w:r>
-        <w:rPr>
-          <w:sz w:val="28"/>
-          <w:szCs w:val="28"/>
-        </w:rPr>
-        <w:t>Models</w:t>
-      </w:r>
-      <w:proofErr w:type="spellEnd"/>
-      <w:r>
-        <w:rPr>
-          <w:sz w:val="28"/>
-          <w:szCs w:val="28"/>
-        </w:rPr>
-        <w:t>/</w:t>
-      </w:r>
-      <w:proofErr w:type="spellStart"/>
-      <w:r>
-        <w:rPr>
-          <w:sz w:val="28"/>
-          <w:szCs w:val="28"/>
-        </w:rPr>
-        <w:t>ProcessedPost.cs</w:t>
-      </w:r>
-      <w:proofErr w:type="spellEnd"/>
+      <w:r>
+        <w:rPr>
+          <w:sz w:val="28"/>
+          <w:szCs w:val="28"/>
+        </w:rPr>
+        <w:t>Models/ProcessedPost.cs</w:t>
+      </w:r>
     </w:p>
     <w:p>
       <w:pPr>
@@ -1478,31 +1307,13 @@
           <w:szCs w:val="28"/>
         </w:rPr>
       </w:pPr>
-      <w:proofErr w:type="spellStart"/>
-      <w:r>
-        <w:rPr>
-          <w:sz w:val="28"/>
-          <w:szCs w:val="28"/>
-        </w:rPr>
-        <w:t>Services</w:t>
-      </w:r>
-      <w:proofErr w:type="spellEnd"/>
-      <w:r>
-        <w:rPr>
-          <w:sz w:val="28"/>
-          <w:szCs w:val="28"/>
-        </w:rPr>
-        <w:t>/</w:t>
-      </w:r>
-      <w:proofErr w:type="spellStart"/>
-      <w:r>
-        <w:rPr>
-          <w:sz w:val="28"/>
-          <w:szCs w:val="28"/>
-        </w:rPr>
-        <w:t>ApiService.cs</w:t>
-      </w:r>
-      <w:proofErr w:type="spellEnd"/>
+      <w:r>
+        <w:rPr>
+          <w:sz w:val="28"/>
+          <w:szCs w:val="28"/>
+        </w:rPr>
+        <w:t>Services/ApiService.cs</w:t>
+      </w:r>
     </w:p>
     <w:p>
       <w:pPr>
@@ -1516,46 +1327,47 @@
           <w:szCs w:val="28"/>
         </w:rPr>
       </w:pPr>
-      <w:proofErr w:type="spellStart"/>
-      <w:r>
-        <w:rPr>
-          <w:sz w:val="28"/>
-          <w:szCs w:val="28"/>
-        </w:rPr>
-        <w:t>Services</w:t>
-      </w:r>
-      <w:proofErr w:type="spellEnd"/>
-      <w:r>
-        <w:rPr>
-          <w:sz w:val="28"/>
-          <w:szCs w:val="28"/>
-        </w:rPr>
-        <w:t>/</w:t>
-      </w:r>
-      <w:proofErr w:type="spellStart"/>
-      <w:r>
-        <w:rPr>
-          <w:sz w:val="28"/>
-          <w:szCs w:val="28"/>
-        </w:rPr>
-        <w:t>FileService.cs</w:t>
-      </w:r>
-      <w:proofErr w:type="spellEnd"/>
-    </w:p>
-    <w:p>
-      <w:pPr>
-        <w:numPr>
-          <w:ilvl w:val="0"/>
-          <w:numId w:val="9"/>
-        </w:numPr>
-        <w:spacing w:after="0" w:line="240" w:lineRule="auto"/>
-        <w:rPr>
-          <w:sz w:val="28"/>
-          <w:szCs w:val="28"/>
-        </w:rPr>
-      </w:pPr>
-      <w:r>
-        <w:rPr>
+      <w:r>
+        <w:rPr>
+          <w:sz w:val="28"/>
+          <w:szCs w:val="28"/>
+        </w:rPr>
+        <w:t>Services/FileService.cs</w:t>
+      </w:r>
+    </w:p>
+    <w:p>
+      <w:pPr>
+        <w:spacing w:after="0" w:line="240" w:lineRule="auto"/>
+        <w:ind w:left="720"/>
+        <w:rPr>
+          <w:sz w:val="28"/>
+          <w:szCs w:val="28"/>
+        </w:rPr>
+      </w:pPr>
+    </w:p>
+    <w:p>
+      <w:pPr>
+        <w:spacing w:after="0" w:line="240" w:lineRule="auto"/>
+        <w:rPr>
+          <w:b/>
+          <w:bCs/>
+          <w:sz w:val="28"/>
+          <w:szCs w:val="28"/>
+        </w:rPr>
+      </w:pPr>
+      <w:r>
+        <w:rPr>
+          <w:b/>
+          <w:bCs/>
+          <w:sz w:val="28"/>
+          <w:szCs w:val="28"/>
+        </w:rPr>
+        <w:t xml:space="preserve">4. </w:t>
+      </w:r>
+      <w:r>
+        <w:rPr>
+          <w:b/>
+          <w:bCs/>
           <w:sz w:val="28"/>
           <w:szCs w:val="28"/>
         </w:rPr>
@@ -1570,37 +1382,30 @@
           <w:szCs w:val="28"/>
         </w:rPr>
       </w:pPr>
-      <w:proofErr w:type="spellStart"/>
-      <w:r>
-        <w:rPr>
+    </w:p>
+    <w:p>
+      <w:pPr>
+        <w:spacing w:after="0" w:line="240" w:lineRule="auto"/>
+        <w:rPr>
+          <w:sz w:val="28"/>
+          <w:szCs w:val="28"/>
+        </w:rPr>
+      </w:pPr>
+      <w:r>
+        <w:rPr>
+          <w:b/>
+          <w:bCs/>
           <w:sz w:val="28"/>
           <w:szCs w:val="28"/>
         </w:rPr>
         <w:t>Program.cs</w:t>
       </w:r>
-      <w:proofErr w:type="spellEnd"/>
-      <w:r>
-        <w:rPr>
-          <w:sz w:val="28"/>
-          <w:szCs w:val="28"/>
-        </w:rPr>
-        <w:t xml:space="preserve"> </w:t>
-      </w:r>
-      <w:proofErr w:type="spellStart"/>
-      <w:r>
-        <w:rPr>
-          <w:sz w:val="28"/>
-          <w:szCs w:val="28"/>
-        </w:rPr>
-        <w:t>should</w:t>
-      </w:r>
-      <w:proofErr w:type="spellEnd"/>
-      <w:r>
-        <w:rPr>
-          <w:sz w:val="28"/>
-          <w:szCs w:val="28"/>
-        </w:rPr>
-        <w:t>:</w:t>
+      <w:r>
+        <w:rPr>
+          <w:sz w:val="28"/>
+          <w:szCs w:val="28"/>
+        </w:rPr>
+        <w:t xml:space="preserve"> should:</w:t>
       </w:r>
     </w:p>
     <w:p>
@@ -1615,65 +1420,13 @@
           <w:szCs w:val="28"/>
         </w:rPr>
       </w:pPr>
-      <w:proofErr w:type="spellStart"/>
-      <w:r>
-        <w:rPr>
-          <w:sz w:val="28"/>
-          <w:szCs w:val="28"/>
-        </w:rPr>
-        <w:t>build</w:t>
-      </w:r>
-      <w:proofErr w:type="spellEnd"/>
-      <w:r>
-        <w:rPr>
-          <w:sz w:val="28"/>
-          <w:szCs w:val="28"/>
-        </w:rPr>
-        <w:t xml:space="preserve"> </w:t>
-      </w:r>
-      <w:proofErr w:type="spellStart"/>
-      <w:r>
-        <w:rPr>
-          <w:sz w:val="28"/>
-          <w:szCs w:val="28"/>
-        </w:rPr>
-        <w:t>configuration</w:t>
-      </w:r>
-      <w:proofErr w:type="spellEnd"/>
-      <w:r>
-        <w:rPr>
-          <w:sz w:val="28"/>
-          <w:szCs w:val="28"/>
-        </w:rPr>
-        <w:t xml:space="preserve"> </w:t>
-      </w:r>
-      <w:proofErr w:type="spellStart"/>
-      <w:r>
-        <w:rPr>
-          <w:sz w:val="28"/>
-          <w:szCs w:val="28"/>
-        </w:rPr>
-        <w:t>from</w:t>
-      </w:r>
-      <w:proofErr w:type="spellEnd"/>
-      <w:r>
-        <w:rPr>
-          <w:sz w:val="28"/>
-          <w:szCs w:val="28"/>
-        </w:rPr>
-        <w:t xml:space="preserve"> </w:t>
-      </w:r>
-      <w:proofErr w:type="spellStart"/>
-      <w:proofErr w:type="gramStart"/>
-      <w:r>
-        <w:rPr>
-          <w:sz w:val="28"/>
-          <w:szCs w:val="28"/>
-        </w:rPr>
-        <w:t>appsettings.json</w:t>
-      </w:r>
-      <w:proofErr w:type="spellEnd"/>
-      <w:proofErr w:type="gramEnd"/>
+      <w:r>
+        <w:rPr>
+          <w:sz w:val="28"/>
+          <w:szCs w:val="28"/>
+        </w:rPr>
+        <w:t>build configuration from appsettings.json</w:t>
+      </w:r>
     </w:p>
     <w:p>
       <w:pPr>
@@ -1692,33 +1445,8 @@
           <w:sz w:val="28"/>
           <w:szCs w:val="28"/>
         </w:rPr>
-        <w:t xml:space="preserve">configure </w:t>
-      </w:r>
-      <w:proofErr w:type="spellStart"/>
-      <w:r>
-        <w:rPr>
-          <w:sz w:val="28"/>
-          <w:szCs w:val="28"/>
-        </w:rPr>
-        <w:t>console</w:t>
-      </w:r>
-      <w:proofErr w:type="spellEnd"/>
-      <w:r>
-        <w:rPr>
-          <w:sz w:val="28"/>
-          <w:szCs w:val="28"/>
-        </w:rPr>
-        <w:t xml:space="preserve"> </w:t>
-      </w:r>
-      <w:proofErr w:type="spellStart"/>
-      <w:r>
-        <w:rPr>
-          <w:sz w:val="28"/>
-          <w:szCs w:val="28"/>
-        </w:rPr>
-        <w:t>logging</w:t>
-      </w:r>
-      <w:proofErr w:type="spellEnd"/>
+        <w:t>configure console logging</w:t>
+      </w:r>
     </w:p>
     <w:p>
       <w:pPr>
@@ -1732,53 +1460,12 @@
           <w:szCs w:val="28"/>
         </w:rPr>
       </w:pPr>
-      <w:proofErr w:type="spellStart"/>
-      <w:r>
-        <w:rPr>
-          <w:sz w:val="28"/>
-          <w:szCs w:val="28"/>
-        </w:rPr>
-        <w:t>read</w:t>
-      </w:r>
-      <w:proofErr w:type="spellEnd"/>
-      <w:r>
-        <w:rPr>
-          <w:sz w:val="28"/>
-          <w:szCs w:val="28"/>
-        </w:rPr>
-        <w:t xml:space="preserve"> </w:t>
-      </w:r>
-      <w:proofErr w:type="spellStart"/>
-      <w:r>
-        <w:rPr>
-          <w:sz w:val="28"/>
-          <w:szCs w:val="28"/>
-        </w:rPr>
-        <w:t>values</w:t>
-      </w:r>
-      <w:proofErr w:type="spellEnd"/>
-      <w:r>
-        <w:rPr>
-          <w:sz w:val="28"/>
-          <w:szCs w:val="28"/>
-        </w:rPr>
-        <w:t xml:space="preserve"> </w:t>
-      </w:r>
-      <w:proofErr w:type="spellStart"/>
-      <w:r>
-        <w:rPr>
-          <w:sz w:val="28"/>
-          <w:szCs w:val="28"/>
-        </w:rPr>
-        <w:t>such</w:t>
-      </w:r>
-      <w:proofErr w:type="spellEnd"/>
-      <w:r>
-        <w:rPr>
-          <w:sz w:val="28"/>
-          <w:szCs w:val="28"/>
-        </w:rPr>
-        <w:t xml:space="preserve"> as:</w:t>
+      <w:r>
+        <w:rPr>
+          <w:sz w:val="28"/>
+          <w:szCs w:val="28"/>
+        </w:rPr>
+        <w:t>read values such as:</w:t>
       </w:r>
     </w:p>
     <w:p>
@@ -1793,8 +1480,6 @@
           <w:szCs w:val="28"/>
         </w:rPr>
       </w:pPr>
-      <w:proofErr w:type="spellStart"/>
-      <w:proofErr w:type="gramStart"/>
       <w:r>
         <w:rPr>
           <w:sz w:val="28"/>
@@ -1802,8 +1487,6 @@
         </w:rPr>
         <w:t>ApiSettings:BaseUrl</w:t>
       </w:r>
-      <w:proofErr w:type="spellEnd"/>
-      <w:proofErr w:type="gramEnd"/>
     </w:p>
     <w:p>
       <w:pPr>
@@ -1817,17 +1500,14 @@
           <w:szCs w:val="28"/>
         </w:rPr>
       </w:pPr>
-      <w:proofErr w:type="spellStart"/>
-      <w:proofErr w:type="gramStart"/>
-      <w:r>
-        <w:rPr>
-          <w:sz w:val="28"/>
-          <w:szCs w:val="28"/>
-        </w:rPr>
+      <w:r>
+        <w:rPr>
+          <w:sz w:val="28"/>
+          <w:szCs w:val="28"/>
+        </w:rPr>
+        <w:lastRenderedPageBreak/>
         <w:t>ApiSettings:PostsEndpoint</w:t>
       </w:r>
-      <w:proofErr w:type="spellEnd"/>
-      <w:proofErr w:type="gramEnd"/>
     </w:p>
     <w:p>
       <w:pPr>
@@ -1841,8 +1521,6 @@
           <w:szCs w:val="28"/>
         </w:rPr>
       </w:pPr>
-      <w:proofErr w:type="spellStart"/>
-      <w:proofErr w:type="gramStart"/>
       <w:r>
         <w:rPr>
           <w:sz w:val="28"/>
@@ -1850,8 +1528,6 @@
         </w:rPr>
         <w:t>OutputSettings:OutputFilePath</w:t>
       </w:r>
-      <w:proofErr w:type="spellEnd"/>
-      <w:proofErr w:type="gramEnd"/>
     </w:p>
     <w:p>
       <w:pPr>
@@ -1865,31 +1541,13 @@
           <w:szCs w:val="28"/>
         </w:rPr>
       </w:pPr>
-      <w:proofErr w:type="spellStart"/>
-      <w:r>
-        <w:rPr>
-          <w:sz w:val="28"/>
-          <w:szCs w:val="28"/>
-        </w:rPr>
-        <w:t>call</w:t>
-      </w:r>
-      <w:proofErr w:type="spellEnd"/>
-      <w:r>
-        <w:rPr>
-          <w:sz w:val="28"/>
-          <w:szCs w:val="28"/>
-        </w:rPr>
-        <w:t xml:space="preserve"> the API </w:t>
-      </w:r>
-      <w:proofErr w:type="spellStart"/>
-      <w:r>
-        <w:rPr>
-          <w:sz w:val="28"/>
-          <w:szCs w:val="28"/>
-        </w:rPr>
-        <w:t>service</w:t>
-      </w:r>
-      <w:proofErr w:type="spellEnd"/>
+      <w:r>
+        <w:rPr>
+          <w:sz w:val="28"/>
+          <w:szCs w:val="28"/>
+        </w:rPr>
+        <w:t>call the API service</w:t>
+      </w:r>
     </w:p>
     <w:p>
       <w:pPr>
@@ -1903,21 +1561,12 @@
           <w:szCs w:val="28"/>
         </w:rPr>
       </w:pPr>
-      <w:proofErr w:type="spellStart"/>
-      <w:r>
-        <w:rPr>
-          <w:sz w:val="28"/>
-          <w:szCs w:val="28"/>
-        </w:rPr>
-        <w:t>process</w:t>
-      </w:r>
-      <w:proofErr w:type="spellEnd"/>
-      <w:r>
-        <w:rPr>
-          <w:sz w:val="28"/>
-          <w:szCs w:val="28"/>
-        </w:rPr>
-        <w:t xml:space="preserve"> the data</w:t>
+      <w:r>
+        <w:rPr>
+          <w:sz w:val="28"/>
+          <w:szCs w:val="28"/>
+        </w:rPr>
+        <w:t>process the data</w:t>
       </w:r>
     </w:p>
     <w:p>
@@ -1932,21 +1581,12 @@
           <w:szCs w:val="28"/>
         </w:rPr>
       </w:pPr>
-      <w:proofErr w:type="spellStart"/>
-      <w:r>
-        <w:rPr>
-          <w:sz w:val="28"/>
-          <w:szCs w:val="28"/>
-        </w:rPr>
-        <w:t>save</w:t>
-      </w:r>
-      <w:proofErr w:type="spellEnd"/>
-      <w:r>
-        <w:rPr>
-          <w:sz w:val="28"/>
-          <w:szCs w:val="28"/>
-        </w:rPr>
-        <w:t xml:space="preserve"> the output file</w:t>
+      <w:r>
+        <w:rPr>
+          <w:sz w:val="28"/>
+          <w:szCs w:val="28"/>
+        </w:rPr>
+        <w:t>save the output file</w:t>
       </w:r>
     </w:p>
     <w:p>
@@ -1961,47 +1601,13 @@
           <w:szCs w:val="28"/>
         </w:rPr>
       </w:pPr>
-      <w:proofErr w:type="spellStart"/>
-      <w:r>
-        <w:rPr>
-          <w:sz w:val="28"/>
-          <w:szCs w:val="28"/>
-        </w:rPr>
-        <w:t>handle</w:t>
-      </w:r>
-      <w:proofErr w:type="spellEnd"/>
-      <w:r>
-        <w:rPr>
-          <w:sz w:val="28"/>
-          <w:szCs w:val="28"/>
-        </w:rPr>
-        <w:t xml:space="preserve"> </w:t>
-      </w:r>
-      <w:proofErr w:type="spellStart"/>
-      <w:r>
-        <w:rPr>
-          <w:sz w:val="28"/>
-          <w:szCs w:val="28"/>
-        </w:rPr>
-        <w:t>exceptions</w:t>
-      </w:r>
-      <w:proofErr w:type="spellEnd"/>
-      <w:r>
-        <w:rPr>
-          <w:sz w:val="28"/>
-          <w:szCs w:val="28"/>
-        </w:rPr>
-        <w:t xml:space="preserve"> </w:t>
-      </w:r>
-      <w:proofErr w:type="spellStart"/>
-      <w:r>
-        <w:rPr>
-          <w:sz w:val="28"/>
-          <w:szCs w:val="28"/>
-        </w:rPr>
-        <w:t>gracefully</w:t>
-      </w:r>
-      <w:proofErr w:type="spellEnd"/>
+      <w:r>
+        <w:rPr>
+          <w:sz w:val="28"/>
+          <w:szCs w:val="28"/>
+        </w:rPr>
+        <w:t>handle exceptions gracefully</w:t>
+      </w:r>
     </w:p>
     <w:p>
       <w:pPr>
@@ -2029,41 +1635,36 @@
       <w:pPr>
         <w:spacing w:after="0" w:line="240" w:lineRule="auto"/>
         <w:rPr>
-          <w:sz w:val="28"/>
-          <w:szCs w:val="28"/>
-        </w:rPr>
-      </w:pPr>
-      <w:proofErr w:type="spellStart"/>
-      <w:r>
-        <w:rPr>
+          <w:b/>
+          <w:bCs/>
+          <w:sz w:val="28"/>
+          <w:szCs w:val="28"/>
+        </w:rPr>
+      </w:pPr>
+    </w:p>
+    <w:p>
+      <w:pPr>
+        <w:spacing w:after="0" w:line="240" w:lineRule="auto"/>
+        <w:rPr>
+          <w:sz w:val="28"/>
+          <w:szCs w:val="28"/>
+        </w:rPr>
+      </w:pPr>
+      <w:r>
+        <w:rPr>
+          <w:b/>
+          <w:bCs/>
           <w:sz w:val="28"/>
           <w:szCs w:val="28"/>
         </w:rPr>
         <w:t>ApiService.cs</w:t>
       </w:r>
-      <w:proofErr w:type="spellEnd"/>
-      <w:r>
-        <w:rPr>
-          <w:sz w:val="28"/>
-          <w:szCs w:val="28"/>
-        </w:rPr>
-        <w:t xml:space="preserve"> </w:t>
-      </w:r>
-      <w:proofErr w:type="spellStart"/>
-      <w:r>
-        <w:rPr>
-          <w:sz w:val="28"/>
-          <w:szCs w:val="28"/>
-        </w:rPr>
-        <w:t>should</w:t>
-      </w:r>
-      <w:proofErr w:type="spellEnd"/>
-      <w:r>
-        <w:rPr>
-          <w:sz w:val="28"/>
-          <w:szCs w:val="28"/>
-        </w:rPr>
-        <w:t>:</w:t>
+      <w:r>
+        <w:rPr>
+          <w:sz w:val="28"/>
+          <w:szCs w:val="28"/>
+        </w:rPr>
+        <w:t xml:space="preserve"> should:</w:t>
       </w:r>
     </w:p>
     <w:p>
@@ -2078,31 +1679,13 @@
           <w:szCs w:val="28"/>
         </w:rPr>
       </w:pPr>
-      <w:proofErr w:type="spellStart"/>
-      <w:r>
-        <w:rPr>
-          <w:sz w:val="28"/>
-          <w:szCs w:val="28"/>
-        </w:rPr>
-        <w:t>create</w:t>
-      </w:r>
-      <w:proofErr w:type="spellEnd"/>
-      <w:r>
-        <w:rPr>
-          <w:sz w:val="28"/>
-          <w:szCs w:val="28"/>
-        </w:rPr>
-        <w:t xml:space="preserve"> and use </w:t>
-      </w:r>
-      <w:proofErr w:type="spellStart"/>
-      <w:r>
-        <w:rPr>
-          <w:sz w:val="28"/>
-          <w:szCs w:val="28"/>
-        </w:rPr>
-        <w:t>HttpClient</w:t>
-      </w:r>
-      <w:proofErr w:type="spellEnd"/>
+      <w:r>
+        <w:rPr>
+          <w:sz w:val="28"/>
+          <w:szCs w:val="28"/>
+        </w:rPr>
+        <w:t>create and use HttpClient</w:t>
+      </w:r>
     </w:p>
     <w:p>
       <w:pPr>
@@ -2116,63 +1699,13 @@
           <w:szCs w:val="28"/>
         </w:rPr>
       </w:pPr>
-      <w:proofErr w:type="spellStart"/>
-      <w:r>
-        <w:rPr>
-          <w:sz w:val="28"/>
-          <w:szCs w:val="28"/>
-        </w:rPr>
-        <w:t>call</w:t>
-      </w:r>
-      <w:proofErr w:type="spellEnd"/>
-      <w:r>
-        <w:rPr>
-          <w:sz w:val="28"/>
-          <w:szCs w:val="28"/>
-        </w:rPr>
-        <w:t xml:space="preserve"> the </w:t>
-      </w:r>
-      <w:proofErr w:type="spellStart"/>
-      <w:r>
-        <w:rPr>
-          <w:sz w:val="28"/>
-          <w:szCs w:val="28"/>
-        </w:rPr>
-        <w:t>configured</w:t>
-      </w:r>
-      <w:proofErr w:type="spellEnd"/>
-      <w:r>
-        <w:rPr>
-          <w:sz w:val="28"/>
-          <w:szCs w:val="28"/>
-        </w:rPr>
-        <w:t xml:space="preserve"> </w:t>
-      </w:r>
-      <w:proofErr w:type="spellStart"/>
-      <w:r>
-        <w:rPr>
-          <w:sz w:val="28"/>
-          <w:szCs w:val="28"/>
-        </w:rPr>
-        <w:t>endpoint</w:t>
-      </w:r>
-      <w:proofErr w:type="spellEnd"/>
-      <w:r>
-        <w:rPr>
-          <w:sz w:val="28"/>
-          <w:szCs w:val="28"/>
-        </w:rPr>
-        <w:t xml:space="preserve"> </w:t>
-      </w:r>
-      <w:proofErr w:type="spellStart"/>
-      <w:r>
-        <w:rPr>
-          <w:sz w:val="28"/>
-          <w:szCs w:val="28"/>
-        </w:rPr>
-        <w:t>asynchronously</w:t>
-      </w:r>
-      <w:proofErr w:type="spellEnd"/>
+      <w:r>
+        <w:rPr>
+          <w:sz w:val="28"/>
+          <w:szCs w:val="28"/>
+        </w:rPr>
+        <w:t>call the configured endpoint asynchronously</w:t>
+      </w:r>
     </w:p>
     <w:p>
       <w:pPr>
@@ -2186,21 +1719,12 @@
           <w:szCs w:val="28"/>
         </w:rPr>
       </w:pPr>
-      <w:proofErr w:type="spellStart"/>
-      <w:r>
-        <w:rPr>
-          <w:sz w:val="28"/>
-          <w:szCs w:val="28"/>
-        </w:rPr>
-        <w:t>validate</w:t>
-      </w:r>
-      <w:proofErr w:type="spellEnd"/>
-      <w:r>
-        <w:rPr>
-          <w:sz w:val="28"/>
-          <w:szCs w:val="28"/>
-        </w:rPr>
-        <w:t xml:space="preserve"> the HTTP response</w:t>
+      <w:r>
+        <w:rPr>
+          <w:sz w:val="28"/>
+          <w:szCs w:val="28"/>
+        </w:rPr>
+        <w:t>validate the HTTP response</w:t>
       </w:r>
     </w:p>
     <w:p>
@@ -2237,63 +1761,48 @@
           <w:szCs w:val="28"/>
         </w:rPr>
       </w:pPr>
-      <w:proofErr w:type="spellStart"/>
-      <w:r>
-        <w:rPr>
-          <w:sz w:val="28"/>
-          <w:szCs w:val="28"/>
-        </w:rPr>
-        <w:lastRenderedPageBreak/>
-        <w:t>return</w:t>
-      </w:r>
-      <w:proofErr w:type="spellEnd"/>
-      <w:r>
-        <w:rPr>
-          <w:sz w:val="28"/>
-          <w:szCs w:val="28"/>
-        </w:rPr>
-        <w:t xml:space="preserve"> the data</w:t>
-      </w:r>
-    </w:p>
-    <w:p>
-      <w:pPr>
-        <w:spacing w:after="0" w:line="240" w:lineRule="auto"/>
-        <w:rPr>
-          <w:sz w:val="28"/>
-          <w:szCs w:val="28"/>
-        </w:rPr>
-      </w:pPr>
-      <w:proofErr w:type="spellStart"/>
-      <w:r>
-        <w:rPr>
+      <w:r>
+        <w:rPr>
+          <w:sz w:val="28"/>
+          <w:szCs w:val="28"/>
+        </w:rPr>
+        <w:t>return the data</w:t>
+      </w:r>
+    </w:p>
+    <w:p>
+      <w:pPr>
+        <w:spacing w:after="0" w:line="240" w:lineRule="auto"/>
+        <w:rPr>
+          <w:b/>
+          <w:bCs/>
+          <w:sz w:val="28"/>
+          <w:szCs w:val="28"/>
+        </w:rPr>
+      </w:pPr>
+    </w:p>
+    <w:p>
+      <w:pPr>
+        <w:spacing w:after="0" w:line="240" w:lineRule="auto"/>
+        <w:rPr>
+          <w:sz w:val="28"/>
+          <w:szCs w:val="28"/>
+        </w:rPr>
+      </w:pPr>
+      <w:r>
+        <w:rPr>
+          <w:b/>
+          <w:bCs/>
           <w:sz w:val="28"/>
           <w:szCs w:val="28"/>
         </w:rPr>
         <w:t>FileService.cs</w:t>
       </w:r>
-      <w:proofErr w:type="spellEnd"/>
-      <w:r>
-        <w:rPr>
-          <w:sz w:val="28"/>
-          <w:szCs w:val="28"/>
-        </w:rPr>
-        <w:t xml:space="preserve"> </w:t>
-      </w:r>
-      <w:proofErr w:type="spellStart"/>
-      <w:r>
-        <w:rPr>
-          <w:sz w:val="28"/>
-          <w:szCs w:val="28"/>
-        </w:rPr>
-        <w:t>should</w:t>
-      </w:r>
-      <w:proofErr w:type="spellEnd"/>
-      <w:r>
-        <w:rPr>
-          <w:sz w:val="28"/>
-          <w:szCs w:val="28"/>
-        </w:rPr>
-        <w:t>:</w:t>
+      <w:r>
+        <w:rPr>
+          <w:sz w:val="28"/>
+          <w:szCs w:val="28"/>
+        </w:rPr>
+        <w:t xml:space="preserve"> should:</w:t>
       </w:r>
     </w:p>
     <w:p>
@@ -2330,63 +1839,13 @@
           <w:szCs w:val="28"/>
         </w:rPr>
       </w:pPr>
-      <w:proofErr w:type="spellStart"/>
-      <w:r>
-        <w:rPr>
-          <w:sz w:val="28"/>
-          <w:szCs w:val="28"/>
-        </w:rPr>
-        <w:t>write</w:t>
-      </w:r>
-      <w:proofErr w:type="spellEnd"/>
-      <w:r>
-        <w:rPr>
-          <w:sz w:val="28"/>
-          <w:szCs w:val="28"/>
-        </w:rPr>
-        <w:t xml:space="preserve"> </w:t>
-      </w:r>
-      <w:proofErr w:type="spellStart"/>
-      <w:r>
-        <w:rPr>
-          <w:sz w:val="28"/>
-          <w:szCs w:val="28"/>
-        </w:rPr>
-        <w:t>it</w:t>
-      </w:r>
-      <w:proofErr w:type="spellEnd"/>
-      <w:r>
-        <w:rPr>
-          <w:sz w:val="28"/>
-          <w:szCs w:val="28"/>
-        </w:rPr>
-        <w:t xml:space="preserve"> </w:t>
-      </w:r>
-      <w:proofErr w:type="spellStart"/>
-      <w:r>
-        <w:rPr>
-          <w:sz w:val="28"/>
-          <w:szCs w:val="28"/>
-        </w:rPr>
-        <w:t>to</w:t>
-      </w:r>
-      <w:proofErr w:type="spellEnd"/>
-      <w:r>
-        <w:rPr>
-          <w:sz w:val="28"/>
-          <w:szCs w:val="28"/>
-        </w:rPr>
-        <w:t xml:space="preserve"> disk </w:t>
-      </w:r>
-      <w:proofErr w:type="spellStart"/>
-      <w:r>
-        <w:rPr>
-          <w:sz w:val="28"/>
-          <w:szCs w:val="28"/>
-        </w:rPr>
-        <w:t>asynchronously</w:t>
-      </w:r>
-      <w:proofErr w:type="spellEnd"/>
+      <w:r>
+        <w:rPr>
+          <w:sz w:val="28"/>
+          <w:szCs w:val="28"/>
+        </w:rPr>
+        <w:t>write it to disk asynchronously</w:t>
+      </w:r>
     </w:p>
     <w:p>
       <w:pPr>
@@ -2414,57 +1873,36 @@
       <w:pPr>
         <w:spacing w:after="0" w:line="240" w:lineRule="auto"/>
         <w:rPr>
-          <w:sz w:val="28"/>
-          <w:szCs w:val="28"/>
-        </w:rPr>
-      </w:pPr>
-      <w:proofErr w:type="spellStart"/>
-      <w:r>
-        <w:rPr>
+          <w:b/>
+          <w:bCs/>
+          <w:sz w:val="28"/>
+          <w:szCs w:val="28"/>
+        </w:rPr>
+      </w:pPr>
+    </w:p>
+    <w:p>
+      <w:pPr>
+        <w:spacing w:after="0" w:line="240" w:lineRule="auto"/>
+        <w:rPr>
+          <w:sz w:val="28"/>
+          <w:szCs w:val="28"/>
+        </w:rPr>
+      </w:pPr>
+      <w:r>
+        <w:rPr>
+          <w:b/>
+          <w:bCs/>
           <w:sz w:val="28"/>
           <w:szCs w:val="28"/>
         </w:rPr>
         <w:t>Post.cs</w:t>
       </w:r>
-      <w:proofErr w:type="spellEnd"/>
-      <w:r>
-        <w:rPr>
-          <w:sz w:val="28"/>
-          <w:szCs w:val="28"/>
-        </w:rPr>
-        <w:t xml:space="preserve"> </w:t>
-      </w:r>
-      <w:proofErr w:type="spellStart"/>
-      <w:r>
-        <w:rPr>
-          <w:sz w:val="28"/>
-          <w:szCs w:val="28"/>
-        </w:rPr>
-        <w:t>should</w:t>
-      </w:r>
-      <w:proofErr w:type="spellEnd"/>
-      <w:r>
-        <w:rPr>
-          <w:sz w:val="28"/>
-          <w:szCs w:val="28"/>
-        </w:rPr>
-        <w:t xml:space="preserve"> </w:t>
-      </w:r>
-      <w:proofErr w:type="spellStart"/>
-      <w:r>
-        <w:rPr>
-          <w:sz w:val="28"/>
-          <w:szCs w:val="28"/>
-        </w:rPr>
-        <w:t>include</w:t>
-      </w:r>
-      <w:proofErr w:type="spellEnd"/>
-      <w:r>
-        <w:rPr>
-          <w:sz w:val="28"/>
-          <w:szCs w:val="28"/>
-        </w:rPr>
-        <w:t>:</w:t>
+      <w:r>
+        <w:rPr>
+          <w:sz w:val="28"/>
+          <w:szCs w:val="28"/>
+        </w:rPr>
+        <w:t xml:space="preserve"> should include:</w:t>
       </w:r>
     </w:p>
     <w:p>
@@ -2479,7 +1917,6 @@
           <w:szCs w:val="28"/>
         </w:rPr>
       </w:pPr>
-      <w:proofErr w:type="spellStart"/>
       <w:r>
         <w:rPr>
           <w:sz w:val="28"/>
@@ -2487,7 +1924,6 @@
         </w:rPr>
         <w:t>UserId</w:t>
       </w:r>
-      <w:proofErr w:type="spellEnd"/>
     </w:p>
     <w:p>
       <w:pPr>
@@ -2521,7 +1957,6 @@
           <w:szCs w:val="28"/>
         </w:rPr>
       </w:pPr>
-      <w:proofErr w:type="spellStart"/>
       <w:r>
         <w:rPr>
           <w:sz w:val="28"/>
@@ -2529,7 +1964,6 @@
         </w:rPr>
         <w:t>Title</w:t>
       </w:r>
-      <w:proofErr w:type="spellEnd"/>
     </w:p>
     <w:p>
       <w:pPr>
@@ -2543,7 +1977,6 @@
           <w:szCs w:val="28"/>
         </w:rPr>
       </w:pPr>
-      <w:proofErr w:type="spellStart"/>
       <w:r>
         <w:rPr>
           <w:sz w:val="28"/>
@@ -2551,63 +1984,41 @@
         </w:rPr>
         <w:t>Body</w:t>
       </w:r>
-      <w:proofErr w:type="spellEnd"/>
-    </w:p>
-    <w:p>
-      <w:pPr>
-        <w:spacing w:after="0" w:line="240" w:lineRule="auto"/>
-        <w:rPr>
-          <w:sz w:val="28"/>
-          <w:szCs w:val="28"/>
-        </w:rPr>
-      </w:pPr>
-      <w:proofErr w:type="spellStart"/>
-      <w:r>
-        <w:rPr>
+    </w:p>
+    <w:p>
+      <w:pPr>
+        <w:spacing w:after="0" w:line="240" w:lineRule="auto"/>
+        <w:rPr>
+          <w:b/>
+          <w:bCs/>
+          <w:sz w:val="28"/>
+          <w:szCs w:val="28"/>
+        </w:rPr>
+      </w:pPr>
+    </w:p>
+    <w:p>
+      <w:pPr>
+        <w:spacing w:after="0" w:line="240" w:lineRule="auto"/>
+        <w:rPr>
+          <w:sz w:val="28"/>
+          <w:szCs w:val="28"/>
+        </w:rPr>
+      </w:pPr>
+      <w:r>
+        <w:rPr>
+          <w:b/>
+          <w:bCs/>
           <w:sz w:val="28"/>
           <w:szCs w:val="28"/>
         </w:rPr>
         <w:t>ProcessedPost.cs</w:t>
       </w:r>
-      <w:proofErr w:type="spellEnd"/>
-      <w:r>
-        <w:rPr>
-          <w:sz w:val="28"/>
-          <w:szCs w:val="28"/>
-        </w:rPr>
-        <w:t xml:space="preserve"> </w:t>
-      </w:r>
-      <w:proofErr w:type="spellStart"/>
-      <w:r>
-        <w:rPr>
-          <w:sz w:val="28"/>
-          <w:szCs w:val="28"/>
-        </w:rPr>
-        <w:t>should</w:t>
-      </w:r>
-      <w:proofErr w:type="spellEnd"/>
-      <w:r>
-        <w:rPr>
-          <w:sz w:val="28"/>
-          <w:szCs w:val="28"/>
-        </w:rPr>
-        <w:t xml:space="preserve"> </w:t>
-      </w:r>
-      <w:proofErr w:type="spellStart"/>
-      <w:r>
-        <w:rPr>
-          <w:sz w:val="28"/>
-          <w:szCs w:val="28"/>
-        </w:rPr>
-        <w:t>include</w:t>
-      </w:r>
-      <w:proofErr w:type="spellEnd"/>
-      <w:r>
-        <w:rPr>
-          <w:sz w:val="28"/>
-          <w:szCs w:val="28"/>
-        </w:rPr>
-        <w:t>:</w:t>
+      <w:r>
+        <w:rPr>
+          <w:sz w:val="28"/>
+          <w:szCs w:val="28"/>
+        </w:rPr>
+        <w:t xml:space="preserve"> should include:</w:t>
       </w:r>
     </w:p>
     <w:p>
@@ -2642,7 +2053,6 @@
           <w:szCs w:val="28"/>
         </w:rPr>
       </w:pPr>
-      <w:proofErr w:type="spellStart"/>
       <w:r>
         <w:rPr>
           <w:sz w:val="28"/>
@@ -2650,7 +2060,6 @@
         </w:rPr>
         <w:t>Title</w:t>
       </w:r>
-      <w:proofErr w:type="spellEnd"/>
     </w:p>
     <w:p>
       <w:pPr>
@@ -2664,7 +2073,6 @@
           <w:szCs w:val="28"/>
         </w:rPr>
       </w:pPr>
-      <w:proofErr w:type="spellStart"/>
       <w:r>
         <w:rPr>
           <w:sz w:val="28"/>
@@ -2672,7 +2080,15 @@
         </w:rPr>
         <w:t>Summary</w:t>
       </w:r>
-      <w:proofErr w:type="spellEnd"/>
+    </w:p>
+    <w:p>
+      <w:pPr>
+        <w:spacing w:after="0" w:line="240" w:lineRule="auto"/>
+        <w:rPr>
+          <w:sz w:val="28"/>
+          <w:szCs w:val="28"/>
+        </w:rPr>
+      </w:pPr>
     </w:p>
     <w:p>
       <w:pPr>
@@ -2689,53 +2105,21 @@
         </w:rPr>
         <w:t xml:space="preserve">The </w:t>
       </w:r>
-      <w:proofErr w:type="spellStart"/>
-      <w:r>
-        <w:rPr>
-          <w:sz w:val="28"/>
-          <w:szCs w:val="28"/>
-        </w:rPr>
-        <w:t>processing</w:t>
-      </w:r>
-      <w:proofErr w:type="spellEnd"/>
-      <w:r>
-        <w:rPr>
-          <w:sz w:val="28"/>
-          <w:szCs w:val="28"/>
-        </w:rPr>
-        <w:t xml:space="preserve"> </w:t>
-      </w:r>
-      <w:proofErr w:type="spellStart"/>
-      <w:r>
-        <w:rPr>
-          <w:sz w:val="28"/>
-          <w:szCs w:val="28"/>
-        </w:rPr>
-        <w:t>logic</w:t>
-      </w:r>
-      <w:proofErr w:type="spellEnd"/>
-      <w:r>
-        <w:rPr>
-          <w:sz w:val="28"/>
-          <w:szCs w:val="28"/>
-        </w:rPr>
-        <w:t xml:space="preserve"> </w:t>
-      </w:r>
-      <w:proofErr w:type="spellStart"/>
-      <w:r>
-        <w:rPr>
-          <w:sz w:val="28"/>
-          <w:szCs w:val="28"/>
-        </w:rPr>
-        <w:t>should</w:t>
-      </w:r>
-      <w:proofErr w:type="spellEnd"/>
-      <w:r>
-        <w:rPr>
-          <w:sz w:val="28"/>
-          <w:szCs w:val="28"/>
-        </w:rPr>
-        <w:t>:</w:t>
+      <w:r>
+        <w:rPr>
+          <w:b/>
+          <w:bCs/>
+          <w:sz w:val="28"/>
+          <w:szCs w:val="28"/>
+        </w:rPr>
+        <w:t>processing logic</w:t>
+      </w:r>
+      <w:r>
+        <w:rPr>
+          <w:sz w:val="28"/>
+          <w:szCs w:val="28"/>
+        </w:rPr>
+        <w:t xml:space="preserve"> should:</w:t>
       </w:r>
     </w:p>
     <w:p>
@@ -2750,53 +2134,12 @@
           <w:szCs w:val="28"/>
         </w:rPr>
       </w:pPr>
-      <w:proofErr w:type="spellStart"/>
-      <w:r>
-        <w:rPr>
-          <w:sz w:val="28"/>
-          <w:szCs w:val="28"/>
-        </w:rPr>
-        <w:t>take</w:t>
-      </w:r>
-      <w:proofErr w:type="spellEnd"/>
-      <w:r>
-        <w:rPr>
-          <w:sz w:val="28"/>
-          <w:szCs w:val="28"/>
-        </w:rPr>
-        <w:t xml:space="preserve"> </w:t>
-      </w:r>
-      <w:proofErr w:type="spellStart"/>
-      <w:r>
-        <w:rPr>
-          <w:sz w:val="28"/>
-          <w:szCs w:val="28"/>
-        </w:rPr>
-        <w:t>only</w:t>
-      </w:r>
-      <w:proofErr w:type="spellEnd"/>
-      <w:r>
-        <w:rPr>
-          <w:sz w:val="28"/>
-          <w:szCs w:val="28"/>
-        </w:rPr>
-        <w:t xml:space="preserve"> the </w:t>
-      </w:r>
-      <w:proofErr w:type="spellStart"/>
-      <w:r>
-        <w:rPr>
-          <w:sz w:val="28"/>
-          <w:szCs w:val="28"/>
-        </w:rPr>
-        <w:t>first</w:t>
-      </w:r>
-      <w:proofErr w:type="spellEnd"/>
-      <w:r>
-        <w:rPr>
-          <w:sz w:val="28"/>
-          <w:szCs w:val="28"/>
-        </w:rPr>
-        <w:t xml:space="preserve"> 5 posts</w:t>
+      <w:r>
+        <w:rPr>
+          <w:sz w:val="28"/>
+          <w:szCs w:val="28"/>
+        </w:rPr>
+        <w:t>take only the first 5 posts</w:t>
       </w:r>
     </w:p>
     <w:p>
@@ -2811,63 +2154,13 @@
           <w:szCs w:val="28"/>
         </w:rPr>
       </w:pPr>
-      <w:proofErr w:type="spellStart"/>
-      <w:r>
-        <w:rPr>
-          <w:sz w:val="28"/>
-          <w:szCs w:val="28"/>
-        </w:rPr>
-        <w:t>map</w:t>
-      </w:r>
-      <w:proofErr w:type="spellEnd"/>
-      <w:r>
-        <w:rPr>
-          <w:sz w:val="28"/>
-          <w:szCs w:val="28"/>
-        </w:rPr>
-        <w:t xml:space="preserve"> </w:t>
-      </w:r>
-      <w:proofErr w:type="spellStart"/>
-      <w:r>
-        <w:rPr>
-          <w:sz w:val="28"/>
-          <w:szCs w:val="28"/>
-        </w:rPr>
-        <w:t>each</w:t>
-      </w:r>
-      <w:proofErr w:type="spellEnd"/>
-      <w:r>
-        <w:rPr>
-          <w:sz w:val="28"/>
-          <w:szCs w:val="28"/>
-        </w:rPr>
-        <w:t xml:space="preserve"> post </w:t>
-      </w:r>
-      <w:proofErr w:type="spellStart"/>
-      <w:r>
-        <w:rPr>
-          <w:sz w:val="28"/>
-          <w:szCs w:val="28"/>
-        </w:rPr>
-        <w:t>into</w:t>
-      </w:r>
-      <w:proofErr w:type="spellEnd"/>
-      <w:r>
-        <w:rPr>
-          <w:sz w:val="28"/>
-          <w:szCs w:val="28"/>
-        </w:rPr>
-        <w:t xml:space="preserve"> </w:t>
-      </w:r>
-      <w:proofErr w:type="spellStart"/>
-      <w:r>
-        <w:rPr>
-          <w:sz w:val="28"/>
-          <w:szCs w:val="28"/>
-        </w:rPr>
-        <w:t>ProcessedPost</w:t>
-      </w:r>
-      <w:proofErr w:type="spellEnd"/>
+      <w:r>
+        <w:rPr>
+          <w:sz w:val="28"/>
+          <w:szCs w:val="28"/>
+        </w:rPr>
+        <w:t>map each post into ProcessedPost</w:t>
+      </w:r>
     </w:p>
     <w:p>
       <w:pPr>
@@ -2893,23 +2186,55 @@
     </w:p>
     <w:p>
       <w:pPr>
-        <w:numPr>
-          <w:ilvl w:val="0"/>
-          <w:numId w:val="16"/>
-        </w:numPr>
-        <w:spacing w:after="0" w:line="240" w:lineRule="auto"/>
-        <w:rPr>
-          <w:sz w:val="28"/>
-          <w:szCs w:val="28"/>
-        </w:rPr>
-      </w:pPr>
-      <w:r>
-        <w:rPr>
-          <w:sz w:val="28"/>
-          <w:szCs w:val="28"/>
+        <w:spacing w:after="0" w:line="240" w:lineRule="auto"/>
+        <w:rPr>
+          <w:sz w:val="28"/>
+          <w:szCs w:val="28"/>
+          <w:lang w:val="en-GB"/>
+        </w:rPr>
+      </w:pPr>
+    </w:p>
+    <w:p>
+      <w:pPr>
+        <w:spacing w:after="0" w:line="240" w:lineRule="auto"/>
+        <w:rPr>
+          <w:b/>
+          <w:bCs/>
+          <w:sz w:val="28"/>
+          <w:szCs w:val="28"/>
+          <w:lang w:val="en-GB"/>
+        </w:rPr>
+      </w:pPr>
+      <w:r>
+        <w:rPr>
+          <w:b/>
+          <w:bCs/>
+          <w:sz w:val="28"/>
+          <w:szCs w:val="28"/>
+          <w:lang w:val="en-GB"/>
+        </w:rPr>
+        <w:t xml:space="preserve">5. </w:t>
+      </w:r>
+      <w:r>
+        <w:rPr>
+          <w:b/>
+          <w:bCs/>
+          <w:sz w:val="28"/>
+          <w:szCs w:val="28"/>
+          <w:lang w:val="en-GB"/>
         </w:rPr>
         <w:t>CODE QUALITY RULES</w:t>
       </w:r>
+    </w:p>
+    <w:p>
+      <w:pPr>
+        <w:spacing w:after="0" w:line="240" w:lineRule="auto"/>
+        <w:rPr>
+          <w:sz w:val="28"/>
+          <w:szCs w:val="28"/>
+          <w:lang w:val="en-GB"/>
+        </w:rPr>
+      </w:pPr>
     </w:p>
     <w:p>
       <w:pPr>
@@ -2941,15 +2266,14 @@
           <w:szCs w:val="28"/>
         </w:rPr>
       </w:pPr>
-      <w:proofErr w:type="spellStart"/>
-      <w:r>
-        <w:rPr>
-          <w:sz w:val="28"/>
-          <w:szCs w:val="28"/>
-        </w:rPr>
+      <w:r>
+        <w:rPr>
+          <w:sz w:val="28"/>
+          <w:szCs w:val="28"/>
+        </w:rPr>
+        <w:lastRenderedPageBreak/>
         <w:t>clear</w:t>
       </w:r>
-      <w:proofErr w:type="spellEnd"/>
     </w:p>
     <w:p>
       <w:pPr>
@@ -2963,7 +2287,6 @@
           <w:szCs w:val="28"/>
         </w:rPr>
       </w:pPr>
-      <w:proofErr w:type="spellStart"/>
       <w:r>
         <w:rPr>
           <w:sz w:val="28"/>
@@ -2971,7 +2294,6 @@
         </w:rPr>
         <w:t>production-style</w:t>
       </w:r>
-      <w:proofErr w:type="spellEnd"/>
     </w:p>
     <w:p>
       <w:pPr>
@@ -2985,7 +2307,6 @@
           <w:szCs w:val="28"/>
         </w:rPr>
       </w:pPr>
-      <w:proofErr w:type="spellStart"/>
       <w:r>
         <w:rPr>
           <w:sz w:val="28"/>
@@ -2993,7 +2314,6 @@
         </w:rPr>
         <w:t>beginner-friendly</w:t>
       </w:r>
-      <w:proofErr w:type="spellEnd"/>
     </w:p>
     <w:p>
       <w:pPr>
@@ -3007,31 +2327,13 @@
           <w:szCs w:val="28"/>
         </w:rPr>
       </w:pPr>
-      <w:proofErr w:type="spellStart"/>
-      <w:r>
-        <w:rPr>
-          <w:sz w:val="28"/>
-          <w:szCs w:val="28"/>
-        </w:rPr>
-        <w:t>fully</w:t>
-      </w:r>
-      <w:proofErr w:type="spellEnd"/>
-      <w:r>
-        <w:rPr>
-          <w:sz w:val="28"/>
-          <w:szCs w:val="28"/>
-        </w:rPr>
-        <w:t xml:space="preserve"> </w:t>
-      </w:r>
-      <w:proofErr w:type="spellStart"/>
-      <w:r>
-        <w:rPr>
-          <w:sz w:val="28"/>
-          <w:szCs w:val="28"/>
-        </w:rPr>
-        <w:t>compilable</w:t>
-      </w:r>
-      <w:proofErr w:type="spellEnd"/>
+      <w:r>
+        <w:rPr>
+          <w:sz w:val="28"/>
+          <w:szCs w:val="28"/>
+        </w:rPr>
+        <w:t>fully compilable</w:t>
+      </w:r>
     </w:p>
     <w:p>
       <w:pPr>
@@ -3045,53 +2347,12 @@
           <w:szCs w:val="28"/>
         </w:rPr>
       </w:pPr>
-      <w:proofErr w:type="spellStart"/>
-      <w:r>
-        <w:rPr>
-          <w:sz w:val="28"/>
-          <w:szCs w:val="28"/>
-        </w:rPr>
-        <w:t>split</w:t>
-      </w:r>
-      <w:proofErr w:type="spellEnd"/>
-      <w:r>
-        <w:rPr>
-          <w:sz w:val="28"/>
-          <w:szCs w:val="28"/>
-        </w:rPr>
-        <w:t xml:space="preserve"> </w:t>
-      </w:r>
-      <w:proofErr w:type="spellStart"/>
-      <w:r>
-        <w:rPr>
-          <w:sz w:val="28"/>
-          <w:szCs w:val="28"/>
-        </w:rPr>
-        <w:t>into</w:t>
-      </w:r>
-      <w:proofErr w:type="spellEnd"/>
-      <w:r>
-        <w:rPr>
-          <w:sz w:val="28"/>
-          <w:szCs w:val="28"/>
-        </w:rPr>
-        <w:t xml:space="preserve"> </w:t>
-      </w:r>
-      <w:proofErr w:type="spellStart"/>
-      <w:r>
-        <w:rPr>
-          <w:sz w:val="28"/>
-          <w:szCs w:val="28"/>
-        </w:rPr>
-        <w:t>logical</w:t>
-      </w:r>
-      <w:proofErr w:type="spellEnd"/>
-      <w:r>
-        <w:rPr>
-          <w:sz w:val="28"/>
-          <w:szCs w:val="28"/>
-        </w:rPr>
-        <w:t xml:space="preserve"> files</w:t>
+      <w:r>
+        <w:rPr>
+          <w:sz w:val="28"/>
+          <w:szCs w:val="28"/>
+        </w:rPr>
+        <w:t>split into logical files</w:t>
       </w:r>
     </w:p>
     <w:p>
@@ -3113,33 +2374,26 @@
           <w:szCs w:val="28"/>
           <w:lang w:val="en-GB"/>
         </w:rPr>
-        <w:t xml:space="preserve">commented </w:t>
-      </w:r>
-      <w:proofErr w:type="gramStart"/>
-      <w:r>
-        <w:rPr>
-          <w:sz w:val="28"/>
-          <w:szCs w:val="28"/>
-          <w:lang w:val="en-GB"/>
-        </w:rPr>
-        <w:t>where</w:t>
-      </w:r>
-      <w:proofErr w:type="gramEnd"/>
-      <w:r>
-        <w:rPr>
-          <w:sz w:val="28"/>
-          <w:szCs w:val="28"/>
-          <w:lang w:val="en-GB"/>
-        </w:rPr>
-        <w:t xml:space="preserve"> useful, but not over-commented</w:t>
-      </w:r>
-    </w:p>
-    <w:p>
-      <w:pPr>
-        <w:spacing w:after="0" w:line="240" w:lineRule="auto"/>
-        <w:rPr>
-          <w:sz w:val="28"/>
-          <w:szCs w:val="28"/>
+        <w:t>commented where useful, but not over-commented</w:t>
+      </w:r>
+    </w:p>
+    <w:p>
+      <w:pPr>
+        <w:spacing w:after="0" w:line="240" w:lineRule="auto"/>
+        <w:rPr>
+          <w:sz w:val="28"/>
+          <w:szCs w:val="28"/>
+          <w:lang w:val="en-GB"/>
+        </w:rPr>
+      </w:pPr>
+    </w:p>
+    <w:p>
+      <w:pPr>
+        <w:spacing w:after="0" w:line="240" w:lineRule="auto"/>
+        <w:rPr>
+          <w:sz w:val="28"/>
+          <w:szCs w:val="28"/>
+          <w:lang w:val="en-GB"/>
         </w:rPr>
       </w:pPr>
       <w:r>
@@ -3157,6 +2411,23 @@
           <w:lang w:val="en-GB"/>
         </w:rPr>
         <w:br/>
+      </w:r>
+    </w:p>
+    <w:p>
+      <w:pPr>
+        <w:spacing w:after="0" w:line="240" w:lineRule="auto"/>
+        <w:rPr>
+          <w:sz w:val="28"/>
+          <w:szCs w:val="28"/>
+          <w:lang w:val="en-GB"/>
+        </w:rPr>
+      </w:pPr>
+      <w:r>
+        <w:rPr>
+          <w:sz w:val="28"/>
+          <w:szCs w:val="28"/>
+          <w:lang w:val="en-GB"/>
+        </w:rPr>
         <w:t>Avoid advanced architecture patterns.</w:t>
       </w:r>
       <w:r>
@@ -3167,53 +2438,58 @@
         </w:rPr>
         <w:br/>
       </w:r>
-      <w:proofErr w:type="spellStart"/>
-      <w:r>
-        <w:rPr>
-          <w:sz w:val="28"/>
-          <w:szCs w:val="28"/>
-        </w:rPr>
-        <w:t>Avoid</w:t>
-      </w:r>
-      <w:proofErr w:type="spellEnd"/>
-      <w:r>
-        <w:rPr>
-          <w:sz w:val="28"/>
-          <w:szCs w:val="28"/>
-        </w:rPr>
-        <w:t xml:space="preserve"> </w:t>
-      </w:r>
-      <w:proofErr w:type="spellStart"/>
-      <w:r>
-        <w:rPr>
-          <w:sz w:val="28"/>
-          <w:szCs w:val="28"/>
-        </w:rPr>
-        <w:t>overengineering</w:t>
-      </w:r>
-      <w:proofErr w:type="spellEnd"/>
-      <w:r>
-        <w:rPr>
-          <w:sz w:val="28"/>
-          <w:szCs w:val="28"/>
-        </w:rPr>
-        <w:t>.</w:t>
-      </w:r>
-    </w:p>
-    <w:p>
-      <w:pPr>
-        <w:numPr>
-          <w:ilvl w:val="0"/>
-          <w:numId w:val="18"/>
-        </w:numPr>
-        <w:spacing w:after="0" w:line="240" w:lineRule="auto"/>
-        <w:rPr>
-          <w:sz w:val="28"/>
-          <w:szCs w:val="28"/>
-        </w:rPr>
-      </w:pPr>
-      <w:r>
-        <w:rPr>
+    </w:p>
+    <w:p>
+      <w:pPr>
+        <w:spacing w:after="0" w:line="240" w:lineRule="auto"/>
+        <w:rPr>
+          <w:sz w:val="28"/>
+          <w:szCs w:val="28"/>
+          <w:lang w:val="en-GB"/>
+        </w:rPr>
+      </w:pPr>
+      <w:r>
+        <w:rPr>
+          <w:sz w:val="28"/>
+          <w:szCs w:val="28"/>
+          <w:lang w:val="en-GB"/>
+        </w:rPr>
+        <w:t>Avoid overengineering.</w:t>
+      </w:r>
+    </w:p>
+    <w:p>
+      <w:pPr>
+        <w:spacing w:after="0" w:line="240" w:lineRule="auto"/>
+        <w:rPr>
+          <w:sz w:val="28"/>
+          <w:szCs w:val="28"/>
+          <w:lang w:val="en-GB"/>
+        </w:rPr>
+      </w:pPr>
+    </w:p>
+    <w:p>
+      <w:pPr>
+        <w:spacing w:after="0" w:line="240" w:lineRule="auto"/>
+        <w:rPr>
+          <w:b/>
+          <w:bCs/>
+          <w:sz w:val="28"/>
+          <w:szCs w:val="28"/>
+        </w:rPr>
+      </w:pPr>
+      <w:r>
+        <w:rPr>
+          <w:b/>
+          <w:bCs/>
+          <w:sz w:val="28"/>
+          <w:szCs w:val="28"/>
+        </w:rPr>
+        <w:t xml:space="preserve">6. </w:t>
+      </w:r>
+      <w:r>
+        <w:rPr>
+          <w:b/>
+          <w:bCs/>
           <w:sz w:val="28"/>
           <w:szCs w:val="28"/>
         </w:rPr>
@@ -3228,21 +2504,21 @@
           <w:szCs w:val="28"/>
         </w:rPr>
       </w:pPr>
-      <w:proofErr w:type="spellStart"/>
-      <w:r>
-        <w:rPr>
-          <w:sz w:val="28"/>
-          <w:szCs w:val="28"/>
-        </w:rPr>
-        <w:t>Provide</w:t>
-      </w:r>
-      <w:proofErr w:type="spellEnd"/>
-      <w:r>
-        <w:rPr>
-          <w:sz w:val="28"/>
-          <w:szCs w:val="28"/>
-        </w:rPr>
-        <w:t>:</w:t>
+    </w:p>
+    <w:p>
+      <w:pPr>
+        <w:spacing w:after="0" w:line="240" w:lineRule="auto"/>
+        <w:rPr>
+          <w:sz w:val="28"/>
+          <w:szCs w:val="28"/>
+        </w:rPr>
+      </w:pPr>
+      <w:r>
+        <w:rPr>
+          <w:sz w:val="28"/>
+          <w:szCs w:val="28"/>
+        </w:rPr>
+        <w:t>Provide:</w:t>
       </w:r>
     </w:p>
     <w:p>
@@ -3284,65 +2560,8 @@
           <w:sz w:val="28"/>
           <w:szCs w:val="28"/>
         </w:rPr>
-        <w:t xml:space="preserve">the </w:t>
-      </w:r>
-      <w:proofErr w:type="spellStart"/>
-      <w:r>
-        <w:rPr>
-          <w:sz w:val="28"/>
-          <w:szCs w:val="28"/>
-        </w:rPr>
-        <w:t>exact</w:t>
-      </w:r>
-      <w:proofErr w:type="spellEnd"/>
-      <w:r>
-        <w:rPr>
-          <w:sz w:val="28"/>
-          <w:szCs w:val="28"/>
-        </w:rPr>
-        <w:t xml:space="preserve"> </w:t>
-      </w:r>
-      <w:proofErr w:type="spellStart"/>
-      <w:r>
-        <w:rPr>
-          <w:sz w:val="28"/>
-          <w:szCs w:val="28"/>
-        </w:rPr>
-        <w:t>NuGet</w:t>
-      </w:r>
-      <w:proofErr w:type="spellEnd"/>
-      <w:r>
-        <w:rPr>
-          <w:sz w:val="28"/>
-          <w:szCs w:val="28"/>
-        </w:rPr>
-        <w:t xml:space="preserve"> </w:t>
-      </w:r>
-      <w:proofErr w:type="spellStart"/>
-      <w:r>
-        <w:rPr>
-          <w:sz w:val="28"/>
-          <w:szCs w:val="28"/>
-        </w:rPr>
-        <w:t>packages</w:t>
-      </w:r>
-      <w:proofErr w:type="spellEnd"/>
-      <w:r>
-        <w:rPr>
-          <w:sz w:val="28"/>
-          <w:szCs w:val="28"/>
-        </w:rPr>
-        <w:t xml:space="preserve"> </w:t>
-      </w:r>
-      <w:proofErr w:type="spellStart"/>
-      <w:r>
-        <w:rPr>
-          <w:sz w:val="28"/>
-          <w:szCs w:val="28"/>
-        </w:rPr>
-        <w:t>required</w:t>
-      </w:r>
-      <w:proofErr w:type="spellEnd"/>
+        <w:t>the exact NuGet packages required</w:t>
+      </w:r>
     </w:p>
     <w:p>
       <w:pPr>
@@ -3456,28 +2675,59 @@
     </w:p>
     <w:p>
       <w:pPr>
-        <w:numPr>
-          <w:ilvl w:val="0"/>
-          <w:numId w:val="20"/>
-        </w:numPr>
-        <w:spacing w:after="0" w:line="240" w:lineRule="auto"/>
-        <w:rPr>
-          <w:sz w:val="28"/>
-          <w:szCs w:val="28"/>
-        </w:rPr>
-      </w:pPr>
-      <w:r>
-        <w:rPr>
-          <w:sz w:val="28"/>
-          <w:szCs w:val="28"/>
-        </w:rPr>
-        <w:lastRenderedPageBreak/>
+        <w:spacing w:after="0" w:line="240" w:lineRule="auto"/>
+        <w:rPr>
+          <w:sz w:val="28"/>
+          <w:szCs w:val="28"/>
+        </w:rPr>
+      </w:pPr>
+    </w:p>
+    <w:p>
+      <w:pPr>
+        <w:spacing w:after="0" w:line="240" w:lineRule="auto"/>
+        <w:rPr>
+          <w:b/>
+          <w:bCs/>
+          <w:sz w:val="28"/>
+          <w:szCs w:val="28"/>
+          <w:lang w:val="en-GB"/>
+        </w:rPr>
+      </w:pPr>
+      <w:r>
+        <w:rPr>
+          <w:b/>
+          <w:bCs/>
+          <w:sz w:val="28"/>
+          <w:szCs w:val="28"/>
+          <w:lang w:val="en-GB"/>
+        </w:rPr>
+        <w:t xml:space="preserve">7. </w:t>
+      </w:r>
+      <w:r>
+        <w:rPr>
+          <w:b/>
+          <w:bCs/>
+          <w:sz w:val="28"/>
+          <w:szCs w:val="28"/>
+          <w:lang w:val="en-GB"/>
+        </w:rPr>
         <w:t>TEACHING STYLE</w:t>
       </w:r>
     </w:p>
     <w:p>
       <w:pPr>
         <w:spacing w:after="0" w:line="240" w:lineRule="auto"/>
+        <w:rPr>
+          <w:sz w:val="28"/>
+          <w:szCs w:val="28"/>
+          <w:lang w:val="en-GB"/>
+        </w:rPr>
+      </w:pPr>
+    </w:p>
+    <w:p>
+      <w:pPr>
+        <w:spacing w:after="0" w:line="240" w:lineRule="auto"/>
+        <w:jc w:val="both"/>
         <w:rPr>
           <w:sz w:val="28"/>
           <w:szCs w:val="28"/>
@@ -3508,85 +2758,46 @@
         </w:rPr>
         <w:br/>
       </w:r>
-      <w:proofErr w:type="spellStart"/>
-      <w:r>
-        <w:rPr>
-          <w:sz w:val="28"/>
-          <w:szCs w:val="28"/>
-        </w:rPr>
-        <w:t>Keep</w:t>
-      </w:r>
-      <w:proofErr w:type="spellEnd"/>
-      <w:r>
-        <w:rPr>
-          <w:sz w:val="28"/>
-          <w:szCs w:val="28"/>
-        </w:rPr>
-        <w:t xml:space="preserve"> </w:t>
-      </w:r>
-      <w:proofErr w:type="spellStart"/>
-      <w:r>
-        <w:rPr>
-          <w:sz w:val="28"/>
-          <w:szCs w:val="28"/>
-        </w:rPr>
-        <w:t>explanations</w:t>
-      </w:r>
-      <w:proofErr w:type="spellEnd"/>
-      <w:r>
-        <w:rPr>
-          <w:sz w:val="28"/>
-          <w:szCs w:val="28"/>
-        </w:rPr>
-        <w:t xml:space="preserve"> concise </w:t>
-      </w:r>
-      <w:proofErr w:type="spellStart"/>
-      <w:r>
-        <w:rPr>
-          <w:sz w:val="28"/>
-          <w:szCs w:val="28"/>
-        </w:rPr>
-        <w:t>but</w:t>
-      </w:r>
-      <w:proofErr w:type="spellEnd"/>
-      <w:r>
-        <w:rPr>
-          <w:sz w:val="28"/>
-          <w:szCs w:val="28"/>
-        </w:rPr>
-        <w:t xml:space="preserve"> </w:t>
-      </w:r>
-      <w:proofErr w:type="spellStart"/>
-      <w:r>
-        <w:rPr>
-          <w:sz w:val="28"/>
-          <w:szCs w:val="28"/>
-        </w:rPr>
-        <w:t>clear</w:t>
-      </w:r>
-      <w:proofErr w:type="spellEnd"/>
-      <w:r>
-        <w:rPr>
-          <w:sz w:val="28"/>
-          <w:szCs w:val="28"/>
-        </w:rPr>
-        <w:t>.</w:t>
-      </w:r>
-    </w:p>
-    <w:p>
-      <w:pPr>
-        <w:numPr>
-          <w:ilvl w:val="0"/>
-          <w:numId w:val="21"/>
-        </w:numPr>
-        <w:spacing w:after="0" w:line="240" w:lineRule="auto"/>
-        <w:rPr>
-          <w:sz w:val="28"/>
-          <w:szCs w:val="28"/>
-        </w:rPr>
-      </w:pPr>
-      <w:r>
-        <w:rPr>
+      <w:r>
+        <w:rPr>
+          <w:sz w:val="28"/>
+          <w:szCs w:val="28"/>
+        </w:rPr>
+        <w:t>Keep explanations concise but clear.</w:t>
+      </w:r>
+    </w:p>
+    <w:p>
+      <w:pPr>
+        <w:spacing w:after="0" w:line="240" w:lineRule="auto"/>
+        <w:rPr>
+          <w:sz w:val="28"/>
+          <w:szCs w:val="28"/>
+        </w:rPr>
+      </w:pPr>
+    </w:p>
+    <w:p>
+      <w:pPr>
+        <w:spacing w:after="0" w:line="240" w:lineRule="auto"/>
+        <w:rPr>
+          <w:b/>
+          <w:bCs/>
+          <w:sz w:val="28"/>
+          <w:szCs w:val="28"/>
+        </w:rPr>
+      </w:pPr>
+      <w:r>
+        <w:rPr>
+          <w:b/>
+          <w:bCs/>
+          <w:sz w:val="28"/>
+          <w:szCs w:val="28"/>
+        </w:rPr>
+        <w:t xml:space="preserve">8. </w:t>
+      </w:r>
+      <w:r>
+        <w:rPr>
+          <w:b/>
+          <w:bCs/>
           <w:sz w:val="28"/>
           <w:szCs w:val="28"/>
         </w:rPr>
@@ -3610,49 +2821,8 @@
           <w:sz w:val="28"/>
           <w:szCs w:val="28"/>
         </w:rPr>
-        <w:t xml:space="preserve">Use </w:t>
-      </w:r>
-      <w:proofErr w:type="spellStart"/>
-      <w:r>
-        <w:rPr>
-          <w:sz w:val="28"/>
-          <w:szCs w:val="28"/>
-        </w:rPr>
-        <w:t>async</w:t>
-      </w:r>
-      <w:proofErr w:type="spellEnd"/>
-      <w:r>
-        <w:rPr>
-          <w:sz w:val="28"/>
-          <w:szCs w:val="28"/>
-        </w:rPr>
-        <w:t>/</w:t>
-      </w:r>
-      <w:proofErr w:type="spellStart"/>
-      <w:r>
-        <w:rPr>
-          <w:sz w:val="28"/>
-          <w:szCs w:val="28"/>
-        </w:rPr>
-        <w:t>await</w:t>
-      </w:r>
-      <w:proofErr w:type="spellEnd"/>
-      <w:r>
-        <w:rPr>
-          <w:sz w:val="28"/>
-          <w:szCs w:val="28"/>
-        </w:rPr>
-        <w:t xml:space="preserve"> </w:t>
-      </w:r>
-      <w:proofErr w:type="spellStart"/>
-      <w:r>
-        <w:rPr>
-          <w:sz w:val="28"/>
-          <w:szCs w:val="28"/>
-        </w:rPr>
-        <w:t>properly</w:t>
-      </w:r>
-      <w:proofErr w:type="spellEnd"/>
+        <w:t>Use async/await properly</w:t>
+      </w:r>
     </w:p>
     <w:p>
       <w:pPr>
@@ -3671,49 +2841,8 @@
           <w:sz w:val="28"/>
           <w:szCs w:val="28"/>
         </w:rPr>
-        <w:t xml:space="preserve">Use </w:t>
-      </w:r>
-      <w:proofErr w:type="spellStart"/>
-      <w:r>
-        <w:rPr>
-          <w:sz w:val="28"/>
-          <w:szCs w:val="28"/>
-        </w:rPr>
-        <w:t>strongly</w:t>
-      </w:r>
-      <w:proofErr w:type="spellEnd"/>
-      <w:r>
-        <w:rPr>
-          <w:sz w:val="28"/>
-          <w:szCs w:val="28"/>
-        </w:rPr>
-        <w:t xml:space="preserve"> </w:t>
-      </w:r>
-      <w:proofErr w:type="spellStart"/>
-      <w:r>
-        <w:rPr>
-          <w:sz w:val="28"/>
-          <w:szCs w:val="28"/>
-        </w:rPr>
-        <w:t>typed</w:t>
-      </w:r>
-      <w:proofErr w:type="spellEnd"/>
-      <w:r>
-        <w:rPr>
-          <w:sz w:val="28"/>
-          <w:szCs w:val="28"/>
-        </w:rPr>
-        <w:t xml:space="preserve"> </w:t>
-      </w:r>
-      <w:proofErr w:type="spellStart"/>
-      <w:r>
-        <w:rPr>
-          <w:sz w:val="28"/>
-          <w:szCs w:val="28"/>
-        </w:rPr>
-        <w:t>models</w:t>
-      </w:r>
-      <w:proofErr w:type="spellEnd"/>
+        <w:t>Use strongly typed models</w:t>
+      </w:r>
     </w:p>
     <w:p>
       <w:pPr>
@@ -3732,19 +2861,8 @@
           <w:sz w:val="28"/>
           <w:szCs w:val="28"/>
         </w:rPr>
-        <w:t xml:space="preserve">Use </w:t>
-      </w:r>
-      <w:proofErr w:type="spellStart"/>
-      <w:proofErr w:type="gramStart"/>
-      <w:r>
-        <w:rPr>
-          <w:sz w:val="28"/>
-          <w:szCs w:val="28"/>
-        </w:rPr>
-        <w:t>System.Text.Json</w:t>
-      </w:r>
-      <w:proofErr w:type="spellEnd"/>
-      <w:proofErr w:type="gramEnd"/>
+        <w:t>Use System.Text.Json</w:t>
+      </w:r>
     </w:p>
     <w:p>
       <w:pPr>
@@ -3763,19 +2881,8 @@
           <w:sz w:val="28"/>
           <w:szCs w:val="28"/>
         </w:rPr>
-        <w:t xml:space="preserve">Use </w:t>
-      </w:r>
-      <w:proofErr w:type="spellStart"/>
-      <w:proofErr w:type="gramStart"/>
-      <w:r>
-        <w:rPr>
-          <w:sz w:val="28"/>
-          <w:szCs w:val="28"/>
-        </w:rPr>
-        <w:t>appsettings.json</w:t>
-      </w:r>
-      <w:proofErr w:type="spellEnd"/>
-      <w:proofErr w:type="gramEnd"/>
+        <w:t>Use appsettings.json</w:t>
+      </w:r>
     </w:p>
     <w:p>
       <w:pPr>
@@ -3794,17 +2901,8 @@
           <w:sz w:val="28"/>
           <w:szCs w:val="28"/>
         </w:rPr>
-        <w:t xml:space="preserve">Use </w:t>
-      </w:r>
-      <w:proofErr w:type="spellStart"/>
-      <w:r>
-        <w:rPr>
-          <w:sz w:val="28"/>
-          <w:szCs w:val="28"/>
-        </w:rPr>
-        <w:t>logging</w:t>
-      </w:r>
-      <w:proofErr w:type="spellEnd"/>
+        <w:t>Use logging</w:t>
+      </w:r>
     </w:p>
     <w:p>
       <w:pPr>
@@ -3840,47 +2938,13 @@
           <w:szCs w:val="28"/>
         </w:rPr>
       </w:pPr>
-      <w:proofErr w:type="spellStart"/>
-      <w:r>
-        <w:rPr>
-          <w:sz w:val="28"/>
-          <w:szCs w:val="28"/>
-        </w:rPr>
-        <w:t>Keep</w:t>
-      </w:r>
-      <w:proofErr w:type="spellEnd"/>
-      <w:r>
-        <w:rPr>
-          <w:sz w:val="28"/>
-          <w:szCs w:val="28"/>
-        </w:rPr>
-        <w:t xml:space="preserve"> </w:t>
-      </w:r>
-      <w:proofErr w:type="spellStart"/>
-      <w:r>
-        <w:rPr>
-          <w:sz w:val="28"/>
-          <w:szCs w:val="28"/>
-        </w:rPr>
-        <w:t>everything</w:t>
-      </w:r>
-      <w:proofErr w:type="spellEnd"/>
-      <w:r>
-        <w:rPr>
-          <w:sz w:val="28"/>
-          <w:szCs w:val="28"/>
-        </w:rPr>
-        <w:t xml:space="preserve"> simple and </w:t>
-      </w:r>
-      <w:proofErr w:type="spellStart"/>
-      <w:r>
-        <w:rPr>
-          <w:sz w:val="28"/>
-          <w:szCs w:val="28"/>
-        </w:rPr>
-        <w:t>realistic</w:t>
-      </w:r>
-      <w:proofErr w:type="spellEnd"/>
+      <w:r>
+        <w:rPr>
+          <w:sz w:val="28"/>
+          <w:szCs w:val="28"/>
+        </w:rPr>
+        <w:t>Keep everything simple and realistic</w:t>
+      </w:r>
     </w:p>
     <w:p>
       <w:pPr>
@@ -3923,6 +2987,7 @@
           <w:szCs w:val="28"/>
           <w:lang w:val="en-GB"/>
         </w:rPr>
+        <w:lastRenderedPageBreak/>
         <w:t>Do not provide pseudocode; provide real code only</w:t>
       </w:r>
     </w:p>
@@ -3935,6 +3000,16 @@
           <w:lang w:val="en-GB"/>
         </w:rPr>
       </w:pPr>
+    </w:p>
+    <w:p>
+      <w:pPr>
+        <w:spacing w:after="0" w:line="240" w:lineRule="auto"/>
+        <w:rPr>
+          <w:sz w:val="28"/>
+          <w:szCs w:val="28"/>
+          <w:lang w:val="en-GB"/>
+        </w:rPr>
+      </w:pPr>
       <w:r>
         <w:rPr>
           <w:sz w:val="28"/>
@@ -3943,125 +3018,6 @@
         </w:rPr>
         <w:t>Now generate the full solution.</w:t>
       </w:r>
-    </w:p>
-    <w:p>
-      <w:pPr>
-        <w:rPr>
-          <w:lang w:val="en-GB"/>
-        </w:rPr>
-      </w:pPr>
-    </w:p>
-    <w:p>
-      <w:pPr>
-        <w:rPr>
-          <w:lang w:val="en-GB"/>
-        </w:rPr>
-      </w:pPr>
-    </w:p>
-    <w:p>
-      <w:pPr>
-        <w:rPr>
-          <w:lang w:val="en-GB"/>
-        </w:rPr>
-      </w:pPr>
-    </w:p>
-    <w:p>
-      <w:pPr>
-        <w:rPr>
-          <w:lang w:val="en-GB"/>
-        </w:rPr>
-      </w:pPr>
-    </w:p>
-    <w:p>
-      <w:pPr>
-        <w:rPr>
-          <w:lang w:val="en-GB"/>
-        </w:rPr>
-      </w:pPr>
-    </w:p>
-    <w:p>
-      <w:pPr>
-        <w:rPr>
-          <w:lang w:val="en-GB"/>
-        </w:rPr>
-      </w:pPr>
-    </w:p>
-    <w:p>
-      <w:pPr>
-        <w:rPr>
-          <w:lang w:val="en-GB"/>
-        </w:rPr>
-      </w:pPr>
-    </w:p>
-    <w:p>
-      <w:pPr>
-        <w:rPr>
-          <w:lang w:val="en-GB"/>
-        </w:rPr>
-      </w:pPr>
-    </w:p>
-    <w:p>
-      <w:pPr>
-        <w:rPr>
-          <w:lang w:val="en-GB"/>
-        </w:rPr>
-      </w:pPr>
-    </w:p>
-    <w:p>
-      <w:pPr>
-        <w:rPr>
-          <w:lang w:val="en-GB"/>
-        </w:rPr>
-      </w:pPr>
-    </w:p>
-    <w:p>
-      <w:pPr>
-        <w:rPr>
-          <w:lang w:val="en-GB"/>
-        </w:rPr>
-      </w:pPr>
-    </w:p>
-    <w:p>
-      <w:pPr>
-        <w:rPr>
-          <w:lang w:val="en-GB"/>
-        </w:rPr>
-      </w:pPr>
-    </w:p>
-    <w:p>
-      <w:pPr>
-        <w:rPr>
-          <w:lang w:val="en-GB"/>
-        </w:rPr>
-      </w:pPr>
-    </w:p>
-    <w:p>
-      <w:pPr>
-        <w:rPr>
-          <w:lang w:val="en-GB"/>
-        </w:rPr>
-      </w:pPr>
-    </w:p>
-    <w:p>
-      <w:pPr>
-        <w:rPr>
-          <w:lang w:val="en-GB"/>
-        </w:rPr>
-      </w:pPr>
-    </w:p>
-    <w:p>
-      <w:pPr>
-        <w:rPr>
-          <w:lang w:val="en-GB"/>
-        </w:rPr>
-      </w:pPr>
-    </w:p>
-    <w:p>
-      <w:pPr>
-        <w:rPr>
-          <w:lang w:val="en-GB"/>
-        </w:rPr>
-      </w:pPr>
     </w:p>
     <w:p>
       <w:pPr>
@@ -4089,703 +3045,875 @@
           <w:szCs w:val="36"/>
           <w:lang w:val="en-GB"/>
         </w:rPr>
+        <w:t>Prompt Results:</w:t>
+      </w:r>
+    </w:p>
+    <w:p>
+      <w:pPr>
+        <w:spacing w:after="0" w:line="240" w:lineRule="auto"/>
+        <w:rPr>
+          <w:sz w:val="28"/>
+          <w:szCs w:val="28"/>
+          <w:lang w:val="en-GB"/>
+        </w:rPr>
+      </w:pPr>
+    </w:p>
+    <w:p>
+      <w:pPr>
+        <w:spacing w:after="0" w:line="240" w:lineRule="auto"/>
+        <w:rPr>
+          <w:sz w:val="28"/>
+          <w:szCs w:val="28"/>
+          <w:lang w:val="en-GB"/>
+        </w:rPr>
+      </w:pPr>
+      <w:r>
+        <w:rPr>
+          <w:sz w:val="28"/>
+          <w:szCs w:val="28"/>
+          <w:lang w:val="en-GB"/>
+        </w:rPr>
+        <w:t>I'll create the complete **RealDataServiceDemo** project. Let me start by setting up the project structure and all files.</w:t>
+      </w:r>
+    </w:p>
+    <w:p>
+      <w:pPr>
+        <w:spacing w:after="0" w:line="240" w:lineRule="auto"/>
+        <w:rPr>
+          <w:sz w:val="28"/>
+          <w:szCs w:val="28"/>
+          <w:lang w:val="en-GB"/>
+        </w:rPr>
+      </w:pPr>
+    </w:p>
+    <w:p>
+      <w:pPr>
+        <w:spacing w:after="0" w:line="240" w:lineRule="auto"/>
+        <w:rPr>
+          <w:sz w:val="28"/>
+          <w:szCs w:val="28"/>
+          <w:lang w:val="en-GB"/>
+        </w:rPr>
+      </w:pPr>
+      <w:r>
+        <w:rPr>
+          <w:sz w:val="28"/>
+          <w:szCs w:val="28"/>
+          <w:lang w:val="en-GB"/>
+        </w:rPr>
+        <w:t>Listed directory Build%20Real%20.NET%20Data%20Services</w:t>
+      </w:r>
+    </w:p>
+    <w:p>
+      <w:pPr>
+        <w:spacing w:after="0" w:line="240" w:lineRule="auto"/>
+        <w:rPr>
+          <w:sz w:val="28"/>
+          <w:szCs w:val="28"/>
+          <w:lang w:val="en-GB"/>
+        </w:rPr>
+      </w:pPr>
+    </w:p>
+    <w:p>
+      <w:pPr>
+        <w:spacing w:after="0" w:line="240" w:lineRule="auto"/>
+        <w:rPr>
+          <w:sz w:val="28"/>
+          <w:szCs w:val="28"/>
+          <w:lang w:val="en-GB"/>
+        </w:rPr>
+      </w:pPr>
+      <w:r>
+        <w:rPr>
+          <w:sz w:val="28"/>
+          <w:szCs w:val="28"/>
+          <w:lang w:val="en-GB"/>
+        </w:rPr>
+        <w:t>Good — the workspace is empty. Let me create the .NET console project and then build all the files.</w:t>
+      </w:r>
+    </w:p>
+    <w:p>
+      <w:pPr>
+        <w:spacing w:after="0" w:line="240" w:lineRule="auto"/>
+        <w:rPr>
+          <w:sz w:val="28"/>
+          <w:szCs w:val="28"/>
+          <w:lang w:val="en-GB"/>
+        </w:rPr>
+      </w:pPr>
+    </w:p>
+    <w:p>
+      <w:pPr>
+        <w:spacing w:after="0" w:line="240" w:lineRule="auto"/>
+        <w:rPr>
+          <w:sz w:val="28"/>
+          <w:szCs w:val="28"/>
+          <w:lang w:val="en-GB"/>
+        </w:rPr>
+      </w:pPr>
+      <w:r>
+        <w:rPr>
+          <w:sz w:val="28"/>
+          <w:szCs w:val="28"/>
+          <w:lang w:val="en-GB"/>
+        </w:rPr>
+        <w:t>Ran command: `dotnet new console -n RealDataServiceDemo -o . --framework net10.0`</w:t>
+      </w:r>
+    </w:p>
+    <w:p>
+      <w:pPr>
+        <w:spacing w:after="0" w:line="240" w:lineRule="auto"/>
+        <w:rPr>
+          <w:sz w:val="28"/>
+          <w:szCs w:val="28"/>
+          <w:lang w:val="en-GB"/>
+        </w:rPr>
+      </w:pPr>
+      <w:r>
+        <w:rPr>
+          <w:sz w:val="28"/>
+          <w:szCs w:val="28"/>
+          <w:lang w:val="en-GB"/>
+        </w:rPr>
+        <w:t>Ran command: `dotnet add package Microsoft.Extensions.Configuration --prerelease &amp;&amp; dotnet add package Microsoft.Extensions.Configuration.Json --prerelease &amp;&amp; dotnet add package Microsoft.Extensions.Logging --prerelease &amp;&amp; dotnet add package Microsoft.Extensions.Logging.Console --prerelease`</w:t>
+      </w:r>
+    </w:p>
+    <w:p>
+      <w:pPr>
+        <w:spacing w:after="0" w:line="240" w:lineRule="auto"/>
+        <w:rPr>
+          <w:sz w:val="28"/>
+          <w:szCs w:val="28"/>
+          <w:lang w:val="en-GB"/>
+        </w:rPr>
+      </w:pPr>
+    </w:p>
+    <w:p>
+      <w:pPr>
+        <w:spacing w:after="0" w:line="240" w:lineRule="auto"/>
+        <w:rPr>
+          <w:sz w:val="28"/>
+          <w:szCs w:val="28"/>
+          <w:lang w:val="en-GB"/>
+        </w:rPr>
+      </w:pPr>
+      <w:r>
+        <w:rPr>
+          <w:sz w:val="28"/>
+          <w:szCs w:val="28"/>
+          <w:lang w:val="en-GB"/>
+        </w:rPr>
+        <w:t>PowerShell uses `;` not `&amp;&amp;`. Let me install packages one at a time:</w:t>
+      </w:r>
+    </w:p>
+    <w:p>
+      <w:pPr>
+        <w:spacing w:after="0" w:line="240" w:lineRule="auto"/>
+        <w:rPr>
+          <w:sz w:val="28"/>
+          <w:szCs w:val="28"/>
+          <w:lang w:val="en-GB"/>
+        </w:rPr>
+      </w:pPr>
+    </w:p>
+    <w:p>
+      <w:pPr>
+        <w:spacing w:after="0" w:line="240" w:lineRule="auto"/>
+        <w:rPr>
+          <w:sz w:val="28"/>
+          <w:szCs w:val="28"/>
+          <w:lang w:val="en-GB"/>
+        </w:rPr>
+      </w:pPr>
+      <w:r>
+        <w:rPr>
+          <w:sz w:val="28"/>
+          <w:szCs w:val="28"/>
+          <w:lang w:val="en-GB"/>
+        </w:rPr>
+        <w:t>Ran command: `dotnet add package Microsoft.Extensions.Configuration --prerelease`</w:t>
+      </w:r>
+    </w:p>
+    <w:p>
+      <w:pPr>
+        <w:spacing w:after="0" w:line="240" w:lineRule="auto"/>
+        <w:rPr>
+          <w:sz w:val="28"/>
+          <w:szCs w:val="28"/>
+          <w:lang w:val="en-GB"/>
+        </w:rPr>
+      </w:pPr>
+      <w:r>
+        <w:rPr>
+          <w:sz w:val="28"/>
+          <w:szCs w:val="28"/>
+          <w:lang w:val="en-GB"/>
+        </w:rPr>
+        <w:t>Ran command: `dotnet add package Microsoft.Extensions.Configuration.Json --prerelease`</w:t>
+      </w:r>
+    </w:p>
+    <w:p>
+      <w:pPr>
+        <w:spacing w:after="0" w:line="240" w:lineRule="auto"/>
+        <w:rPr>
+          <w:sz w:val="28"/>
+          <w:szCs w:val="28"/>
+          <w:lang w:val="en-GB"/>
+        </w:rPr>
+      </w:pPr>
+      <w:r>
+        <w:rPr>
+          <w:sz w:val="28"/>
+          <w:szCs w:val="28"/>
+          <w:lang w:val="en-GB"/>
+        </w:rPr>
+        <w:t>Ran command: `dotnet add package Microsoft.Extensions.Logging --prerelease`</w:t>
+      </w:r>
+    </w:p>
+    <w:p>
+      <w:pPr>
+        <w:spacing w:after="0" w:line="240" w:lineRule="auto"/>
+        <w:rPr>
+          <w:sz w:val="28"/>
+          <w:szCs w:val="28"/>
+          <w:lang w:val="en-GB"/>
+        </w:rPr>
+      </w:pPr>
+      <w:r>
+        <w:rPr>
+          <w:sz w:val="28"/>
+          <w:szCs w:val="28"/>
+          <w:lang w:val="en-GB"/>
+        </w:rPr>
+        <w:t>Ran command: `dotnet add package Microsoft.Extensions.Logging.Console --prerelease`</w:t>
+      </w:r>
+    </w:p>
+    <w:p>
+      <w:pPr>
+        <w:spacing w:after="0" w:line="240" w:lineRule="auto"/>
+        <w:rPr>
+          <w:sz w:val="28"/>
+          <w:szCs w:val="28"/>
+          <w:lang w:val="en-GB"/>
+        </w:rPr>
+      </w:pPr>
+    </w:p>
+    <w:p>
+      <w:pPr>
+        <w:spacing w:after="0" w:line="240" w:lineRule="auto"/>
+        <w:rPr>
+          <w:sz w:val="28"/>
+          <w:szCs w:val="28"/>
+          <w:lang w:val="en-GB"/>
+        </w:rPr>
+      </w:pPr>
+      <w:r>
+        <w:rPr>
+          <w:sz w:val="28"/>
+          <w:szCs w:val="28"/>
+          <w:lang w:val="en-GB"/>
+        </w:rPr>
+        <w:t>All 4 NuGet packages installed successfully. Now let me create all the source files:</w:t>
+      </w:r>
+    </w:p>
+    <w:p>
+      <w:pPr>
+        <w:spacing w:after="0" w:line="240" w:lineRule="auto"/>
+        <w:rPr>
+          <w:sz w:val="28"/>
+          <w:szCs w:val="28"/>
+          <w:lang w:val="en-GB"/>
+        </w:rPr>
+      </w:pPr>
+    </w:p>
+    <w:p>
+      <w:pPr>
+        <w:spacing w:after="0" w:line="240" w:lineRule="auto"/>
+        <w:rPr>
+          <w:sz w:val="28"/>
+          <w:szCs w:val="28"/>
+          <w:lang w:val="en-GB"/>
+        </w:rPr>
+      </w:pPr>
+      <w:r>
+        <w:rPr>
+          <w:sz w:val="28"/>
+          <w:szCs w:val="28"/>
+          <w:lang w:val="en-GB"/>
+        </w:rPr>
+        <w:t>Created Post.cs</w:t>
+      </w:r>
+    </w:p>
+    <w:p>
+      <w:pPr>
+        <w:spacing w:after="0" w:line="240" w:lineRule="auto"/>
+        <w:rPr>
+          <w:sz w:val="28"/>
+          <w:szCs w:val="28"/>
+          <w:lang w:val="en-GB"/>
+        </w:rPr>
+      </w:pPr>
+      <w:r>
+        <w:rPr>
+          <w:sz w:val="28"/>
+          <w:szCs w:val="28"/>
+          <w:lang w:val="en-GB"/>
+        </w:rPr>
+        <w:t>Created ProcessedPost.cs</w:t>
+      </w:r>
+    </w:p>
+    <w:p>
+      <w:pPr>
+        <w:spacing w:after="0" w:line="240" w:lineRule="auto"/>
+        <w:rPr>
+          <w:sz w:val="28"/>
+          <w:szCs w:val="28"/>
+          <w:lang w:val="en-GB"/>
+        </w:rPr>
+      </w:pPr>
+      <w:r>
+        <w:rPr>
+          <w:sz w:val="28"/>
+          <w:szCs w:val="28"/>
+          <w:lang w:val="en-GB"/>
+        </w:rPr>
+        <w:t>Created ApiService.cs</w:t>
+      </w:r>
+    </w:p>
+    <w:p>
+      <w:pPr>
+        <w:spacing w:after="0" w:line="240" w:lineRule="auto"/>
+        <w:rPr>
+          <w:sz w:val="28"/>
+          <w:szCs w:val="28"/>
+          <w:lang w:val="en-GB"/>
+        </w:rPr>
+      </w:pPr>
+      <w:r>
+        <w:rPr>
+          <w:sz w:val="28"/>
+          <w:szCs w:val="28"/>
+          <w:lang w:val="en-GB"/>
+        </w:rPr>
         <w:lastRenderedPageBreak/>
-        <w:t>Prompt Results:</w:t>
-      </w:r>
-    </w:p>
-    <w:p>
-      <w:pPr>
-        <w:spacing w:after="0" w:line="240" w:lineRule="auto"/>
-        <w:rPr>
-          <w:sz w:val="28"/>
-          <w:szCs w:val="28"/>
-          <w:lang w:val="en-GB"/>
-        </w:rPr>
-      </w:pPr>
-    </w:p>
-    <w:p>
-      <w:pPr>
-        <w:spacing w:after="0" w:line="240" w:lineRule="auto"/>
-        <w:rPr>
-          <w:sz w:val="28"/>
-          <w:szCs w:val="28"/>
-          <w:lang w:val="en-GB"/>
-        </w:rPr>
-      </w:pPr>
-      <w:r>
-        <w:rPr>
-          <w:sz w:val="28"/>
-          <w:szCs w:val="28"/>
-          <w:lang w:val="en-GB"/>
-        </w:rPr>
-        <w:t>I'll create the complete **</w:t>
-      </w:r>
-      <w:proofErr w:type="spellStart"/>
-      <w:r>
-        <w:rPr>
-          <w:sz w:val="28"/>
-          <w:szCs w:val="28"/>
-          <w:lang w:val="en-GB"/>
-        </w:rPr>
-        <w:t>RealDataServiceDemo</w:t>
-      </w:r>
-      <w:proofErr w:type="spellEnd"/>
-      <w:r>
-        <w:rPr>
-          <w:sz w:val="28"/>
-          <w:szCs w:val="28"/>
-          <w:lang w:val="en-GB"/>
-        </w:rPr>
-        <w:t>** project. Let me start by setting up the project structure and all files.</w:t>
-      </w:r>
-    </w:p>
-    <w:p>
-      <w:pPr>
-        <w:spacing w:after="0" w:line="240" w:lineRule="auto"/>
-        <w:rPr>
-          <w:sz w:val="28"/>
-          <w:szCs w:val="28"/>
-          <w:lang w:val="en-GB"/>
-        </w:rPr>
-      </w:pPr>
-    </w:p>
-    <w:p>
-      <w:pPr>
-        <w:spacing w:after="0" w:line="240" w:lineRule="auto"/>
-        <w:rPr>
-          <w:sz w:val="28"/>
-          <w:szCs w:val="28"/>
-          <w:lang w:val="en-GB"/>
-        </w:rPr>
-      </w:pPr>
-      <w:r>
-        <w:rPr>
-          <w:sz w:val="28"/>
-          <w:szCs w:val="28"/>
-          <w:lang w:val="en-GB"/>
-        </w:rPr>
-        <w:t>Listed directory Build%20Real%20.NET%20Data%20Services</w:t>
-      </w:r>
-    </w:p>
-    <w:p>
-      <w:pPr>
-        <w:spacing w:after="0" w:line="240" w:lineRule="auto"/>
-        <w:rPr>
-          <w:sz w:val="28"/>
-          <w:szCs w:val="28"/>
-          <w:lang w:val="en-GB"/>
-        </w:rPr>
-      </w:pPr>
-    </w:p>
-    <w:p>
-      <w:pPr>
-        <w:spacing w:after="0" w:line="240" w:lineRule="auto"/>
-        <w:rPr>
-          <w:sz w:val="28"/>
-          <w:szCs w:val="28"/>
-          <w:lang w:val="en-GB"/>
-        </w:rPr>
-      </w:pPr>
-      <w:r>
-        <w:rPr>
-          <w:sz w:val="28"/>
-          <w:szCs w:val="28"/>
-          <w:lang w:val="en-GB"/>
-        </w:rPr>
-        <w:t>Good — the workspace is empty. Let me create the .NET console project and then build all the files.</w:t>
-      </w:r>
-    </w:p>
-    <w:p>
-      <w:pPr>
-        <w:spacing w:after="0" w:line="240" w:lineRule="auto"/>
-        <w:rPr>
-          <w:sz w:val="28"/>
-          <w:szCs w:val="28"/>
-          <w:lang w:val="en-GB"/>
-        </w:rPr>
-      </w:pPr>
-    </w:p>
-    <w:p>
-      <w:pPr>
-        <w:spacing w:after="0" w:line="240" w:lineRule="auto"/>
-        <w:rPr>
-          <w:sz w:val="28"/>
-          <w:szCs w:val="28"/>
-          <w:lang w:val="en-GB"/>
-        </w:rPr>
-      </w:pPr>
-      <w:r>
-        <w:rPr>
-          <w:sz w:val="28"/>
-          <w:szCs w:val="28"/>
-          <w:lang w:val="en-GB"/>
-        </w:rPr>
-        <w:t xml:space="preserve">Ran command: `dotnet new console -n </w:t>
-      </w:r>
-      <w:proofErr w:type="spellStart"/>
-      <w:r>
-        <w:rPr>
-          <w:sz w:val="28"/>
-          <w:szCs w:val="28"/>
-          <w:lang w:val="en-GB"/>
-        </w:rPr>
-        <w:t>RealDataServiceDemo</w:t>
-      </w:r>
-      <w:proofErr w:type="spellEnd"/>
-      <w:r>
-        <w:rPr>
-          <w:sz w:val="28"/>
-          <w:szCs w:val="28"/>
-          <w:lang w:val="en-GB"/>
-        </w:rPr>
-        <w:t xml:space="preserve"> -</w:t>
-      </w:r>
-      <w:proofErr w:type="gramStart"/>
-      <w:r>
-        <w:rPr>
-          <w:sz w:val="28"/>
-          <w:szCs w:val="28"/>
-          <w:lang w:val="en-GB"/>
-        </w:rPr>
-        <w:t>o .</w:t>
-      </w:r>
-      <w:proofErr w:type="gramEnd"/>
-      <w:r>
-        <w:rPr>
-          <w:sz w:val="28"/>
-          <w:szCs w:val="28"/>
-          <w:lang w:val="en-GB"/>
-        </w:rPr>
-        <w:t xml:space="preserve"> --framework net10.0`</w:t>
-      </w:r>
-    </w:p>
-    <w:p>
-      <w:pPr>
-        <w:spacing w:after="0" w:line="240" w:lineRule="auto"/>
-        <w:rPr>
-          <w:sz w:val="28"/>
-          <w:szCs w:val="28"/>
-          <w:lang w:val="en-GB"/>
-        </w:rPr>
-      </w:pPr>
-      <w:r>
-        <w:rPr>
-          <w:sz w:val="28"/>
-          <w:szCs w:val="28"/>
-          <w:lang w:val="en-GB"/>
-        </w:rPr>
-        <w:t xml:space="preserve">Ran command: `dotnet add package </w:t>
-      </w:r>
-      <w:proofErr w:type="spellStart"/>
-      <w:proofErr w:type="gramStart"/>
-      <w:r>
-        <w:rPr>
-          <w:sz w:val="28"/>
-          <w:szCs w:val="28"/>
-          <w:lang w:val="en-GB"/>
-        </w:rPr>
-        <w:t>Microsoft.Extensions.Configuration</w:t>
-      </w:r>
-      <w:proofErr w:type="spellEnd"/>
-      <w:proofErr w:type="gramEnd"/>
-      <w:r>
-        <w:rPr>
-          <w:sz w:val="28"/>
-          <w:szCs w:val="28"/>
-          <w:lang w:val="en-GB"/>
-        </w:rPr>
-        <w:t xml:space="preserve"> --prerelease &amp;&amp; dotnet add package </w:t>
-      </w:r>
-      <w:proofErr w:type="spellStart"/>
-      <w:r>
-        <w:rPr>
-          <w:sz w:val="28"/>
-          <w:szCs w:val="28"/>
-          <w:lang w:val="en-GB"/>
-        </w:rPr>
-        <w:t>Microsoft.Extensions.Configuration.Json</w:t>
-      </w:r>
-      <w:proofErr w:type="spellEnd"/>
-      <w:r>
-        <w:rPr>
-          <w:sz w:val="28"/>
-          <w:szCs w:val="28"/>
-          <w:lang w:val="en-GB"/>
-        </w:rPr>
-        <w:t xml:space="preserve"> --prerelease &amp;&amp; dotnet add package </w:t>
-      </w:r>
-      <w:proofErr w:type="spellStart"/>
-      <w:r>
-        <w:rPr>
-          <w:sz w:val="28"/>
-          <w:szCs w:val="28"/>
-          <w:lang w:val="en-GB"/>
-        </w:rPr>
-        <w:t>Microsoft.Extensions.Logging</w:t>
-      </w:r>
-      <w:proofErr w:type="spellEnd"/>
-      <w:r>
-        <w:rPr>
-          <w:sz w:val="28"/>
-          <w:szCs w:val="28"/>
-          <w:lang w:val="en-GB"/>
-        </w:rPr>
-        <w:t xml:space="preserve"> --prerelease &amp;&amp; dotnet add package </w:t>
-      </w:r>
-      <w:proofErr w:type="spellStart"/>
-      <w:r>
-        <w:rPr>
-          <w:sz w:val="28"/>
-          <w:szCs w:val="28"/>
-          <w:lang w:val="en-GB"/>
-        </w:rPr>
-        <w:t>Microsoft.Extensions.Logging.Console</w:t>
-      </w:r>
-      <w:proofErr w:type="spellEnd"/>
-      <w:r>
-        <w:rPr>
-          <w:sz w:val="28"/>
-          <w:szCs w:val="28"/>
-          <w:lang w:val="en-GB"/>
-        </w:rPr>
-        <w:t xml:space="preserve"> --prerelease`</w:t>
-      </w:r>
-    </w:p>
-    <w:p>
-      <w:pPr>
-        <w:spacing w:after="0" w:line="240" w:lineRule="auto"/>
-        <w:rPr>
-          <w:sz w:val="28"/>
-          <w:szCs w:val="28"/>
-          <w:lang w:val="en-GB"/>
-        </w:rPr>
-      </w:pPr>
-    </w:p>
-    <w:p>
-      <w:pPr>
-        <w:spacing w:after="0" w:line="240" w:lineRule="auto"/>
-        <w:rPr>
-          <w:sz w:val="28"/>
-          <w:szCs w:val="28"/>
-          <w:lang w:val="en-GB"/>
-        </w:rPr>
-      </w:pPr>
-      <w:r>
-        <w:rPr>
-          <w:sz w:val="28"/>
-          <w:szCs w:val="28"/>
-          <w:lang w:val="en-GB"/>
-        </w:rPr>
-        <w:t xml:space="preserve">PowerShell uses </w:t>
-      </w:r>
-      <w:proofErr w:type="gramStart"/>
-      <w:r>
-        <w:rPr>
-          <w:sz w:val="28"/>
-          <w:szCs w:val="28"/>
-          <w:lang w:val="en-GB"/>
-        </w:rPr>
-        <w:t>`;`</w:t>
-      </w:r>
-      <w:proofErr w:type="gramEnd"/>
-      <w:r>
-        <w:rPr>
-          <w:sz w:val="28"/>
-          <w:szCs w:val="28"/>
-          <w:lang w:val="en-GB"/>
-        </w:rPr>
-        <w:t xml:space="preserve"> not `&amp;&amp;`. Let me install packages one at a time:</w:t>
-      </w:r>
-    </w:p>
-    <w:p>
-      <w:pPr>
-        <w:spacing w:after="0" w:line="240" w:lineRule="auto"/>
-        <w:rPr>
-          <w:sz w:val="28"/>
-          <w:szCs w:val="28"/>
-          <w:lang w:val="en-GB"/>
-        </w:rPr>
-      </w:pPr>
-    </w:p>
-    <w:p>
-      <w:pPr>
-        <w:spacing w:after="0" w:line="240" w:lineRule="auto"/>
-        <w:rPr>
-          <w:sz w:val="28"/>
-          <w:szCs w:val="28"/>
-          <w:lang w:val="en-GB"/>
-        </w:rPr>
-      </w:pPr>
-      <w:r>
-        <w:rPr>
-          <w:sz w:val="28"/>
-          <w:szCs w:val="28"/>
-          <w:lang w:val="en-GB"/>
-        </w:rPr>
-        <w:t xml:space="preserve">Ran command: `dotnet add package </w:t>
-      </w:r>
-      <w:proofErr w:type="spellStart"/>
-      <w:proofErr w:type="gramStart"/>
-      <w:r>
-        <w:rPr>
-          <w:sz w:val="28"/>
-          <w:szCs w:val="28"/>
-          <w:lang w:val="en-GB"/>
-        </w:rPr>
-        <w:t>Microsoft.Extensions.Configuration</w:t>
-      </w:r>
-      <w:proofErr w:type="spellEnd"/>
-      <w:proofErr w:type="gramEnd"/>
-      <w:r>
-        <w:rPr>
-          <w:sz w:val="28"/>
-          <w:szCs w:val="28"/>
-          <w:lang w:val="en-GB"/>
-        </w:rPr>
-        <w:t xml:space="preserve"> --prerelease`</w:t>
-      </w:r>
-    </w:p>
-    <w:p>
-      <w:pPr>
-        <w:spacing w:after="0" w:line="240" w:lineRule="auto"/>
-        <w:rPr>
-          <w:sz w:val="28"/>
-          <w:szCs w:val="28"/>
-          <w:lang w:val="en-GB"/>
-        </w:rPr>
-      </w:pPr>
-      <w:r>
-        <w:rPr>
-          <w:sz w:val="28"/>
-          <w:szCs w:val="28"/>
-          <w:lang w:val="en-GB"/>
-        </w:rPr>
-        <w:t xml:space="preserve">Ran command: `dotnet add package </w:t>
-      </w:r>
-      <w:proofErr w:type="spellStart"/>
-      <w:proofErr w:type="gramStart"/>
-      <w:r>
-        <w:rPr>
-          <w:sz w:val="28"/>
-          <w:szCs w:val="28"/>
-          <w:lang w:val="en-GB"/>
-        </w:rPr>
-        <w:t>Microsoft.Extensions.Configuration.Json</w:t>
-      </w:r>
-      <w:proofErr w:type="spellEnd"/>
-      <w:proofErr w:type="gramEnd"/>
-      <w:r>
-        <w:rPr>
-          <w:sz w:val="28"/>
-          <w:szCs w:val="28"/>
-          <w:lang w:val="en-GB"/>
-        </w:rPr>
-        <w:t xml:space="preserve"> --prerelease`</w:t>
-      </w:r>
-    </w:p>
-    <w:p>
-      <w:pPr>
-        <w:spacing w:after="0" w:line="240" w:lineRule="auto"/>
-        <w:rPr>
-          <w:sz w:val="28"/>
-          <w:szCs w:val="28"/>
-          <w:lang w:val="en-GB"/>
-        </w:rPr>
-      </w:pPr>
-      <w:r>
-        <w:rPr>
-          <w:sz w:val="28"/>
-          <w:szCs w:val="28"/>
-          <w:lang w:val="en-GB"/>
-        </w:rPr>
-        <w:t xml:space="preserve">Ran command: `dotnet add package </w:t>
-      </w:r>
-      <w:proofErr w:type="spellStart"/>
-      <w:proofErr w:type="gramStart"/>
-      <w:r>
-        <w:rPr>
-          <w:sz w:val="28"/>
-          <w:szCs w:val="28"/>
-          <w:lang w:val="en-GB"/>
-        </w:rPr>
-        <w:t>Microsoft.Extensions.Logging</w:t>
-      </w:r>
-      <w:proofErr w:type="spellEnd"/>
-      <w:proofErr w:type="gramEnd"/>
-      <w:r>
-        <w:rPr>
-          <w:sz w:val="28"/>
-          <w:szCs w:val="28"/>
-          <w:lang w:val="en-GB"/>
-        </w:rPr>
-        <w:t xml:space="preserve"> --prerelease`</w:t>
-      </w:r>
-    </w:p>
-    <w:p>
-      <w:pPr>
-        <w:spacing w:after="0" w:line="240" w:lineRule="auto"/>
-        <w:rPr>
-          <w:sz w:val="28"/>
-          <w:szCs w:val="28"/>
-          <w:lang w:val="en-GB"/>
-        </w:rPr>
-      </w:pPr>
-      <w:r>
-        <w:rPr>
-          <w:sz w:val="28"/>
-          <w:szCs w:val="28"/>
-          <w:lang w:val="en-GB"/>
-        </w:rPr>
-        <w:t xml:space="preserve">Ran command: `dotnet add package </w:t>
-      </w:r>
-      <w:proofErr w:type="spellStart"/>
-      <w:proofErr w:type="gramStart"/>
-      <w:r>
-        <w:rPr>
-          <w:sz w:val="28"/>
-          <w:szCs w:val="28"/>
-          <w:lang w:val="en-GB"/>
-        </w:rPr>
-        <w:t>Microsoft.Extensions.Logging.Console</w:t>
-      </w:r>
-      <w:proofErr w:type="spellEnd"/>
-      <w:proofErr w:type="gramEnd"/>
-      <w:r>
-        <w:rPr>
-          <w:sz w:val="28"/>
-          <w:szCs w:val="28"/>
-          <w:lang w:val="en-GB"/>
-        </w:rPr>
-        <w:t xml:space="preserve"> --prerelease`</w:t>
-      </w:r>
-    </w:p>
-    <w:p>
-      <w:pPr>
-        <w:spacing w:after="0" w:line="240" w:lineRule="auto"/>
-        <w:rPr>
-          <w:sz w:val="28"/>
-          <w:szCs w:val="28"/>
-          <w:lang w:val="en-GB"/>
-        </w:rPr>
-      </w:pPr>
-    </w:p>
-    <w:p>
-      <w:pPr>
-        <w:spacing w:after="0" w:line="240" w:lineRule="auto"/>
-        <w:rPr>
-          <w:sz w:val="28"/>
-          <w:szCs w:val="28"/>
-          <w:lang w:val="en-GB"/>
-        </w:rPr>
-      </w:pPr>
-      <w:r>
-        <w:rPr>
-          <w:sz w:val="28"/>
-          <w:szCs w:val="28"/>
-          <w:lang w:val="en-GB"/>
-        </w:rPr>
-        <w:t>All 4 NuGet packages installed successfully. Now let me create all the source files:</w:t>
-      </w:r>
-    </w:p>
-    <w:p>
-      <w:pPr>
-        <w:spacing w:after="0" w:line="240" w:lineRule="auto"/>
-        <w:rPr>
-          <w:sz w:val="28"/>
-          <w:szCs w:val="28"/>
-          <w:lang w:val="en-GB"/>
-        </w:rPr>
-      </w:pPr>
-    </w:p>
-    <w:p>
-      <w:pPr>
-        <w:spacing w:after="0" w:line="240" w:lineRule="auto"/>
-        <w:rPr>
-          <w:sz w:val="28"/>
-          <w:szCs w:val="28"/>
-          <w:lang w:val="en-GB"/>
-        </w:rPr>
-      </w:pPr>
-      <w:r>
-        <w:rPr>
-          <w:sz w:val="28"/>
-          <w:szCs w:val="28"/>
-          <w:lang w:val="en-GB"/>
-        </w:rPr>
-        <w:t xml:space="preserve">Created </w:t>
-      </w:r>
-      <w:proofErr w:type="spellStart"/>
-      <w:r>
-        <w:rPr>
-          <w:sz w:val="28"/>
-          <w:szCs w:val="28"/>
-          <w:lang w:val="en-GB"/>
-        </w:rPr>
-        <w:t>Post.cs</w:t>
-      </w:r>
-      <w:proofErr w:type="spellEnd"/>
-    </w:p>
-    <w:p>
-      <w:pPr>
-        <w:spacing w:after="0" w:line="240" w:lineRule="auto"/>
-        <w:rPr>
-          <w:sz w:val="28"/>
-          <w:szCs w:val="28"/>
-          <w:lang w:val="en-GB"/>
-        </w:rPr>
-      </w:pPr>
-      <w:r>
-        <w:rPr>
-          <w:sz w:val="28"/>
-          <w:szCs w:val="28"/>
-          <w:lang w:val="en-GB"/>
-        </w:rPr>
-        <w:t xml:space="preserve">Created </w:t>
-      </w:r>
-      <w:proofErr w:type="spellStart"/>
-      <w:r>
-        <w:rPr>
-          <w:sz w:val="28"/>
-          <w:szCs w:val="28"/>
-          <w:lang w:val="en-GB"/>
-        </w:rPr>
-        <w:t>ProcessedPost.cs</w:t>
-      </w:r>
-      <w:proofErr w:type="spellEnd"/>
-    </w:p>
-    <w:p>
-      <w:pPr>
-        <w:spacing w:after="0" w:line="240" w:lineRule="auto"/>
-        <w:rPr>
-          <w:sz w:val="28"/>
-          <w:szCs w:val="28"/>
-          <w:lang w:val="en-GB"/>
-        </w:rPr>
-      </w:pPr>
-      <w:r>
-        <w:rPr>
-          <w:sz w:val="28"/>
-          <w:szCs w:val="28"/>
-          <w:lang w:val="en-GB"/>
-        </w:rPr>
-        <w:t xml:space="preserve">Created </w:t>
-      </w:r>
-      <w:proofErr w:type="spellStart"/>
-      <w:r>
-        <w:rPr>
-          <w:sz w:val="28"/>
-          <w:szCs w:val="28"/>
-          <w:lang w:val="en-GB"/>
-        </w:rPr>
-        <w:t>ApiService.cs</w:t>
-      </w:r>
-      <w:proofErr w:type="spellEnd"/>
-    </w:p>
-    <w:p>
-      <w:pPr>
-        <w:spacing w:after="0" w:line="240" w:lineRule="auto"/>
-        <w:rPr>
-          <w:sz w:val="28"/>
-          <w:szCs w:val="28"/>
-          <w:lang w:val="en-GB"/>
-        </w:rPr>
-      </w:pPr>
-      <w:r>
-        <w:rPr>
-          <w:sz w:val="28"/>
-          <w:szCs w:val="28"/>
-          <w:lang w:val="en-GB"/>
-        </w:rPr>
-        <w:t xml:space="preserve">Created </w:t>
-      </w:r>
-      <w:proofErr w:type="spellStart"/>
-      <w:r>
-        <w:rPr>
-          <w:sz w:val="28"/>
-          <w:szCs w:val="28"/>
-          <w:lang w:val="en-GB"/>
-        </w:rPr>
-        <w:t>FileService.cs</w:t>
-      </w:r>
-      <w:proofErr w:type="spellEnd"/>
-    </w:p>
-    <w:p>
-      <w:pPr>
-        <w:spacing w:after="0" w:line="240" w:lineRule="auto"/>
-        <w:rPr>
-          <w:sz w:val="28"/>
-          <w:szCs w:val="28"/>
-          <w:lang w:val="en-GB"/>
-        </w:rPr>
-      </w:pPr>
-      <w:r>
-        <w:rPr>
-          <w:sz w:val="28"/>
-          <w:szCs w:val="28"/>
-          <w:lang w:val="en-GB"/>
-        </w:rPr>
-        <w:t xml:space="preserve">Edited </w:t>
-      </w:r>
-      <w:proofErr w:type="spellStart"/>
-      <w:proofErr w:type="gramStart"/>
-      <w:r>
-        <w:rPr>
-          <w:sz w:val="28"/>
-          <w:szCs w:val="28"/>
-          <w:lang w:val="en-GB"/>
-        </w:rPr>
-        <w:t>appsettings.json</w:t>
-      </w:r>
-      <w:proofErr w:type="spellEnd"/>
-      <w:proofErr w:type="gramEnd"/>
-    </w:p>
-    <w:p>
-      <w:pPr>
-        <w:spacing w:after="0" w:line="240" w:lineRule="auto"/>
-        <w:rPr>
-          <w:sz w:val="28"/>
-          <w:szCs w:val="28"/>
-          <w:lang w:val="en-GB"/>
-        </w:rPr>
-      </w:pPr>
-      <w:r>
-        <w:rPr>
-          <w:sz w:val="28"/>
-          <w:szCs w:val="28"/>
-          <w:lang w:val="en-GB"/>
-        </w:rPr>
-        <w:t xml:space="preserve">Edited </w:t>
-      </w:r>
-      <w:proofErr w:type="spellStart"/>
-      <w:r>
-        <w:rPr>
-          <w:sz w:val="28"/>
-          <w:szCs w:val="28"/>
-          <w:lang w:val="en-GB"/>
-        </w:rPr>
-        <w:t>Program.cs</w:t>
-      </w:r>
-      <w:proofErr w:type="spellEnd"/>
-    </w:p>
-    <w:p>
-      <w:pPr>
-        <w:spacing w:after="0" w:line="240" w:lineRule="auto"/>
-        <w:rPr>
-          <w:sz w:val="28"/>
-          <w:szCs w:val="28"/>
-          <w:lang w:val="en-GB"/>
-        </w:rPr>
-      </w:pPr>
-    </w:p>
-    <w:p>
-      <w:pPr>
-        <w:spacing w:after="0" w:line="240" w:lineRule="auto"/>
-        <w:rPr>
-          <w:sz w:val="28"/>
-          <w:szCs w:val="28"/>
-          <w:lang w:val="en-GB"/>
-        </w:rPr>
-      </w:pPr>
+        <w:t>Created FileService.cs</w:t>
+      </w:r>
+    </w:p>
+    <w:p>
+      <w:pPr>
+        <w:spacing w:after="0" w:line="240" w:lineRule="auto"/>
+        <w:rPr>
+          <w:sz w:val="28"/>
+          <w:szCs w:val="28"/>
+          <w:lang w:val="en-GB"/>
+        </w:rPr>
+      </w:pPr>
+      <w:r>
+        <w:rPr>
+          <w:sz w:val="28"/>
+          <w:szCs w:val="28"/>
+          <w:lang w:val="en-GB"/>
+        </w:rPr>
+        <w:t>Edited appsettings.json</w:t>
+      </w:r>
+    </w:p>
+    <w:p>
+      <w:pPr>
+        <w:spacing w:after="0" w:line="240" w:lineRule="auto"/>
+        <w:rPr>
+          <w:sz w:val="28"/>
+          <w:szCs w:val="28"/>
+          <w:lang w:val="en-GB"/>
+        </w:rPr>
+      </w:pPr>
+      <w:r>
+        <w:rPr>
+          <w:sz w:val="28"/>
+          <w:szCs w:val="28"/>
+          <w:lang w:val="en-GB"/>
+        </w:rPr>
+        <w:t>Edited Program.cs</w:t>
+      </w:r>
+    </w:p>
+    <w:p>
+      <w:pPr>
+        <w:spacing w:after="0" w:line="240" w:lineRule="auto"/>
+        <w:rPr>
+          <w:sz w:val="28"/>
+          <w:szCs w:val="28"/>
+          <w:lang w:val="en-GB"/>
+        </w:rPr>
+      </w:pPr>
+    </w:p>
+    <w:p>
+      <w:pPr>
+        <w:spacing w:after="0" w:line="240" w:lineRule="auto"/>
+        <w:rPr>
+          <w:sz w:val="28"/>
+          <w:szCs w:val="28"/>
+          <w:lang w:val="en-GB"/>
+        </w:rPr>
+      </w:pPr>
+      <w:r>
+        <w:rPr>
+          <w:sz w:val="28"/>
+          <w:szCs w:val="28"/>
+          <w:lang w:val="en-GB"/>
+        </w:rPr>
+        <w:t>All source files are in place. Now I need to ensure `appsettings.json` is copied to the output directory during build. Let me update the `.csproj` file:</w:t>
+      </w:r>
+    </w:p>
+    <w:p>
+      <w:pPr>
+        <w:spacing w:after="0" w:line="240" w:lineRule="auto"/>
+        <w:rPr>
+          <w:sz w:val="28"/>
+          <w:szCs w:val="28"/>
+          <w:lang w:val="en-GB"/>
+        </w:rPr>
+      </w:pPr>
+    </w:p>
+    <w:p>
+      <w:pPr>
+        <w:spacing w:after="0" w:line="240" w:lineRule="auto"/>
+        <w:rPr>
+          <w:sz w:val="28"/>
+          <w:szCs w:val="28"/>
+          <w:lang w:val="en-GB"/>
+        </w:rPr>
+      </w:pPr>
+      <w:r>
+        <w:rPr>
+          <w:sz w:val="28"/>
+          <w:szCs w:val="28"/>
+          <w:lang w:val="en-GB"/>
+        </w:rPr>
+        <w:t>Viewed RealDataServiceDemo.csproj:1-18</w:t>
+      </w:r>
+    </w:p>
+    <w:p>
+      <w:pPr>
+        <w:spacing w:after="0" w:line="240" w:lineRule="auto"/>
+        <w:rPr>
+          <w:sz w:val="28"/>
+          <w:szCs w:val="28"/>
+          <w:lang w:val="en-GB"/>
+        </w:rPr>
+      </w:pPr>
+      <w:r>
+        <w:rPr>
+          <w:sz w:val="28"/>
+          <w:szCs w:val="28"/>
+          <w:lang w:val="en-GB"/>
+        </w:rPr>
+        <w:t>Edited RealDataServiceDemo.csproj</w:t>
+      </w:r>
+    </w:p>
+    <w:p>
+      <w:pPr>
+        <w:spacing w:after="0" w:line="240" w:lineRule="auto"/>
+        <w:rPr>
+          <w:sz w:val="28"/>
+          <w:szCs w:val="28"/>
+          <w:lang w:val="en-GB"/>
+        </w:rPr>
+      </w:pPr>
+    </w:p>
+    <w:p>
+      <w:pPr>
+        <w:spacing w:after="0" w:line="240" w:lineRule="auto"/>
+        <w:rPr>
+          <w:sz w:val="28"/>
+          <w:szCs w:val="28"/>
+          <w:lang w:val="en-GB"/>
+        </w:rPr>
+      </w:pPr>
+      <w:r>
+        <w:rPr>
+          <w:sz w:val="28"/>
+          <w:szCs w:val="28"/>
+          <w:lang w:val="en-GB"/>
+        </w:rPr>
+        <w:t>Now let's build and run:</w:t>
+      </w:r>
+    </w:p>
+    <w:p>
+      <w:pPr>
+        <w:spacing w:after="0" w:line="240" w:lineRule="auto"/>
+        <w:rPr>
+          <w:sz w:val="28"/>
+          <w:szCs w:val="28"/>
+          <w:lang w:val="en-GB"/>
+        </w:rPr>
+      </w:pPr>
+    </w:p>
+    <w:p>
+      <w:pPr>
+        <w:spacing w:after="0" w:line="240" w:lineRule="auto"/>
+        <w:rPr>
+          <w:sz w:val="28"/>
+          <w:szCs w:val="28"/>
+          <w:lang w:val="en-GB"/>
+        </w:rPr>
+      </w:pPr>
+      <w:r>
+        <w:rPr>
+          <w:sz w:val="28"/>
+          <w:szCs w:val="28"/>
+          <w:lang w:val="en-GB"/>
+        </w:rPr>
+        <w:t>Ran command: `dotnet build`</w:t>
+      </w:r>
+    </w:p>
+    <w:p>
+      <w:pPr>
+        <w:spacing w:after="0" w:line="240" w:lineRule="auto"/>
+        <w:rPr>
+          <w:sz w:val="28"/>
+          <w:szCs w:val="28"/>
+          <w:lang w:val="en-GB"/>
+        </w:rPr>
+      </w:pPr>
+    </w:p>
+    <w:p>
+      <w:pPr>
+        <w:spacing w:after="0" w:line="240" w:lineRule="auto"/>
+        <w:rPr>
+          <w:sz w:val="28"/>
+          <w:szCs w:val="28"/>
+          <w:lang w:val="en-GB"/>
+        </w:rPr>
+      </w:pPr>
+      <w:r>
+        <w:rPr>
+          <w:sz w:val="28"/>
+          <w:szCs w:val="28"/>
+          <w:lang w:val="en-GB"/>
+        </w:rPr>
+        <w:t>**Build succeeded — 0 errors, 0 warnings.** Let's run it:</w:t>
+      </w:r>
+    </w:p>
+    <w:p>
+      <w:pPr>
+        <w:spacing w:after="0" w:line="240" w:lineRule="auto"/>
+        <w:rPr>
+          <w:sz w:val="28"/>
+          <w:szCs w:val="28"/>
+          <w:lang w:val="en-GB"/>
+        </w:rPr>
+      </w:pPr>
+    </w:p>
+    <w:p>
+      <w:pPr>
+        <w:spacing w:after="0" w:line="240" w:lineRule="auto"/>
+        <w:rPr>
+          <w:sz w:val="28"/>
+          <w:szCs w:val="28"/>
+          <w:lang w:val="en-GB"/>
+        </w:rPr>
+      </w:pPr>
+      <w:r>
+        <w:rPr>
+          <w:sz w:val="28"/>
+          <w:szCs w:val="28"/>
+          <w:lang w:val="en-GB"/>
+        </w:rPr>
+        <w:t>Ran command: `dotnet run`</w:t>
+      </w:r>
+    </w:p>
+    <w:p>
+      <w:pPr>
+        <w:spacing w:after="0" w:line="240" w:lineRule="auto"/>
+        <w:rPr>
+          <w:sz w:val="28"/>
+          <w:szCs w:val="28"/>
+          <w:lang w:val="en-GB"/>
+        </w:rPr>
+      </w:pPr>
+    </w:p>
+    <w:p>
+      <w:pPr>
+        <w:spacing w:after="0" w:line="240" w:lineRule="auto"/>
+        <w:rPr>
+          <w:sz w:val="28"/>
+          <w:szCs w:val="28"/>
+          <w:lang w:val="en-GB"/>
+        </w:rPr>
+      </w:pPr>
+      <w:r>
+        <w:rPr>
+          <w:sz w:val="28"/>
+          <w:szCs w:val="28"/>
+          <w:lang w:val="en-GB"/>
+        </w:rPr>
+        <w:t>The application ran successfully. Let me verify the output file:</w:t>
+      </w:r>
+    </w:p>
+    <w:p>
+      <w:pPr>
+        <w:spacing w:after="0" w:line="240" w:lineRule="auto"/>
+        <w:rPr>
+          <w:sz w:val="28"/>
+          <w:szCs w:val="28"/>
+          <w:lang w:val="en-GB"/>
+        </w:rPr>
+      </w:pPr>
+    </w:p>
+    <w:p>
+      <w:pPr>
+        <w:spacing w:after="0" w:line="240" w:lineRule="auto"/>
+        <w:rPr>
+          <w:sz w:val="28"/>
+          <w:szCs w:val="28"/>
+          <w:lang w:val="en-GB"/>
+        </w:rPr>
+      </w:pPr>
+      <w:r>
+        <w:rPr>
+          <w:sz w:val="28"/>
+          <w:szCs w:val="28"/>
+          <w:lang w:val="en-GB"/>
+        </w:rPr>
+        <w:t>Viewed processed_posts.json:1-27</w:t>
+      </w:r>
+    </w:p>
+    <w:p>
+      <w:pPr>
+        <w:spacing w:after="0" w:line="240" w:lineRule="auto"/>
+        <w:rPr>
+          <w:sz w:val="28"/>
+          <w:szCs w:val="28"/>
+          <w:lang w:val="en-GB"/>
+        </w:rPr>
+      </w:pPr>
+    </w:p>
+    <w:p>
+      <w:pPr>
+        <w:spacing w:after="0" w:line="240" w:lineRule="auto"/>
+        <w:rPr>
+          <w:sz w:val="28"/>
+          <w:szCs w:val="28"/>
+          <w:lang w:val="en-GB"/>
+        </w:rPr>
+      </w:pPr>
+      <w:r>
+        <w:rPr>
+          <w:sz w:val="28"/>
+          <w:szCs w:val="28"/>
+          <w:lang w:val="en-GB"/>
+        </w:rPr>
+        <w:t>Everything works perfectly. Now let me create the comprehensive walkthrough artifact:</w:t>
+      </w:r>
+    </w:p>
+    <w:p>
+      <w:pPr>
+        <w:spacing w:after="0" w:line="240" w:lineRule="auto"/>
+        <w:rPr>
+          <w:sz w:val="28"/>
+          <w:szCs w:val="28"/>
+          <w:lang w:val="en-GB"/>
+        </w:rPr>
+      </w:pPr>
+    </w:p>
+    <w:p>
+      <w:pPr>
+        <w:spacing w:after="0" w:line="240" w:lineRule="auto"/>
+        <w:rPr>
+          <w:sz w:val="28"/>
+          <w:szCs w:val="28"/>
+          <w:lang w:val="en-GB"/>
+        </w:rPr>
+      </w:pPr>
+      <w:r>
+        <w:rPr>
+          <w:sz w:val="28"/>
+          <w:szCs w:val="28"/>
+          <w:lang w:val="en-GB"/>
+        </w:rPr>
+        <w:t>Created real_data_service_walkthrough.md</w:t>
+      </w:r>
+    </w:p>
+    <w:p>
+      <w:pPr>
+        <w:spacing w:after="0" w:line="240" w:lineRule="auto"/>
+        <w:rPr>
+          <w:sz w:val="28"/>
+          <w:szCs w:val="28"/>
+          <w:lang w:val="en-GB"/>
+        </w:rPr>
+      </w:pPr>
+    </w:p>
+    <w:p>
+      <w:pPr>
+        <w:spacing w:after="0" w:line="240" w:lineRule="auto"/>
+        <w:rPr>
+          <w:sz w:val="28"/>
+          <w:szCs w:val="28"/>
+          <w:lang w:val="en-GB"/>
+        </w:rPr>
+      </w:pPr>
+      <w:r>
+        <w:rPr>
+          <w:sz w:val="28"/>
+          <w:szCs w:val="28"/>
+          <w:lang w:val="en-GB"/>
+        </w:rPr>
+        <w:t xml:space="preserve">## </w:t>
+      </w:r>
+      <w:r>
+        <w:rPr>
+          <w:rFonts w:ascii="Segoe UI Emoji" w:hAnsi="Segoe UI Emoji" w:cs="Segoe UI Emoji"/>
+          <w:sz w:val="28"/>
+          <w:szCs w:val="28"/>
+          <w:lang w:val="en-GB"/>
+        </w:rPr>
+        <w:t>✅</w:t>
+      </w:r>
+      <w:r>
+        <w:rPr>
+          <w:sz w:val="28"/>
+          <w:szCs w:val="28"/>
+          <w:lang w:val="en-GB"/>
+        </w:rPr>
+        <w:t xml:space="preserve"> RealDataServiceDemo </w:t>
+      </w:r>
+      <w:r>
+        <w:rPr>
+          <w:rFonts w:cs="Aptos"/>
+          <w:sz w:val="28"/>
+          <w:szCs w:val="28"/>
+          <w:lang w:val="en-GB"/>
+        </w:rPr>
+        <w:t>—</w:t>
+      </w:r>
+      <w:r>
+        <w:rPr>
+          <w:sz w:val="28"/>
+          <w:szCs w:val="28"/>
+          <w:lang w:val="en-GB"/>
+        </w:rPr>
+        <w:t xml:space="preserve"> Complete &amp; Running</w:t>
+      </w:r>
+    </w:p>
+    <w:p>
+      <w:pPr>
+        <w:spacing w:after="0" w:line="240" w:lineRule="auto"/>
+        <w:rPr>
+          <w:sz w:val="28"/>
+          <w:szCs w:val="28"/>
+          <w:lang w:val="en-GB"/>
+        </w:rPr>
+      </w:pPr>
+    </w:p>
+    <w:p>
+      <w:pPr>
+        <w:spacing w:after="0" w:line="240" w:lineRule="auto"/>
+        <w:rPr>
+          <w:sz w:val="28"/>
+          <w:szCs w:val="28"/>
+          <w:lang w:val="en-GB"/>
+        </w:rPr>
+      </w:pPr>
+      <w:r>
+        <w:rPr>
+          <w:sz w:val="28"/>
+          <w:szCs w:val="28"/>
+          <w:lang w:val="en-GB"/>
+        </w:rPr>
+        <w:t>The project built with **0 errors, 0 warnings** and ran successfully on the first attempt, fetching 100 posts from JSONPlaceholder, processing the top 5, and saving them to `Output/processed_posts.json`.</w:t>
+      </w:r>
+    </w:p>
+    <w:p>
+      <w:pPr>
+        <w:spacing w:after="0" w:line="240" w:lineRule="auto"/>
+        <w:rPr>
+          <w:sz w:val="28"/>
+          <w:szCs w:val="28"/>
+          <w:lang w:val="en-GB"/>
+        </w:rPr>
+      </w:pPr>
+    </w:p>
+    <w:p>
+      <w:pPr>
+        <w:spacing w:after="0" w:line="240" w:lineRule="auto"/>
+        <w:rPr>
+          <w:sz w:val="28"/>
+          <w:szCs w:val="28"/>
+          <w:lang w:val="en-GB"/>
+        </w:rPr>
+      </w:pPr>
+      <w:r>
+        <w:rPr>
+          <w:sz w:val="28"/>
+          <w:szCs w:val="28"/>
+          <w:lang w:val="en-GB"/>
+        </w:rPr>
+        <w:t>### Files Created</w:t>
+      </w:r>
+    </w:p>
+    <w:p>
+      <w:pPr>
+        <w:spacing w:after="0" w:line="240" w:lineRule="auto"/>
+        <w:rPr>
+          <w:sz w:val="28"/>
+          <w:szCs w:val="28"/>
+          <w:lang w:val="en-GB"/>
+        </w:rPr>
+      </w:pPr>
+    </w:p>
+    <w:p>
+      <w:pPr>
+        <w:spacing w:after="0" w:line="240" w:lineRule="auto"/>
+        <w:rPr>
+          <w:sz w:val="28"/>
+          <w:szCs w:val="28"/>
+          <w:lang w:val="en-GB"/>
+        </w:rPr>
+      </w:pPr>
+      <w:r>
+        <w:rPr>
+          <w:sz w:val="28"/>
+          <w:szCs w:val="28"/>
+          <w:lang w:val="en-GB"/>
+        </w:rPr>
+        <w:t>| File | Purpose |</w:t>
+      </w:r>
+    </w:p>
+    <w:p>
+      <w:pPr>
+        <w:spacing w:after="0" w:line="240" w:lineRule="auto"/>
+        <w:rPr>
+          <w:sz w:val="28"/>
+          <w:szCs w:val="28"/>
+          <w:lang w:val="en-GB"/>
+        </w:rPr>
+      </w:pPr>
+      <w:r>
+        <w:rPr>
+          <w:sz w:val="28"/>
+          <w:szCs w:val="28"/>
+          <w:lang w:val="en-GB"/>
+        </w:rPr>
+        <w:t>|------|---------|</w:t>
+      </w:r>
+    </w:p>
+    <w:p>
+      <w:pPr>
+        <w:spacing w:after="0" w:line="240" w:lineRule="auto"/>
+        <w:rPr>
+          <w:sz w:val="28"/>
+          <w:szCs w:val="28"/>
+          <w:lang w:val="en-GB"/>
+        </w:rPr>
+      </w:pPr>
+      <w:r>
+        <w:rPr>
+          <w:sz w:val="28"/>
+          <w:szCs w:val="28"/>
+          <w:lang w:val="en-GB"/>
+        </w:rPr>
+        <w:t>| [Program.cs](file:///c:/Learn%20C%23/Build%20Real%20.NET%20Dat</w:t>
+      </w:r>
       <w:r>
         <w:rPr>
           <w:sz w:val="28"/>
@@ -4793,390 +3921,118 @@
           <w:lang w:val="en-GB"/>
         </w:rPr>
         <w:lastRenderedPageBreak/>
-        <w:t>All source files are in place. Now I need to ensure `</w:t>
-      </w:r>
-      <w:proofErr w:type="spellStart"/>
-      <w:proofErr w:type="gramStart"/>
-      <w:r>
-        <w:rPr>
-          <w:sz w:val="28"/>
-          <w:szCs w:val="28"/>
-          <w:lang w:val="en-GB"/>
-        </w:rPr>
-        <w:t>appsettings.json</w:t>
-      </w:r>
-      <w:proofErr w:type="spellEnd"/>
-      <w:proofErr w:type="gramEnd"/>
-      <w:r>
-        <w:rPr>
-          <w:sz w:val="28"/>
-          <w:szCs w:val="28"/>
-          <w:lang w:val="en-GB"/>
-        </w:rPr>
-        <w:t>` is copied to the output directory during build. Let me update the `.</w:t>
-      </w:r>
-      <w:proofErr w:type="spellStart"/>
-      <w:r>
-        <w:rPr>
-          <w:sz w:val="28"/>
-          <w:szCs w:val="28"/>
-          <w:lang w:val="en-GB"/>
-        </w:rPr>
-        <w:t>csproj</w:t>
-      </w:r>
-      <w:proofErr w:type="spellEnd"/>
-      <w:r>
-        <w:rPr>
-          <w:sz w:val="28"/>
-          <w:szCs w:val="28"/>
-          <w:lang w:val="en-GB"/>
-        </w:rPr>
-        <w:t>` file:</w:t>
-      </w:r>
-    </w:p>
-    <w:p>
-      <w:pPr>
-        <w:spacing w:after="0" w:line="240" w:lineRule="auto"/>
-        <w:rPr>
-          <w:sz w:val="28"/>
-          <w:szCs w:val="28"/>
-          <w:lang w:val="en-GB"/>
-        </w:rPr>
-      </w:pPr>
-    </w:p>
-    <w:p>
-      <w:pPr>
-        <w:spacing w:after="0" w:line="240" w:lineRule="auto"/>
-        <w:rPr>
-          <w:sz w:val="28"/>
-          <w:szCs w:val="28"/>
-          <w:lang w:val="en-GB"/>
-        </w:rPr>
-      </w:pPr>
-      <w:r>
-        <w:rPr>
-          <w:sz w:val="28"/>
-          <w:szCs w:val="28"/>
-          <w:lang w:val="en-GB"/>
-        </w:rPr>
-        <w:t>Viewed RealDataServiceDemo.csproj:1-18</w:t>
-      </w:r>
-    </w:p>
-    <w:p>
-      <w:pPr>
-        <w:spacing w:after="0" w:line="240" w:lineRule="auto"/>
-        <w:rPr>
-          <w:sz w:val="28"/>
-          <w:szCs w:val="28"/>
-          <w:lang w:val="en-GB"/>
-        </w:rPr>
-      </w:pPr>
-      <w:r>
-        <w:rPr>
-          <w:sz w:val="28"/>
-          <w:szCs w:val="28"/>
-          <w:lang w:val="en-GB"/>
-        </w:rPr>
-        <w:t xml:space="preserve">Edited </w:t>
-      </w:r>
-      <w:proofErr w:type="spellStart"/>
-      <w:r>
-        <w:rPr>
-          <w:sz w:val="28"/>
-          <w:szCs w:val="28"/>
-          <w:lang w:val="en-GB"/>
-        </w:rPr>
-        <w:t>RealDataServiceDemo.csproj</w:t>
-      </w:r>
-      <w:proofErr w:type="spellEnd"/>
-    </w:p>
-    <w:p>
-      <w:pPr>
-        <w:spacing w:after="0" w:line="240" w:lineRule="auto"/>
-        <w:rPr>
-          <w:sz w:val="28"/>
-          <w:szCs w:val="28"/>
-          <w:lang w:val="en-GB"/>
-        </w:rPr>
-      </w:pPr>
-    </w:p>
-    <w:p>
-      <w:pPr>
-        <w:spacing w:after="0" w:line="240" w:lineRule="auto"/>
-        <w:rPr>
-          <w:sz w:val="28"/>
-          <w:szCs w:val="28"/>
-          <w:lang w:val="en-GB"/>
-        </w:rPr>
-      </w:pPr>
-      <w:r>
-        <w:rPr>
-          <w:sz w:val="28"/>
-          <w:szCs w:val="28"/>
-          <w:lang w:val="en-GB"/>
-        </w:rPr>
-        <w:t>Now let's build and run:</w:t>
-      </w:r>
-    </w:p>
-    <w:p>
-      <w:pPr>
-        <w:spacing w:after="0" w:line="240" w:lineRule="auto"/>
-        <w:rPr>
-          <w:sz w:val="28"/>
-          <w:szCs w:val="28"/>
-          <w:lang w:val="en-GB"/>
-        </w:rPr>
-      </w:pPr>
-    </w:p>
-    <w:p>
-      <w:pPr>
-        <w:spacing w:after="0" w:line="240" w:lineRule="auto"/>
-        <w:rPr>
-          <w:sz w:val="28"/>
-          <w:szCs w:val="28"/>
-          <w:lang w:val="en-GB"/>
-        </w:rPr>
-      </w:pPr>
-      <w:r>
-        <w:rPr>
-          <w:sz w:val="28"/>
-          <w:szCs w:val="28"/>
-          <w:lang w:val="en-GB"/>
-        </w:rPr>
-        <w:t>Ran command: `dotnet build`</w:t>
-      </w:r>
-    </w:p>
-    <w:p>
-      <w:pPr>
-        <w:spacing w:after="0" w:line="240" w:lineRule="auto"/>
-        <w:rPr>
-          <w:sz w:val="28"/>
-          <w:szCs w:val="28"/>
-          <w:lang w:val="en-GB"/>
-        </w:rPr>
-      </w:pPr>
-    </w:p>
-    <w:p>
-      <w:pPr>
-        <w:spacing w:after="0" w:line="240" w:lineRule="auto"/>
-        <w:rPr>
-          <w:sz w:val="28"/>
-          <w:szCs w:val="28"/>
-          <w:lang w:val="en-GB"/>
-        </w:rPr>
-      </w:pPr>
-      <w:r>
-        <w:rPr>
-          <w:sz w:val="28"/>
-          <w:szCs w:val="28"/>
-          <w:lang w:val="en-GB"/>
-        </w:rPr>
-        <w:t xml:space="preserve">**Build succeeded — 0 errors, 0 </w:t>
-      </w:r>
-      <w:proofErr w:type="gramStart"/>
-      <w:r>
-        <w:rPr>
-          <w:sz w:val="28"/>
-          <w:szCs w:val="28"/>
-          <w:lang w:val="en-GB"/>
-        </w:rPr>
-        <w:t>warnings.*</w:t>
-      </w:r>
-      <w:proofErr w:type="gramEnd"/>
-      <w:r>
-        <w:rPr>
-          <w:sz w:val="28"/>
-          <w:szCs w:val="28"/>
-          <w:lang w:val="en-GB"/>
-        </w:rPr>
-        <w:t>* Let's run it:</w:t>
-      </w:r>
-    </w:p>
-    <w:p>
-      <w:pPr>
-        <w:spacing w:after="0" w:line="240" w:lineRule="auto"/>
-        <w:rPr>
-          <w:sz w:val="28"/>
-          <w:szCs w:val="28"/>
-          <w:lang w:val="en-GB"/>
-        </w:rPr>
-      </w:pPr>
-    </w:p>
-    <w:p>
-      <w:pPr>
-        <w:spacing w:after="0" w:line="240" w:lineRule="auto"/>
-        <w:rPr>
-          <w:sz w:val="28"/>
-          <w:szCs w:val="28"/>
-          <w:lang w:val="en-GB"/>
-        </w:rPr>
-      </w:pPr>
-      <w:r>
-        <w:rPr>
-          <w:sz w:val="28"/>
-          <w:szCs w:val="28"/>
-          <w:lang w:val="en-GB"/>
-        </w:rPr>
-        <w:t>Ran command: `dotnet run`</w:t>
-      </w:r>
-    </w:p>
-    <w:p>
-      <w:pPr>
-        <w:spacing w:after="0" w:line="240" w:lineRule="auto"/>
-        <w:rPr>
-          <w:sz w:val="28"/>
-          <w:szCs w:val="28"/>
-          <w:lang w:val="en-GB"/>
-        </w:rPr>
-      </w:pPr>
-    </w:p>
-    <w:p>
-      <w:pPr>
-        <w:spacing w:after="0" w:line="240" w:lineRule="auto"/>
-        <w:rPr>
-          <w:sz w:val="28"/>
-          <w:szCs w:val="28"/>
-          <w:lang w:val="en-GB"/>
-        </w:rPr>
-      </w:pPr>
-      <w:r>
-        <w:rPr>
-          <w:sz w:val="28"/>
-          <w:szCs w:val="28"/>
-          <w:lang w:val="en-GB"/>
-        </w:rPr>
-        <w:t>The application ran successfully. Let me verify the output file:</w:t>
-      </w:r>
-    </w:p>
-    <w:p>
-      <w:pPr>
-        <w:spacing w:after="0" w:line="240" w:lineRule="auto"/>
-        <w:rPr>
-          <w:sz w:val="28"/>
-          <w:szCs w:val="28"/>
-          <w:lang w:val="en-GB"/>
-        </w:rPr>
-      </w:pPr>
-    </w:p>
-    <w:p>
-      <w:pPr>
-        <w:spacing w:after="0" w:line="240" w:lineRule="auto"/>
-        <w:rPr>
-          <w:sz w:val="28"/>
-          <w:szCs w:val="28"/>
-          <w:lang w:val="en-GB"/>
-        </w:rPr>
-      </w:pPr>
-      <w:r>
-        <w:rPr>
-          <w:sz w:val="28"/>
-          <w:szCs w:val="28"/>
-          <w:lang w:val="en-GB"/>
-        </w:rPr>
-        <w:t>Viewed processed_</w:t>
-      </w:r>
-      <w:proofErr w:type="gramStart"/>
-      <w:r>
-        <w:rPr>
-          <w:sz w:val="28"/>
-          <w:szCs w:val="28"/>
-          <w:lang w:val="en-GB"/>
-        </w:rPr>
-        <w:t>posts.json</w:t>
-      </w:r>
-      <w:proofErr w:type="gramEnd"/>
-      <w:r>
-        <w:rPr>
-          <w:sz w:val="28"/>
-          <w:szCs w:val="28"/>
-          <w:lang w:val="en-GB"/>
-        </w:rPr>
-        <w:t>:1-27</w:t>
-      </w:r>
-    </w:p>
-    <w:p>
-      <w:pPr>
-        <w:spacing w:after="0" w:line="240" w:lineRule="auto"/>
-        <w:rPr>
-          <w:sz w:val="28"/>
-          <w:szCs w:val="28"/>
-          <w:lang w:val="en-GB"/>
-        </w:rPr>
-      </w:pPr>
-    </w:p>
-    <w:p>
-      <w:pPr>
-        <w:spacing w:after="0" w:line="240" w:lineRule="auto"/>
-        <w:rPr>
-          <w:sz w:val="28"/>
-          <w:szCs w:val="28"/>
-          <w:lang w:val="en-GB"/>
-        </w:rPr>
-      </w:pPr>
-      <w:r>
-        <w:rPr>
-          <w:sz w:val="28"/>
-          <w:szCs w:val="28"/>
-          <w:lang w:val="en-GB"/>
-        </w:rPr>
-        <w:t>Everything works perfectly. Now let me create the comprehensive walkthrough artifact:</w:t>
-      </w:r>
-    </w:p>
-    <w:p>
-      <w:pPr>
-        <w:spacing w:after="0" w:line="240" w:lineRule="auto"/>
-        <w:rPr>
-          <w:sz w:val="28"/>
-          <w:szCs w:val="28"/>
-          <w:lang w:val="en-GB"/>
-        </w:rPr>
-      </w:pPr>
-    </w:p>
-    <w:p>
-      <w:pPr>
-        <w:spacing w:after="0" w:line="240" w:lineRule="auto"/>
-        <w:rPr>
-          <w:sz w:val="28"/>
-          <w:szCs w:val="28"/>
-          <w:lang w:val="en-GB"/>
-        </w:rPr>
-      </w:pPr>
-      <w:r>
-        <w:rPr>
-          <w:sz w:val="28"/>
-          <w:szCs w:val="28"/>
-          <w:lang w:val="en-GB"/>
-        </w:rPr>
-        <w:t>Created real_data_service_walkthrough.md</w:t>
-      </w:r>
-    </w:p>
-    <w:p>
-      <w:pPr>
-        <w:spacing w:after="0" w:line="240" w:lineRule="auto"/>
-        <w:rPr>
-          <w:sz w:val="28"/>
-          <w:szCs w:val="28"/>
-          <w:lang w:val="en-GB"/>
-        </w:rPr>
-      </w:pPr>
-    </w:p>
-    <w:p>
-      <w:pPr>
-        <w:spacing w:after="0" w:line="240" w:lineRule="auto"/>
-        <w:rPr>
-          <w:sz w:val="28"/>
-          <w:szCs w:val="28"/>
-          <w:lang w:val="en-GB"/>
-        </w:rPr>
-      </w:pPr>
-      <w:r>
-        <w:rPr>
-          <w:sz w:val="28"/>
-          <w:szCs w:val="28"/>
-          <w:lang w:val="en-GB"/>
-        </w:rPr>
-        <w:t xml:space="preserve">## </w:t>
-      </w:r>
+        <w:t>a%20Services/Program.cs) | Entry point — config, logging, orchestration |</w:t>
+      </w:r>
+    </w:p>
+    <w:p>
+      <w:pPr>
+        <w:spacing w:after="0" w:line="240" w:lineRule="auto"/>
+        <w:rPr>
+          <w:sz w:val="28"/>
+          <w:szCs w:val="28"/>
+          <w:lang w:val="en-GB"/>
+        </w:rPr>
+      </w:pPr>
+      <w:r>
+        <w:rPr>
+          <w:sz w:val="28"/>
+          <w:szCs w:val="28"/>
+          <w:lang w:val="en-GB"/>
+        </w:rPr>
+        <w:t>| [appsettings.json](file:///c:/Learn%20C%23/Build%20Real%20.NET%20Data%20Services/appsettings.json) | API URL, output path, log settings |</w:t>
+      </w:r>
+    </w:p>
+    <w:p>
+      <w:pPr>
+        <w:spacing w:after="0" w:line="240" w:lineRule="auto"/>
+        <w:rPr>
+          <w:sz w:val="28"/>
+          <w:szCs w:val="28"/>
+          <w:lang w:val="en-GB"/>
+        </w:rPr>
+      </w:pPr>
+      <w:r>
+        <w:rPr>
+          <w:sz w:val="28"/>
+          <w:szCs w:val="28"/>
+          <w:lang w:val="en-GB"/>
+        </w:rPr>
+        <w:t>| [Models/Post.cs](file:///c:/Learn%20C%23/Build%20Real%20.NET%20Data%20Services/Models/Post.cs) | API response model |</w:t>
+      </w:r>
+    </w:p>
+    <w:p>
+      <w:pPr>
+        <w:spacing w:after="0" w:line="240" w:lineRule="auto"/>
+        <w:rPr>
+          <w:sz w:val="28"/>
+          <w:szCs w:val="28"/>
+          <w:lang w:val="en-GB"/>
+        </w:rPr>
+      </w:pPr>
+      <w:r>
+        <w:rPr>
+          <w:sz w:val="28"/>
+          <w:szCs w:val="28"/>
+          <w:lang w:val="en-GB"/>
+        </w:rPr>
+        <w:t>| [Models/ProcessedPost.cs](file:///c:/Learn%20C%23/Build%20Real%20.NET%20Data%20Services/Models/ProcessedPost.cs) | Simplified output model |</w:t>
+      </w:r>
+    </w:p>
+    <w:p>
+      <w:pPr>
+        <w:spacing w:after="0" w:line="240" w:lineRule="auto"/>
+        <w:rPr>
+          <w:sz w:val="28"/>
+          <w:szCs w:val="28"/>
+          <w:lang w:val="en-GB"/>
+        </w:rPr>
+      </w:pPr>
+      <w:r>
+        <w:rPr>
+          <w:sz w:val="28"/>
+          <w:szCs w:val="28"/>
+          <w:lang w:val="en-GB"/>
+        </w:rPr>
+        <w:t>| [Services/ApiService.cs](file:///c:/Learn%20C%23/Build%20Real%20.NET%20Data%20Services/Services/ApiService.cs) | Async HTTP + JSON deserialization |</w:t>
+      </w:r>
+    </w:p>
+    <w:p>
+      <w:pPr>
+        <w:spacing w:after="0" w:line="240" w:lineRule="auto"/>
+        <w:rPr>
+          <w:sz w:val="28"/>
+          <w:szCs w:val="28"/>
+          <w:lang w:val="en-GB"/>
+        </w:rPr>
+      </w:pPr>
+      <w:r>
+        <w:rPr>
+          <w:sz w:val="28"/>
+          <w:szCs w:val="28"/>
+          <w:lang w:val="en-GB"/>
+        </w:rPr>
+        <w:t>| [Services/FileService.cs](file:///c:/Learn%20C%23/Build%20Real%20.NET%20Data%20Services/Services/FileService.cs) | JSON serialization + async file write |</w:t>
+      </w:r>
+    </w:p>
+    <w:p>
+      <w:pPr>
+        <w:spacing w:after="0" w:line="240" w:lineRule="auto"/>
+        <w:rPr>
+          <w:sz w:val="28"/>
+          <w:szCs w:val="28"/>
+          <w:lang w:val="en-GB"/>
+        </w:rPr>
+      </w:pPr>
+    </w:p>
+    <w:p>
+      <w:pPr>
+        <w:spacing w:after="0" w:line="240" w:lineRule="auto"/>
+        <w:rPr>
+          <w:sz w:val="28"/>
+          <w:szCs w:val="28"/>
+          <w:lang w:val="en-GB"/>
+        </w:rPr>
+      </w:pPr>
       <w:r>
         <w:rPr>
           <w:rFonts w:ascii="Segoe UI Emoji" w:hAnsi="Segoe UI Emoji" w:cs="Segoe UI Emoji"/>
@@ -5184,6 +4040,79 @@
           <w:szCs w:val="28"/>
           <w:lang w:val="en-GB"/>
         </w:rPr>
+        <w:t>📘</w:t>
+      </w:r>
+      <w:r>
+        <w:rPr>
+          <w:sz w:val="28"/>
+          <w:szCs w:val="28"/>
+          <w:lang w:val="en-GB"/>
+        </w:rPr>
+        <w:t xml:space="preserve"> See the **full walkthrough** in the artifact above — it includes file-by-file explanations, the execution flow diagram, expected output examples, and 3 optional improvement ideas.</w:t>
+      </w:r>
+    </w:p>
+    <w:p>
+      <w:pPr>
+        <w:spacing w:after="0" w:line="240" w:lineRule="auto"/>
+        <w:rPr>
+          <w:sz w:val="28"/>
+          <w:szCs w:val="28"/>
+          <w:lang w:val="en-GB"/>
+        </w:rPr>
+      </w:pPr>
+    </w:p>
+    <w:p>
+      <w:pPr>
+        <w:spacing w:after="0" w:line="240" w:lineRule="auto"/>
+        <w:rPr>
+          <w:sz w:val="28"/>
+          <w:szCs w:val="28"/>
+          <w:lang w:val="en-GB"/>
+        </w:rPr>
+      </w:pPr>
+      <w:r>
+        <w:rPr>
+          <w:sz w:val="28"/>
+          <w:szCs w:val="28"/>
+          <w:lang w:val="en-GB"/>
+        </w:rPr>
+        <w:t>The project is already fully built and executed successfully — no additional steps are needed. Here's a quick recap of what was completed:</w:t>
+      </w:r>
+    </w:p>
+    <w:p>
+      <w:pPr>
+        <w:spacing w:after="0" w:line="240" w:lineRule="auto"/>
+        <w:rPr>
+          <w:sz w:val="28"/>
+          <w:szCs w:val="28"/>
+          <w:lang w:val="en-GB"/>
+        </w:rPr>
+      </w:pPr>
+    </w:p>
+    <w:p>
+      <w:pPr>
+        <w:spacing w:after="0" w:line="240" w:lineRule="auto"/>
+        <w:rPr>
+          <w:sz w:val="28"/>
+          <w:szCs w:val="28"/>
+          <w:lang w:val="en-GB"/>
+        </w:rPr>
+      </w:pPr>
+      <w:r>
+        <w:rPr>
+          <w:sz w:val="28"/>
+          <w:szCs w:val="28"/>
+          <w:lang w:val="en-GB"/>
+        </w:rPr>
+        <w:t xml:space="preserve">- </w:t>
+      </w:r>
+      <w:r>
+        <w:rPr>
+          <w:rFonts w:ascii="Segoe UI Emoji" w:hAnsi="Segoe UI Emoji" w:cs="Segoe UI Emoji"/>
+          <w:sz w:val="28"/>
+          <w:szCs w:val="28"/>
+          <w:lang w:val="en-GB"/>
+        </w:rPr>
         <w:t>✅</w:t>
       </w:r>
       <w:r>
@@ -5192,25 +4121,7 @@
           <w:szCs w:val="28"/>
           <w:lang w:val="en-GB"/>
         </w:rPr>
-        <w:t xml:space="preserve"> </w:t>
-      </w:r>
-      <w:proofErr w:type="spellStart"/>
-      <w:r>
-        <w:rPr>
-          <w:sz w:val="28"/>
-          <w:szCs w:val="28"/>
-          <w:lang w:val="en-GB"/>
-        </w:rPr>
-        <w:t>RealDataServiceDemo</w:t>
-      </w:r>
-      <w:proofErr w:type="spellEnd"/>
-      <w:r>
-        <w:rPr>
-          <w:sz w:val="28"/>
-          <w:szCs w:val="28"/>
-          <w:lang w:val="en-GB"/>
-        </w:rPr>
-        <w:t xml:space="preserve"> </w:t>
+        <w:t xml:space="preserve"> **Project created** </w:t>
       </w:r>
       <w:r>
         <w:rPr>
@@ -5227,218 +4138,236 @@
           <w:szCs w:val="28"/>
           <w:lang w:val="en-GB"/>
         </w:rPr>
-        <w:t xml:space="preserve"> Complete &amp; Running</w:t>
-      </w:r>
-    </w:p>
-    <w:p>
-      <w:pPr>
-        <w:spacing w:after="0" w:line="240" w:lineRule="auto"/>
-        <w:rPr>
-          <w:sz w:val="28"/>
-          <w:szCs w:val="28"/>
-          <w:lang w:val="en-GB"/>
-        </w:rPr>
-      </w:pPr>
-    </w:p>
-    <w:p>
-      <w:pPr>
-        <w:spacing w:after="0" w:line="240" w:lineRule="auto"/>
-        <w:rPr>
-          <w:sz w:val="28"/>
-          <w:szCs w:val="28"/>
-          <w:lang w:val="en-GB"/>
-        </w:rPr>
-      </w:pPr>
-      <w:r>
-        <w:rPr>
-          <w:sz w:val="28"/>
-          <w:szCs w:val="28"/>
-          <w:lang w:val="en-GB"/>
-        </w:rPr>
-        <w:t xml:space="preserve">The project built with **0 errors, 0 warnings** and ran successfully on the first attempt, fetching 100 posts from </w:t>
-      </w:r>
-      <w:proofErr w:type="spellStart"/>
-      <w:r>
-        <w:rPr>
-          <w:sz w:val="28"/>
-          <w:szCs w:val="28"/>
-          <w:lang w:val="en-GB"/>
-        </w:rPr>
-        <w:t>JSONPlaceholder</w:t>
-      </w:r>
-      <w:proofErr w:type="spellEnd"/>
-      <w:r>
-        <w:rPr>
-          <w:sz w:val="28"/>
-          <w:szCs w:val="28"/>
-          <w:lang w:val="en-GB"/>
-        </w:rPr>
-        <w:t>, processing the top 5, and saving them to `Output/</w:t>
-      </w:r>
-      <w:proofErr w:type="spellStart"/>
-      <w:r>
-        <w:rPr>
-          <w:sz w:val="28"/>
-          <w:szCs w:val="28"/>
-          <w:lang w:val="en-GB"/>
-        </w:rPr>
-        <w:t>processed_posts.json</w:t>
-      </w:r>
-      <w:proofErr w:type="spellEnd"/>
-      <w:r>
-        <w:rPr>
-          <w:sz w:val="28"/>
-          <w:szCs w:val="28"/>
-          <w:lang w:val="en-GB"/>
-        </w:rPr>
-        <w:t>`.</w:t>
-      </w:r>
-    </w:p>
-    <w:p>
-      <w:pPr>
-        <w:spacing w:after="0" w:line="240" w:lineRule="auto"/>
-        <w:rPr>
-          <w:sz w:val="28"/>
-          <w:szCs w:val="28"/>
-          <w:lang w:val="en-GB"/>
-        </w:rPr>
-      </w:pPr>
-    </w:p>
-    <w:p>
-      <w:pPr>
-        <w:spacing w:after="0" w:line="240" w:lineRule="auto"/>
-        <w:rPr>
-          <w:sz w:val="28"/>
-          <w:szCs w:val="28"/>
-          <w:lang w:val="en-GB"/>
-        </w:rPr>
-      </w:pPr>
-      <w:r>
-        <w:rPr>
-          <w:sz w:val="28"/>
-          <w:szCs w:val="28"/>
-          <w:lang w:val="en-GB"/>
-        </w:rPr>
-        <w:t>### Files Created</w:t>
-      </w:r>
-    </w:p>
-    <w:p>
-      <w:pPr>
-        <w:spacing w:after="0" w:line="240" w:lineRule="auto"/>
-        <w:rPr>
-          <w:sz w:val="28"/>
-          <w:szCs w:val="28"/>
-          <w:lang w:val="en-GB"/>
-        </w:rPr>
-      </w:pPr>
-    </w:p>
-    <w:p>
-      <w:pPr>
-        <w:spacing w:after="0" w:line="240" w:lineRule="auto"/>
-        <w:rPr>
-          <w:sz w:val="28"/>
-          <w:szCs w:val="28"/>
-          <w:lang w:val="en-GB"/>
-        </w:rPr>
-      </w:pPr>
-      <w:r>
-        <w:rPr>
-          <w:sz w:val="28"/>
-          <w:szCs w:val="28"/>
-          <w:lang w:val="en-GB"/>
-        </w:rPr>
-        <w:t>| File | Purpose |</w:t>
-      </w:r>
-    </w:p>
-    <w:p>
-      <w:pPr>
-        <w:spacing w:after="0" w:line="240" w:lineRule="auto"/>
-        <w:rPr>
-          <w:sz w:val="28"/>
-          <w:szCs w:val="28"/>
-          <w:lang w:val="en-GB"/>
-        </w:rPr>
-      </w:pPr>
-      <w:r>
-        <w:rPr>
-          <w:sz w:val="28"/>
-          <w:szCs w:val="28"/>
-          <w:lang w:val="en-GB"/>
-        </w:rPr>
-        <w:t>|------|---------|</w:t>
-      </w:r>
-    </w:p>
-    <w:p>
-      <w:pPr>
-        <w:spacing w:after="0" w:line="240" w:lineRule="auto"/>
-        <w:rPr>
-          <w:sz w:val="28"/>
-          <w:szCs w:val="28"/>
-          <w:lang w:val="en-GB"/>
-        </w:rPr>
-      </w:pPr>
-      <w:r>
-        <w:rPr>
-          <w:sz w:val="28"/>
-          <w:szCs w:val="28"/>
-          <w:lang w:val="en-GB"/>
-        </w:rPr>
-        <w:t>| [</w:t>
-      </w:r>
-      <w:proofErr w:type="gramStart"/>
-      <w:r>
-        <w:rPr>
-          <w:sz w:val="28"/>
-          <w:szCs w:val="28"/>
-          <w:lang w:val="en-GB"/>
-        </w:rPr>
-        <w:t>Program.cs](</w:t>
-      </w:r>
-      <w:proofErr w:type="gramEnd"/>
-      <w:r>
-        <w:rPr>
-          <w:sz w:val="28"/>
-          <w:szCs w:val="28"/>
-          <w:lang w:val="en-GB"/>
-        </w:rPr>
-        <w:t>file:///c:/Learn%20C%23/Build%20Real%20.NET%20Data%20Services/Program.cs) | Entry point — config, logging, orchestration |</w:t>
-      </w:r>
-    </w:p>
-    <w:p>
-      <w:pPr>
-        <w:spacing w:after="0" w:line="240" w:lineRule="auto"/>
-        <w:rPr>
-          <w:sz w:val="28"/>
-          <w:szCs w:val="28"/>
-          <w:lang w:val="en-GB"/>
-        </w:rPr>
-      </w:pPr>
-      <w:r>
-        <w:rPr>
-          <w:sz w:val="28"/>
-          <w:szCs w:val="28"/>
-          <w:lang w:val="en-GB"/>
-        </w:rPr>
-        <w:t>| [</w:t>
-      </w:r>
-      <w:proofErr w:type="gramStart"/>
-      <w:r>
-        <w:rPr>
-          <w:sz w:val="28"/>
-          <w:szCs w:val="28"/>
-          <w:lang w:val="en-GB"/>
-        </w:rPr>
-        <w:t>appsettings.json</w:t>
-      </w:r>
-      <w:proofErr w:type="gramEnd"/>
-      <w:r>
-        <w:rPr>
-          <w:sz w:val="28"/>
-          <w:szCs w:val="28"/>
-          <w:lang w:val="en-GB"/>
-        </w:rPr>
-        <w:t>](file:///c:/Learn%20C%23/Build%20Real%20.NET%2</w:t>
-      </w:r>
+        <w:t xml:space="preserve"> .NET 10 console app with all 4 NuGet packages</w:t>
+      </w:r>
+    </w:p>
+    <w:p>
+      <w:pPr>
+        <w:spacing w:after="0" w:line="240" w:lineRule="auto"/>
+        <w:rPr>
+          <w:sz w:val="28"/>
+          <w:szCs w:val="28"/>
+          <w:lang w:val="en-GB"/>
+        </w:rPr>
+      </w:pPr>
+      <w:r>
+        <w:rPr>
+          <w:sz w:val="28"/>
+          <w:szCs w:val="28"/>
+          <w:lang w:val="en-GB"/>
+        </w:rPr>
+        <w:t xml:space="preserve">- </w:t>
+      </w:r>
+      <w:r>
+        <w:rPr>
+          <w:rFonts w:ascii="Segoe UI Emoji" w:hAnsi="Segoe UI Emoji" w:cs="Segoe UI Emoji"/>
+          <w:sz w:val="28"/>
+          <w:szCs w:val="28"/>
+          <w:lang w:val="en-GB"/>
+        </w:rPr>
+        <w:t>✅</w:t>
+      </w:r>
+      <w:r>
+        <w:rPr>
+          <w:sz w:val="28"/>
+          <w:szCs w:val="28"/>
+          <w:lang w:val="en-GB"/>
+        </w:rPr>
+        <w:t xml:space="preserve"> **All 6 source files written** </w:t>
+      </w:r>
+      <w:r>
+        <w:rPr>
+          <w:rFonts w:cs="Aptos"/>
+          <w:sz w:val="28"/>
+          <w:szCs w:val="28"/>
+          <w:lang w:val="en-GB"/>
+        </w:rPr>
+        <w:t>—</w:t>
+      </w:r>
+      <w:r>
+        <w:rPr>
+          <w:sz w:val="28"/>
+          <w:szCs w:val="28"/>
+          <w:lang w:val="en-GB"/>
+        </w:rPr>
+        <w:t xml:space="preserve"> `Program.cs`, `appsettings.json`, 2 models, 2 services</w:t>
+      </w:r>
+    </w:p>
+    <w:p>
+      <w:pPr>
+        <w:spacing w:after="0" w:line="240" w:lineRule="auto"/>
+        <w:rPr>
+          <w:sz w:val="28"/>
+          <w:szCs w:val="28"/>
+          <w:lang w:val="en-GB"/>
+        </w:rPr>
+      </w:pPr>
+      <w:r>
+        <w:rPr>
+          <w:sz w:val="28"/>
+          <w:szCs w:val="28"/>
+          <w:lang w:val="en-GB"/>
+        </w:rPr>
+        <w:t xml:space="preserve">- </w:t>
+      </w:r>
+      <w:r>
+        <w:rPr>
+          <w:rFonts w:ascii="Segoe UI Emoji" w:hAnsi="Segoe UI Emoji" w:cs="Segoe UI Emoji"/>
+          <w:sz w:val="28"/>
+          <w:szCs w:val="28"/>
+          <w:lang w:val="en-GB"/>
+        </w:rPr>
+        <w:t>✅</w:t>
+      </w:r>
+      <w:r>
+        <w:rPr>
+          <w:sz w:val="28"/>
+          <w:szCs w:val="28"/>
+          <w:lang w:val="en-GB"/>
+        </w:rPr>
+        <w:t xml:space="preserve"> **Build passed** </w:t>
+      </w:r>
+      <w:r>
+        <w:rPr>
+          <w:rFonts w:cs="Aptos"/>
+          <w:sz w:val="28"/>
+          <w:szCs w:val="28"/>
+          <w:lang w:val="en-GB"/>
+        </w:rPr>
+        <w:t>—</w:t>
+      </w:r>
+      <w:r>
+        <w:rPr>
+          <w:sz w:val="28"/>
+          <w:szCs w:val="28"/>
+          <w:lang w:val="en-GB"/>
+        </w:rPr>
+        <w:t xml:space="preserve"> 0 errors, 0 warnings</w:t>
+      </w:r>
+    </w:p>
+    <w:p>
+      <w:pPr>
+        <w:spacing w:after="0" w:line="240" w:lineRule="auto"/>
+        <w:rPr>
+          <w:sz w:val="28"/>
+          <w:szCs w:val="28"/>
+          <w:lang w:val="en-GB"/>
+        </w:rPr>
+      </w:pPr>
+      <w:r>
+        <w:rPr>
+          <w:sz w:val="28"/>
+          <w:szCs w:val="28"/>
+          <w:lang w:val="en-GB"/>
+        </w:rPr>
+        <w:t xml:space="preserve">- </w:t>
+      </w:r>
+      <w:r>
+        <w:rPr>
+          <w:rFonts w:ascii="Segoe UI Emoji" w:hAnsi="Segoe UI Emoji" w:cs="Segoe UI Emoji"/>
+          <w:sz w:val="28"/>
+          <w:szCs w:val="28"/>
+          <w:lang w:val="en-GB"/>
+        </w:rPr>
+        <w:t>✅</w:t>
+      </w:r>
+      <w:r>
+        <w:rPr>
+          <w:sz w:val="28"/>
+          <w:szCs w:val="28"/>
+          <w:lang w:val="en-GB"/>
+        </w:rPr>
+        <w:t xml:space="preserve"> **Run succeeded** </w:t>
+      </w:r>
+      <w:r>
+        <w:rPr>
+          <w:rFonts w:cs="Aptos"/>
+          <w:sz w:val="28"/>
+          <w:szCs w:val="28"/>
+          <w:lang w:val="en-GB"/>
+        </w:rPr>
+        <w:t>—</w:t>
+      </w:r>
+      <w:r>
+        <w:rPr>
+          <w:sz w:val="28"/>
+          <w:szCs w:val="28"/>
+          <w:lang w:val="en-GB"/>
+        </w:rPr>
+        <w:t xml:space="preserve"> fetched 100 posts from JSONPlaceholder, processed top 5, saved to `Output/processed_posts.json`</w:t>
+      </w:r>
+    </w:p>
+    <w:p>
+      <w:pPr>
+        <w:spacing w:after="0" w:line="240" w:lineRule="auto"/>
+        <w:rPr>
+          <w:sz w:val="28"/>
+          <w:szCs w:val="28"/>
+          <w:lang w:val="en-GB"/>
+        </w:rPr>
+      </w:pPr>
+      <w:r>
+        <w:rPr>
+          <w:sz w:val="28"/>
+          <w:szCs w:val="28"/>
+          <w:lang w:val="en-GB"/>
+        </w:rPr>
+        <w:t xml:space="preserve">- </w:t>
+      </w:r>
+      <w:r>
+        <w:rPr>
+          <w:rFonts w:ascii="Segoe UI Emoji" w:hAnsi="Segoe UI Emoji" w:cs="Segoe UI Emoji"/>
+          <w:sz w:val="28"/>
+          <w:szCs w:val="28"/>
+          <w:lang w:val="en-GB"/>
+        </w:rPr>
+        <w:t>✅</w:t>
+      </w:r>
+      <w:r>
+        <w:rPr>
+          <w:sz w:val="28"/>
+          <w:szCs w:val="28"/>
+          <w:lang w:val="en-GB"/>
+        </w:rPr>
+        <w:t xml:space="preserve"> **Walkthrough artifact delivered** </w:t>
+      </w:r>
+      <w:r>
+        <w:rPr>
+          <w:rFonts w:cs="Aptos"/>
+          <w:sz w:val="28"/>
+          <w:szCs w:val="28"/>
+          <w:lang w:val="en-GB"/>
+        </w:rPr>
+        <w:t>—</w:t>
+      </w:r>
+      <w:r>
+        <w:rPr>
+          <w:sz w:val="28"/>
+          <w:szCs w:val="28"/>
+          <w:lang w:val="en-GB"/>
+        </w:rPr>
+        <w:t xml:space="preserve"> with file explanations, diagrams, expected output, and improvement ideas</w:t>
+      </w:r>
+    </w:p>
+    <w:p>
+      <w:pPr>
+        <w:spacing w:after="0" w:line="240" w:lineRule="auto"/>
+        <w:rPr>
+          <w:sz w:val="28"/>
+          <w:szCs w:val="28"/>
+          <w:lang w:val="en-GB"/>
+        </w:rPr>
+      </w:pPr>
+    </w:p>
+    <w:p>
+      <w:pPr>
+        <w:spacing w:after="0" w:line="240" w:lineRule="auto"/>
+        <w:rPr>
+          <w:sz w:val="28"/>
+          <w:szCs w:val="28"/>
+          <w:lang w:val="en-GB"/>
+        </w:rPr>
+      </w:pPr>
       <w:r>
         <w:rPr>
           <w:sz w:val="28"/>
@@ -5446,587 +4375,6 @@
           <w:lang w:val="en-GB"/>
         </w:rPr>
         <w:lastRenderedPageBreak/>
-        <w:t>0Data%20Services/appsettings.json) | API URL, output path, log settings |</w:t>
-      </w:r>
-    </w:p>
-    <w:p>
-      <w:pPr>
-        <w:spacing w:after="0" w:line="240" w:lineRule="auto"/>
-        <w:rPr>
-          <w:sz w:val="28"/>
-          <w:szCs w:val="28"/>
-          <w:lang w:val="en-GB"/>
-        </w:rPr>
-      </w:pPr>
-      <w:r>
-        <w:rPr>
-          <w:sz w:val="28"/>
-          <w:szCs w:val="28"/>
-          <w:lang w:val="en-GB"/>
-        </w:rPr>
-        <w:t>| [</w:t>
-      </w:r>
-      <w:proofErr w:type="gramStart"/>
-      <w:r>
-        <w:rPr>
-          <w:sz w:val="28"/>
-          <w:szCs w:val="28"/>
-          <w:lang w:val="en-GB"/>
-        </w:rPr>
-        <w:t>Models/Post.cs](</w:t>
-      </w:r>
-      <w:proofErr w:type="gramEnd"/>
-      <w:r>
-        <w:rPr>
-          <w:sz w:val="28"/>
-          <w:szCs w:val="28"/>
-          <w:lang w:val="en-GB"/>
-        </w:rPr>
-        <w:t>file:///c:/Learn%20C%23/Build%20Real%20.NET%20Data%20Services/Models/Post.cs) | API response model |</w:t>
-      </w:r>
-    </w:p>
-    <w:p>
-      <w:pPr>
-        <w:spacing w:after="0" w:line="240" w:lineRule="auto"/>
-        <w:rPr>
-          <w:sz w:val="28"/>
-          <w:szCs w:val="28"/>
-          <w:lang w:val="en-GB"/>
-        </w:rPr>
-      </w:pPr>
-      <w:r>
-        <w:rPr>
-          <w:sz w:val="28"/>
-          <w:szCs w:val="28"/>
-          <w:lang w:val="en-GB"/>
-        </w:rPr>
-        <w:t>| [</w:t>
-      </w:r>
-      <w:proofErr w:type="gramStart"/>
-      <w:r>
-        <w:rPr>
-          <w:sz w:val="28"/>
-          <w:szCs w:val="28"/>
-          <w:lang w:val="en-GB"/>
-        </w:rPr>
-        <w:t>Models/ProcessedPost.cs](</w:t>
-      </w:r>
-      <w:proofErr w:type="gramEnd"/>
-      <w:r>
-        <w:rPr>
-          <w:sz w:val="28"/>
-          <w:szCs w:val="28"/>
-          <w:lang w:val="en-GB"/>
-        </w:rPr>
-        <w:t>file:///c:/Learn%20C%23/Build%20Real%20.NET%20Data%20Services/Models/ProcessedPost.cs) | Simplified output model |</w:t>
-      </w:r>
-    </w:p>
-    <w:p>
-      <w:pPr>
-        <w:spacing w:after="0" w:line="240" w:lineRule="auto"/>
-        <w:rPr>
-          <w:sz w:val="28"/>
-          <w:szCs w:val="28"/>
-          <w:lang w:val="en-GB"/>
-        </w:rPr>
-      </w:pPr>
-      <w:r>
-        <w:rPr>
-          <w:sz w:val="28"/>
-          <w:szCs w:val="28"/>
-          <w:lang w:val="en-GB"/>
-        </w:rPr>
-        <w:t>| [</w:t>
-      </w:r>
-      <w:proofErr w:type="gramStart"/>
-      <w:r>
-        <w:rPr>
-          <w:sz w:val="28"/>
-          <w:szCs w:val="28"/>
-          <w:lang w:val="en-GB"/>
-        </w:rPr>
-        <w:t>Services/ApiService.cs](</w:t>
-      </w:r>
-      <w:proofErr w:type="gramEnd"/>
-      <w:r>
-        <w:rPr>
-          <w:sz w:val="28"/>
-          <w:szCs w:val="28"/>
-          <w:lang w:val="en-GB"/>
-        </w:rPr>
-        <w:t>file:///c:/Learn%20C%23/Build%20Real%20.NET%20Data%20Services/Services/ApiService.cs) | Async HTTP + JSON deserialization |</w:t>
-      </w:r>
-    </w:p>
-    <w:p>
-      <w:pPr>
-        <w:spacing w:after="0" w:line="240" w:lineRule="auto"/>
-        <w:rPr>
-          <w:sz w:val="28"/>
-          <w:szCs w:val="28"/>
-          <w:lang w:val="en-GB"/>
-        </w:rPr>
-      </w:pPr>
-      <w:r>
-        <w:rPr>
-          <w:sz w:val="28"/>
-          <w:szCs w:val="28"/>
-          <w:lang w:val="en-GB"/>
-        </w:rPr>
-        <w:t>| [</w:t>
-      </w:r>
-      <w:proofErr w:type="gramStart"/>
-      <w:r>
-        <w:rPr>
-          <w:sz w:val="28"/>
-          <w:szCs w:val="28"/>
-          <w:lang w:val="en-GB"/>
-        </w:rPr>
-        <w:t>Services/FileService.cs](</w:t>
-      </w:r>
-      <w:proofErr w:type="gramEnd"/>
-      <w:r>
-        <w:rPr>
-          <w:sz w:val="28"/>
-          <w:szCs w:val="28"/>
-          <w:lang w:val="en-GB"/>
-        </w:rPr>
-        <w:t>file:///c:/Learn%20C%23/Build%20Real%20.NET%20Data%20Services/Services/FileService.cs) | JSON serialization + async file write |</w:t>
-      </w:r>
-    </w:p>
-    <w:p>
-      <w:pPr>
-        <w:spacing w:after="0" w:line="240" w:lineRule="auto"/>
-        <w:rPr>
-          <w:sz w:val="28"/>
-          <w:szCs w:val="28"/>
-          <w:lang w:val="en-GB"/>
-        </w:rPr>
-      </w:pPr>
-    </w:p>
-    <w:p>
-      <w:pPr>
-        <w:spacing w:after="0" w:line="240" w:lineRule="auto"/>
-        <w:rPr>
-          <w:sz w:val="28"/>
-          <w:szCs w:val="28"/>
-          <w:lang w:val="en-GB"/>
-        </w:rPr>
-      </w:pPr>
-      <w:r>
-        <w:rPr>
-          <w:rFonts w:ascii="Segoe UI Emoji" w:hAnsi="Segoe UI Emoji" w:cs="Segoe UI Emoji"/>
-          <w:sz w:val="28"/>
-          <w:szCs w:val="28"/>
-          <w:lang w:val="en-GB"/>
-        </w:rPr>
-        <w:t>📘</w:t>
-      </w:r>
-      <w:r>
-        <w:rPr>
-          <w:sz w:val="28"/>
-          <w:szCs w:val="28"/>
-          <w:lang w:val="en-GB"/>
-        </w:rPr>
-        <w:t xml:space="preserve"> See the **full walkthrough** in the artifact above — it includes file-by-file explanations, the execution flow diagram, expected output examples, and 3 optional improvement ideas.</w:t>
-      </w:r>
-    </w:p>
-    <w:p>
-      <w:pPr>
-        <w:spacing w:after="0" w:line="240" w:lineRule="auto"/>
-        <w:rPr>
-          <w:sz w:val="28"/>
-          <w:szCs w:val="28"/>
-          <w:lang w:val="en-GB"/>
-        </w:rPr>
-      </w:pPr>
-    </w:p>
-    <w:p>
-      <w:pPr>
-        <w:spacing w:after="0" w:line="240" w:lineRule="auto"/>
-        <w:rPr>
-          <w:sz w:val="28"/>
-          <w:szCs w:val="28"/>
-          <w:lang w:val="en-GB"/>
-        </w:rPr>
-      </w:pPr>
-      <w:r>
-        <w:rPr>
-          <w:sz w:val="28"/>
-          <w:szCs w:val="28"/>
-          <w:lang w:val="en-GB"/>
-        </w:rPr>
-        <w:t>The project is already fully built and executed successfully — no additional steps are needed. Here's a quick recap of what was completed:</w:t>
-      </w:r>
-    </w:p>
-    <w:p>
-      <w:pPr>
-        <w:spacing w:after="0" w:line="240" w:lineRule="auto"/>
-        <w:rPr>
-          <w:sz w:val="28"/>
-          <w:szCs w:val="28"/>
-          <w:lang w:val="en-GB"/>
-        </w:rPr>
-      </w:pPr>
-    </w:p>
-    <w:p>
-      <w:pPr>
-        <w:spacing w:after="0" w:line="240" w:lineRule="auto"/>
-        <w:rPr>
-          <w:sz w:val="28"/>
-          <w:szCs w:val="28"/>
-          <w:lang w:val="en-GB"/>
-        </w:rPr>
-      </w:pPr>
-      <w:r>
-        <w:rPr>
-          <w:sz w:val="28"/>
-          <w:szCs w:val="28"/>
-          <w:lang w:val="en-GB"/>
-        </w:rPr>
-        <w:t xml:space="preserve">- </w:t>
-      </w:r>
-      <w:r>
-        <w:rPr>
-          <w:rFonts w:ascii="Segoe UI Emoji" w:hAnsi="Segoe UI Emoji" w:cs="Segoe UI Emoji"/>
-          <w:sz w:val="28"/>
-          <w:szCs w:val="28"/>
-          <w:lang w:val="en-GB"/>
-        </w:rPr>
-        <w:t>✅</w:t>
-      </w:r>
-      <w:r>
-        <w:rPr>
-          <w:sz w:val="28"/>
-          <w:szCs w:val="28"/>
-          <w:lang w:val="en-GB"/>
-        </w:rPr>
-        <w:t xml:space="preserve"> **Project created** </w:t>
-      </w:r>
-      <w:r>
-        <w:rPr>
-          <w:rFonts w:cs="Aptos"/>
-          <w:sz w:val="28"/>
-          <w:szCs w:val="28"/>
-          <w:lang w:val="en-GB"/>
-        </w:rPr>
-        <w:t>—</w:t>
-      </w:r>
-      <w:r>
-        <w:rPr>
-          <w:sz w:val="28"/>
-          <w:szCs w:val="28"/>
-          <w:lang w:val="en-GB"/>
-        </w:rPr>
-        <w:t xml:space="preserve"> .NET 10 console app with all 4 NuGet packages</w:t>
-      </w:r>
-    </w:p>
-    <w:p>
-      <w:pPr>
-        <w:spacing w:after="0" w:line="240" w:lineRule="auto"/>
-        <w:rPr>
-          <w:sz w:val="28"/>
-          <w:szCs w:val="28"/>
-          <w:lang w:val="en-GB"/>
-        </w:rPr>
-      </w:pPr>
-      <w:r>
-        <w:rPr>
-          <w:sz w:val="28"/>
-          <w:szCs w:val="28"/>
-          <w:lang w:val="en-GB"/>
-        </w:rPr>
-        <w:t xml:space="preserve">- </w:t>
-      </w:r>
-      <w:r>
-        <w:rPr>
-          <w:rFonts w:ascii="Segoe UI Emoji" w:hAnsi="Segoe UI Emoji" w:cs="Segoe UI Emoji"/>
-          <w:sz w:val="28"/>
-          <w:szCs w:val="28"/>
-          <w:lang w:val="en-GB"/>
-        </w:rPr>
-        <w:t>✅</w:t>
-      </w:r>
-      <w:r>
-        <w:rPr>
-          <w:sz w:val="28"/>
-          <w:szCs w:val="28"/>
-          <w:lang w:val="en-GB"/>
-        </w:rPr>
-        <w:t xml:space="preserve"> **All 6 source files written** </w:t>
-      </w:r>
-      <w:r>
-        <w:rPr>
-          <w:rFonts w:cs="Aptos"/>
-          <w:sz w:val="28"/>
-          <w:szCs w:val="28"/>
-          <w:lang w:val="en-GB"/>
-        </w:rPr>
-        <w:t>—</w:t>
-      </w:r>
-      <w:r>
-        <w:rPr>
-          <w:sz w:val="28"/>
-          <w:szCs w:val="28"/>
-          <w:lang w:val="en-GB"/>
-        </w:rPr>
-        <w:t xml:space="preserve"> `</w:t>
-      </w:r>
-      <w:proofErr w:type="spellStart"/>
-      <w:r>
-        <w:rPr>
-          <w:sz w:val="28"/>
-          <w:szCs w:val="28"/>
-          <w:lang w:val="en-GB"/>
-        </w:rPr>
-        <w:t>Program.cs</w:t>
-      </w:r>
-      <w:proofErr w:type="spellEnd"/>
-      <w:r>
-        <w:rPr>
-          <w:sz w:val="28"/>
-          <w:szCs w:val="28"/>
-          <w:lang w:val="en-GB"/>
-        </w:rPr>
-        <w:t>`, `</w:t>
-      </w:r>
-      <w:proofErr w:type="spellStart"/>
-      <w:proofErr w:type="gramStart"/>
-      <w:r>
-        <w:rPr>
-          <w:sz w:val="28"/>
-          <w:szCs w:val="28"/>
-          <w:lang w:val="en-GB"/>
-        </w:rPr>
-        <w:t>appsettings.json</w:t>
-      </w:r>
-      <w:proofErr w:type="spellEnd"/>
-      <w:proofErr w:type="gramEnd"/>
-      <w:r>
-        <w:rPr>
-          <w:sz w:val="28"/>
-          <w:szCs w:val="28"/>
-          <w:lang w:val="en-GB"/>
-        </w:rPr>
-        <w:t>`, 2 models, 2 services</w:t>
-      </w:r>
-    </w:p>
-    <w:p>
-      <w:pPr>
-        <w:spacing w:after="0" w:line="240" w:lineRule="auto"/>
-        <w:rPr>
-          <w:sz w:val="28"/>
-          <w:szCs w:val="28"/>
-          <w:lang w:val="en-GB"/>
-        </w:rPr>
-      </w:pPr>
-      <w:r>
-        <w:rPr>
-          <w:sz w:val="28"/>
-          <w:szCs w:val="28"/>
-          <w:lang w:val="en-GB"/>
-        </w:rPr>
-        <w:t xml:space="preserve">- </w:t>
-      </w:r>
-      <w:r>
-        <w:rPr>
-          <w:rFonts w:ascii="Segoe UI Emoji" w:hAnsi="Segoe UI Emoji" w:cs="Segoe UI Emoji"/>
-          <w:sz w:val="28"/>
-          <w:szCs w:val="28"/>
-          <w:lang w:val="en-GB"/>
-        </w:rPr>
-        <w:t>✅</w:t>
-      </w:r>
-      <w:r>
-        <w:rPr>
-          <w:sz w:val="28"/>
-          <w:szCs w:val="28"/>
-          <w:lang w:val="en-GB"/>
-        </w:rPr>
-        <w:t xml:space="preserve"> **Build passed** </w:t>
-      </w:r>
-      <w:r>
-        <w:rPr>
-          <w:rFonts w:cs="Aptos"/>
-          <w:sz w:val="28"/>
-          <w:szCs w:val="28"/>
-          <w:lang w:val="en-GB"/>
-        </w:rPr>
-        <w:t>—</w:t>
-      </w:r>
-      <w:r>
-        <w:rPr>
-          <w:sz w:val="28"/>
-          <w:szCs w:val="28"/>
-          <w:lang w:val="en-GB"/>
-        </w:rPr>
-        <w:t xml:space="preserve"> 0 errors, 0 warnings</w:t>
-      </w:r>
-    </w:p>
-    <w:p>
-      <w:pPr>
-        <w:spacing w:after="0" w:line="240" w:lineRule="auto"/>
-        <w:rPr>
-          <w:sz w:val="28"/>
-          <w:szCs w:val="28"/>
-          <w:lang w:val="en-GB"/>
-        </w:rPr>
-      </w:pPr>
-      <w:r>
-        <w:rPr>
-          <w:sz w:val="28"/>
-          <w:szCs w:val="28"/>
-          <w:lang w:val="en-GB"/>
-        </w:rPr>
-        <w:t xml:space="preserve">- </w:t>
-      </w:r>
-      <w:r>
-        <w:rPr>
-          <w:rFonts w:ascii="Segoe UI Emoji" w:hAnsi="Segoe UI Emoji" w:cs="Segoe UI Emoji"/>
-          <w:sz w:val="28"/>
-          <w:szCs w:val="28"/>
-          <w:lang w:val="en-GB"/>
-        </w:rPr>
-        <w:t>✅</w:t>
-      </w:r>
-      <w:r>
-        <w:rPr>
-          <w:sz w:val="28"/>
-          <w:szCs w:val="28"/>
-          <w:lang w:val="en-GB"/>
-        </w:rPr>
-        <w:t xml:space="preserve"> **Run succeeded** </w:t>
-      </w:r>
-      <w:r>
-        <w:rPr>
-          <w:rFonts w:cs="Aptos"/>
-          <w:sz w:val="28"/>
-          <w:szCs w:val="28"/>
-          <w:lang w:val="en-GB"/>
-        </w:rPr>
-        <w:t>—</w:t>
-      </w:r>
-      <w:r>
-        <w:rPr>
-          <w:sz w:val="28"/>
-          <w:szCs w:val="28"/>
-          <w:lang w:val="en-GB"/>
-        </w:rPr>
-        <w:t xml:space="preserve"> fetched 100 posts from </w:t>
-      </w:r>
-      <w:proofErr w:type="spellStart"/>
-      <w:r>
-        <w:rPr>
-          <w:sz w:val="28"/>
-          <w:szCs w:val="28"/>
-          <w:lang w:val="en-GB"/>
-        </w:rPr>
-        <w:t>JSONPlaceholder</w:t>
-      </w:r>
-      <w:proofErr w:type="spellEnd"/>
-      <w:r>
-        <w:rPr>
-          <w:sz w:val="28"/>
-          <w:szCs w:val="28"/>
-          <w:lang w:val="en-GB"/>
-        </w:rPr>
-        <w:t>, processed top 5, saved to `Output/</w:t>
-      </w:r>
-      <w:proofErr w:type="spellStart"/>
-      <w:r>
-        <w:rPr>
-          <w:sz w:val="28"/>
-          <w:szCs w:val="28"/>
-          <w:lang w:val="en-GB"/>
-        </w:rPr>
-        <w:t>processed_posts.json</w:t>
-      </w:r>
-      <w:proofErr w:type="spellEnd"/>
-      <w:r>
-        <w:rPr>
-          <w:sz w:val="28"/>
-          <w:szCs w:val="28"/>
-          <w:lang w:val="en-GB"/>
-        </w:rPr>
-        <w:t>`</w:t>
-      </w:r>
-    </w:p>
-    <w:p>
-      <w:pPr>
-        <w:spacing w:after="0" w:line="240" w:lineRule="auto"/>
-        <w:rPr>
-          <w:sz w:val="28"/>
-          <w:szCs w:val="28"/>
-          <w:lang w:val="en-GB"/>
-        </w:rPr>
-      </w:pPr>
-      <w:r>
-        <w:rPr>
-          <w:sz w:val="28"/>
-          <w:szCs w:val="28"/>
-          <w:lang w:val="en-GB"/>
-        </w:rPr>
-        <w:t xml:space="preserve">- </w:t>
-      </w:r>
-      <w:r>
-        <w:rPr>
-          <w:rFonts w:ascii="Segoe UI Emoji" w:hAnsi="Segoe UI Emoji" w:cs="Segoe UI Emoji"/>
-          <w:sz w:val="28"/>
-          <w:szCs w:val="28"/>
-          <w:lang w:val="en-GB"/>
-        </w:rPr>
-        <w:t>✅</w:t>
-      </w:r>
-      <w:r>
-        <w:rPr>
-          <w:sz w:val="28"/>
-          <w:szCs w:val="28"/>
-          <w:lang w:val="en-GB"/>
-        </w:rPr>
-        <w:t xml:space="preserve"> **Walkthrough artifact delivered** </w:t>
-      </w:r>
-      <w:r>
-        <w:rPr>
-          <w:rFonts w:cs="Aptos"/>
-          <w:sz w:val="28"/>
-          <w:szCs w:val="28"/>
-          <w:lang w:val="en-GB"/>
-        </w:rPr>
-        <w:t>—</w:t>
-      </w:r>
-      <w:r>
-        <w:rPr>
-          <w:sz w:val="28"/>
-          <w:szCs w:val="28"/>
-          <w:lang w:val="en-GB"/>
-        </w:rPr>
-        <w:t xml:space="preserve"> with file explanations, diagrams, expected output, and improvement ideas</w:t>
-      </w:r>
-    </w:p>
-    <w:p>
-      <w:pPr>
-        <w:spacing w:after="0" w:line="240" w:lineRule="auto"/>
-        <w:rPr>
-          <w:sz w:val="28"/>
-          <w:szCs w:val="28"/>
-          <w:lang w:val="en-GB"/>
-        </w:rPr>
-      </w:pPr>
-    </w:p>
-    <w:p>
-      <w:pPr>
-        <w:spacing w:after="0" w:line="240" w:lineRule="auto"/>
-        <w:rPr>
-          <w:sz w:val="28"/>
-          <w:szCs w:val="28"/>
-          <w:lang w:val="en-GB"/>
-        </w:rPr>
-      </w:pPr>
-      <w:r>
-        <w:rPr>
-          <w:sz w:val="28"/>
-          <w:szCs w:val="28"/>
-          <w:lang w:val="en-GB"/>
-        </w:rPr>
         <w:t>The app is ready for students to study and extend. Run it again anytime with `dotnet run` from the project directory.</w:t>
       </w:r>
     </w:p>
@@ -9632,6 +7980,7 @@
   <w:style w:type="character" w:default="1" w:styleId="Fuentedeprrafopredeter">
     <w:name w:val="Default Paragraph Font"/>
     <w:uiPriority w:val="1"/>
+    <w:semiHidden/>
     <w:unhideWhenUsed/>
   </w:style>
   <w:style w:type="table" w:default="1" w:styleId="Tablanormal">
